--- a/SOF3032/Slide/Slide 5/Lab5.docx
+++ b/SOF3032/Slide/Slide 5/Lab5.docx
@@ -1,6 +1,6 @@
 
 <file path=word/document.xml><?xml version="1.0" encoding="utf-8"?>
-<w:document xmlns:wpc="http://schemas.microsoft.com/office/word/2010/wordprocessingCanvas" xmlns:cx="http://schemas.microsoft.com/office/drawing/2014/chartex" xmlns:cx1="http://schemas.microsoft.com/office/drawing/2015/9/8/chartex" xmlns:cx2="http://schemas.microsoft.com/office/drawing/2015/10/21/chartex" xmlns:cx3="http://schemas.microsoft.com/office/drawing/2016/5/9/chartex" xmlns:cx4="http://schemas.microsoft.com/office/drawing/2016/5/10/chartex" xmlns:cx5="http://schemas.microsoft.com/office/drawing/2016/5/11/chartex" xmlns:cx6="http://schemas.microsoft.com/office/drawing/2016/5/12/chartex" xmlns:cx7="http://schemas.microsoft.com/office/drawing/2016/5/13/chartex" xmlns:cx8="http://schemas.microsoft.com/office/drawing/2016/5/14/chartex" xmlns:mc="http://schemas.openxmlformats.org/markup-compatibility/2006" xmlns:aink="http://schemas.microsoft.com/office/drawing/2016/ink" xmlns:am3d="http://schemas.microsoft.com/office/drawing/2017/model3d" xmlns:o="urn:schemas-microsoft-com:office:office" xmlns:oel="http://schemas.microsoft.com/office/2019/extlst" xmlns:r="http://schemas.openxmlformats.org/officeDocument/2006/relationships" xmlns:m="http://schemas.openxmlformats.org/officeDocument/2006/math" xmlns:v="urn:schemas-microsoft-com:vml" xmlns:wp14="http://schemas.microsoft.com/office/word/2010/wordprocessingDrawing" xmlns:wp="http://schemas.openxmlformats.org/drawingml/2006/wordprocessingDrawing" xmlns:w10="urn:schemas-microsoft-com:office:word" xmlns:w="http://schemas.openxmlformats.org/wordprocessingml/2006/main" xmlns:w14="http://schemas.microsoft.com/office/word/2010/wordml" xmlns:w15="http://schemas.microsoft.com/office/word/2012/wordml" xmlns:w16cex="http://schemas.microsoft.com/office/word/2018/wordml/cex" xmlns:w16cid="http://schemas.microsoft.com/office/word/2016/wordml/cid" xmlns:w16="http://schemas.microsoft.com/office/word/2018/wordml" xmlns:w16du="http://schemas.microsoft.com/office/word/2023/wordml/word16du" xmlns:w16sdtdh="http://schemas.microsoft.com/office/word/2020/wordml/sdtdatahash" xmlns:w16se="http://schemas.microsoft.com/office/word/2015/wordml/symex" xmlns:wpg="http://schemas.microsoft.com/office/word/2010/wordprocessingGroup" xmlns:wpi="http://schemas.microsoft.com/office/word/2010/wordprocessingInk" xmlns:wne="http://schemas.microsoft.com/office/word/2006/wordml" xmlns:wps="http://schemas.microsoft.com/office/word/2010/wordprocessingShape" mc:Ignorable="w14 w15 w16se w16cid w16 w16cex w16sdtdh w16du wp14">
+<w:document xmlns:wpc="http://schemas.microsoft.com/office/word/2010/wordprocessingCanvas" xmlns:cx="http://schemas.microsoft.com/office/drawing/2014/chartex" xmlns:cx1="http://schemas.microsoft.com/office/drawing/2015/9/8/chartex" xmlns:cx2="http://schemas.microsoft.com/office/drawing/2015/10/21/chartex" xmlns:cx3="http://schemas.microsoft.com/office/drawing/2016/5/9/chartex" xmlns:cx4="http://schemas.microsoft.com/office/drawing/2016/5/10/chartex" xmlns:cx5="http://schemas.microsoft.com/office/drawing/2016/5/11/chartex" xmlns:cx6="http://schemas.microsoft.com/office/drawing/2016/5/12/chartex" xmlns:cx7="http://schemas.microsoft.com/office/drawing/2016/5/13/chartex" xmlns:cx8="http://schemas.microsoft.com/office/drawing/2016/5/14/chartex" xmlns:mc="http://schemas.openxmlformats.org/markup-compatibility/2006" xmlns:aink="http://schemas.microsoft.com/office/drawing/2016/ink" xmlns:am3d="http://schemas.microsoft.com/office/drawing/2017/model3d" xmlns:o="urn:schemas-microsoft-com:office:office" xmlns:r="http://schemas.openxmlformats.org/officeDocument/2006/relationships" xmlns:m="http://schemas.openxmlformats.org/officeDocument/2006/math" xmlns:v="urn:schemas-microsoft-com:vml" xmlns:wp14="http://schemas.microsoft.com/office/word/2010/wordprocessingDrawing" xmlns:wp="http://schemas.openxmlformats.org/drawingml/2006/wordprocessingDrawing" xmlns:w10="urn:schemas-microsoft-com:office:word" xmlns:w="http://schemas.openxmlformats.org/wordprocessingml/2006/main" xmlns:w14="http://schemas.microsoft.com/office/word/2010/wordml" xmlns:w15="http://schemas.microsoft.com/office/word/2012/wordml" xmlns:w16cex="http://schemas.microsoft.com/office/word/2018/wordml/cex" xmlns:w16cid="http://schemas.microsoft.com/office/word/2016/wordml/cid" xmlns:w16="http://schemas.microsoft.com/office/word/2018/wordml" xmlns:w16sdtdh="http://schemas.microsoft.com/office/word/2020/wordml/sdtdatahash" xmlns:w16se="http://schemas.microsoft.com/office/word/2015/wordml/symex" xmlns:wpg="http://schemas.microsoft.com/office/word/2010/wordprocessingGroup" xmlns:wpi="http://schemas.microsoft.com/office/word/2010/wordprocessingInk" xmlns:wne="http://schemas.microsoft.com/office/word/2006/wordml" xmlns:wps="http://schemas.microsoft.com/office/word/2010/wordprocessingShape" mc:Ignorable="w14 w15 w16se w16cid w16 w16cex w16sdtdh wp14">
   <w:body>
     <w:p>
       <w:pPr>
@@ -8,7 +8,13 @@
       </w:pPr>
       <w:proofErr w:type="spellStart"/>
       <w:r>
-        <w:t>Mục</w:t>
+        <w:t>M</w:t>
+      </w:r>
+      <w:r>
+        <w:t>ụ</w:t>
+      </w:r>
+      <w:r>
+        <w:t>c</w:t>
       </w:r>
       <w:proofErr w:type="spellEnd"/>
       <w:r>
@@ -26,7 +32,13 @@
     <w:p>
       <w:proofErr w:type="spellStart"/>
       <w:r>
-        <w:t>Kết</w:t>
+        <w:t>K</w:t>
+      </w:r>
+      <w:r>
+        <w:t>ế</w:t>
+      </w:r>
+      <w:r>
+        <w:t>t</w:t>
       </w:r>
       <w:proofErr w:type="spellEnd"/>
       <w:r>
@@ -46,15 +58,13 @@
       </w:r>
       <w:proofErr w:type="spellEnd"/>
       <w:r>
-        <w:t xml:space="preserve"> </w:t>
-      </w:r>
-      <w:proofErr w:type="spellStart"/>
-      <w:r>
-        <w:t>thực</w:t>
-      </w:r>
-      <w:proofErr w:type="spellEnd"/>
-      <w:r>
-        <w:t xml:space="preserve"> </w:t>
+        <w:t xml:space="preserve"> th</w:t>
+      </w:r>
+      <w:r>
+        <w:t>ự</w:t>
+      </w:r>
+      <w:r>
+        <w:t xml:space="preserve">c </w:t>
       </w:r>
       <w:proofErr w:type="spellStart"/>
       <w:r>
@@ -62,35 +72,28 @@
       </w:r>
       <w:proofErr w:type="spellEnd"/>
       <w:r>
-        <w:t xml:space="preserve"> </w:t>
-      </w:r>
-      <w:proofErr w:type="spellStart"/>
-      <w:r>
-        <w:t>này</w:t>
-      </w:r>
-      <w:proofErr w:type="spellEnd"/>
-      <w:r>
-        <w:t xml:space="preserve"> </w:t>
-      </w:r>
-      <w:proofErr w:type="spellStart"/>
-      <w:r>
-        <w:t>bạn</w:t>
-      </w:r>
-      <w:proofErr w:type="spellEnd"/>
-      <w:r>
-        <w:t xml:space="preserve"> </w:t>
-      </w:r>
-      <w:proofErr w:type="spellStart"/>
-      <w:r>
-        <w:t>có</w:t>
-      </w:r>
-      <w:proofErr w:type="spellEnd"/>
-      <w:r>
-        <w:t xml:space="preserve"> </w:t>
-      </w:r>
-      <w:proofErr w:type="spellStart"/>
-      <w:r>
-        <w:t>khả</w:t>
+        <w:t xml:space="preserve"> này </w:t>
+      </w:r>
+      <w:proofErr w:type="spellStart"/>
+      <w:r>
+        <w:t>b</w:t>
+      </w:r>
+      <w:r>
+        <w:t>ạ</w:t>
+      </w:r>
+      <w:r>
+        <w:t>n</w:t>
+      </w:r>
+      <w:proofErr w:type="spellEnd"/>
+      <w:r>
+        <w:t xml:space="preserve"> có </w:t>
+      </w:r>
+      <w:proofErr w:type="spellStart"/>
+      <w:r>
+        <w:t>kh</w:t>
+      </w:r>
+      <w:r>
+        <w:t>ả</w:t>
       </w:r>
       <w:proofErr w:type="spellEnd"/>
       <w:r>
@@ -118,39 +121,63 @@
       </w:pPr>
       <w:proofErr w:type="spellStart"/>
       <w:r>
-        <w:t>Sử</w:t>
-      </w:r>
-      <w:proofErr w:type="spellEnd"/>
-      <w:r>
-        <w:t xml:space="preserve"> </w:t>
-      </w:r>
-      <w:proofErr w:type="spellStart"/>
-      <w:r>
-        <w:t>dụng</w:t>
-      </w:r>
-      <w:proofErr w:type="spellEnd"/>
-      <w:r>
-        <w:t xml:space="preserve"> </w:t>
-      </w:r>
-      <w:proofErr w:type="spellStart"/>
-      <w:r>
-        <w:t>kỹ</w:t>
-      </w:r>
-      <w:proofErr w:type="spellEnd"/>
-      <w:r>
-        <w:t xml:space="preserve"> </w:t>
-      </w:r>
-      <w:proofErr w:type="spellStart"/>
-      <w:r>
-        <w:t>thuật</w:t>
-      </w:r>
-      <w:proofErr w:type="spellEnd"/>
-      <w:r>
-        <w:t xml:space="preserve"> </w:t>
-      </w:r>
-      <w:proofErr w:type="spellStart"/>
-      <w:r>
-        <w:t>hộp</w:t>
+        <w:t>S</w:t>
+      </w:r>
+      <w:r>
+        <w:t>ử</w:t>
+      </w:r>
+      <w:proofErr w:type="spellEnd"/>
+      <w:r>
+        <w:t xml:space="preserve"> </w:t>
+      </w:r>
+      <w:proofErr w:type="spellStart"/>
+      <w:r>
+        <w:t>d</w:t>
+      </w:r>
+      <w:r>
+        <w:t>ụ</w:t>
+      </w:r>
+      <w:r>
+        <w:t>ng</w:t>
+      </w:r>
+      <w:proofErr w:type="spellEnd"/>
+      <w:r>
+        <w:t xml:space="preserve"> </w:t>
+      </w:r>
+      <w:proofErr w:type="spellStart"/>
+      <w:r>
+        <w:t>k</w:t>
+      </w:r>
+      <w:r>
+        <w:t>ỹ</w:t>
+      </w:r>
+      <w:proofErr w:type="spellEnd"/>
+      <w:r>
+        <w:t xml:space="preserve"> </w:t>
+      </w:r>
+      <w:proofErr w:type="spellStart"/>
+      <w:r>
+        <w:t>thu</w:t>
+      </w:r>
+      <w:r>
+        <w:t>ậ</w:t>
+      </w:r>
+      <w:r>
+        <w:t>t</w:t>
+      </w:r>
+      <w:proofErr w:type="spellEnd"/>
+      <w:r>
+        <w:t xml:space="preserve"> </w:t>
+      </w:r>
+      <w:proofErr w:type="spellStart"/>
+      <w:r>
+        <w:t>h</w:t>
+      </w:r>
+      <w:r>
+        <w:t>ộ</w:t>
+      </w:r>
+      <w:r>
+        <w:t>p</w:t>
       </w:r>
       <w:proofErr w:type="spellEnd"/>
       <w:r>
@@ -162,13 +189,11 @@
       </w:r>
       <w:proofErr w:type="spellEnd"/>
       <w:r>
-        <w:t xml:space="preserve"> </w:t>
-      </w:r>
-      <w:proofErr w:type="spellStart"/>
-      <w:r>
-        <w:t>để</w:t>
-      </w:r>
-      <w:proofErr w:type="spellEnd"/>
+        <w:t xml:space="preserve"> đ</w:t>
+      </w:r>
+      <w:r>
+        <w:t>ể</w:t>
+      </w:r>
       <w:r>
         <w:t xml:space="preserve"> </w:t>
       </w:r>
@@ -186,45 +211,37 @@
       </w:r>
       <w:proofErr w:type="spellEnd"/>
       <w:r>
-        <w:t xml:space="preserve"> </w:t>
-      </w:r>
-      <w:proofErr w:type="spellStart"/>
-      <w:r>
-        <w:t>các</w:t>
-      </w:r>
-      <w:proofErr w:type="spellEnd"/>
-      <w:r>
-        <w:t xml:space="preserve"> </w:t>
-      </w:r>
-      <w:proofErr w:type="spellStart"/>
-      <w:r>
-        <w:t>trường</w:t>
-      </w:r>
-      <w:proofErr w:type="spellEnd"/>
-      <w:r>
-        <w:t xml:space="preserve"> </w:t>
-      </w:r>
-      <w:proofErr w:type="spellStart"/>
-      <w:r>
-        <w:t>hợp</w:t>
-      </w:r>
-      <w:proofErr w:type="spellEnd"/>
-      <w:r>
-        <w:t xml:space="preserve"> </w:t>
-      </w:r>
-      <w:proofErr w:type="spellStart"/>
-      <w:r>
-        <w:t>kiểm</w:t>
-      </w:r>
-      <w:proofErr w:type="spellEnd"/>
-      <w:r>
-        <w:t xml:space="preserve"> </w:t>
-      </w:r>
-      <w:proofErr w:type="spellStart"/>
-      <w:r>
-        <w:t>thử</w:t>
-      </w:r>
-      <w:proofErr w:type="spellEnd"/>
+        <w:t xml:space="preserve"> các trư</w:t>
+      </w:r>
+      <w:r>
+        <w:t>ờ</w:t>
+      </w:r>
+      <w:r>
+        <w:t xml:space="preserve">ng </w:t>
+      </w:r>
+      <w:proofErr w:type="spellStart"/>
+      <w:r>
+        <w:t>h</w:t>
+      </w:r>
+      <w:r>
+        <w:t>ợ</w:t>
+      </w:r>
+      <w:r>
+        <w:t>p</w:t>
+      </w:r>
+      <w:proofErr w:type="spellEnd"/>
+      <w:r>
+        <w:t xml:space="preserve"> ki</w:t>
+      </w:r>
+      <w:r>
+        <w:t>ể</w:t>
+      </w:r>
+      <w:r>
+        <w:t>m th</w:t>
+      </w:r>
+      <w:r>
+        <w:t>ử</w:t>
+      </w:r>
     </w:p>
     <w:p>
       <w:pPr>
@@ -242,31 +259,49 @@
       </w:pPr>
       <w:proofErr w:type="spellStart"/>
       <w:r>
-        <w:t>Sử</w:t>
-      </w:r>
-      <w:proofErr w:type="spellEnd"/>
-      <w:r>
-        <w:t xml:space="preserve"> </w:t>
-      </w:r>
-      <w:proofErr w:type="spellStart"/>
-      <w:r>
-        <w:t>dụng</w:t>
-      </w:r>
-      <w:proofErr w:type="spellEnd"/>
-      <w:r>
-        <w:t xml:space="preserve"> </w:t>
-      </w:r>
-      <w:proofErr w:type="spellStart"/>
-      <w:r>
-        <w:t>kỹ</w:t>
-      </w:r>
-      <w:proofErr w:type="spellEnd"/>
-      <w:r>
-        <w:t xml:space="preserve"> </w:t>
-      </w:r>
-      <w:proofErr w:type="spellStart"/>
-      <w:r>
-        <w:t>thuật</w:t>
+        <w:t>S</w:t>
+      </w:r>
+      <w:r>
+        <w:t>ử</w:t>
+      </w:r>
+      <w:proofErr w:type="spellEnd"/>
+      <w:r>
+        <w:t xml:space="preserve"> </w:t>
+      </w:r>
+      <w:proofErr w:type="spellStart"/>
+      <w:r>
+        <w:t>d</w:t>
+      </w:r>
+      <w:r>
+        <w:t>ụ</w:t>
+      </w:r>
+      <w:r>
+        <w:t>ng</w:t>
+      </w:r>
+      <w:proofErr w:type="spellEnd"/>
+      <w:r>
+        <w:t xml:space="preserve"> </w:t>
+      </w:r>
+      <w:proofErr w:type="spellStart"/>
+      <w:r>
+        <w:t>k</w:t>
+      </w:r>
+      <w:r>
+        <w:t>ỹ</w:t>
+      </w:r>
+      <w:proofErr w:type="spellEnd"/>
+      <w:r>
+        <w:t xml:space="preserve"> </w:t>
+      </w:r>
+      <w:proofErr w:type="spellStart"/>
+      <w:r>
+        <w:t>thu</w:t>
+      </w:r>
+      <w:r>
+        <w:t>ậ</w:t>
+      </w:r>
+      <w:r>
+        <w:t>t</w:t>
       </w:r>
       <w:proofErr w:type="spellEnd"/>
       <w:r>
@@ -282,17 +317,21 @@
       </w:r>
       <w:proofErr w:type="spellStart"/>
       <w:r>
-        <w:t>nghiệm</w:t>
-      </w:r>
-      <w:proofErr w:type="spellEnd"/>
-      <w:r>
-        <w:t xml:space="preserve"> </w:t>
-      </w:r>
-      <w:proofErr w:type="spellStart"/>
-      <w:r>
-        <w:t>để</w:t>
-      </w:r>
-      <w:proofErr w:type="spellEnd"/>
+        <w:t>nghi</w:t>
+      </w:r>
+      <w:r>
+        <w:t>ệ</w:t>
+      </w:r>
+      <w:r>
+        <w:t>m</w:t>
+      </w:r>
+      <w:proofErr w:type="spellEnd"/>
+      <w:r>
+        <w:t xml:space="preserve"> đ</w:t>
+      </w:r>
+      <w:r>
+        <w:t>ể</w:t>
+      </w:r>
       <w:r>
         <w:t xml:space="preserve"> </w:t>
       </w:r>
@@ -310,45 +349,37 @@
       </w:r>
       <w:proofErr w:type="spellEnd"/>
       <w:r>
-        <w:t xml:space="preserve"> </w:t>
-      </w:r>
-      <w:proofErr w:type="spellStart"/>
-      <w:r>
-        <w:t>các</w:t>
-      </w:r>
-      <w:proofErr w:type="spellEnd"/>
-      <w:r>
-        <w:t xml:space="preserve"> </w:t>
-      </w:r>
-      <w:proofErr w:type="spellStart"/>
-      <w:r>
-        <w:t>trường</w:t>
-      </w:r>
-      <w:proofErr w:type="spellEnd"/>
-      <w:r>
-        <w:t xml:space="preserve"> </w:t>
-      </w:r>
-      <w:proofErr w:type="spellStart"/>
-      <w:r>
-        <w:t>hợp</w:t>
-      </w:r>
-      <w:proofErr w:type="spellEnd"/>
-      <w:r>
-        <w:t xml:space="preserve"> </w:t>
-      </w:r>
-      <w:proofErr w:type="spellStart"/>
-      <w:r>
-        <w:t>kiểm</w:t>
-      </w:r>
-      <w:proofErr w:type="spellEnd"/>
-      <w:r>
-        <w:t xml:space="preserve"> </w:t>
-      </w:r>
-      <w:proofErr w:type="spellStart"/>
-      <w:r>
-        <w:t>thử</w:t>
-      </w:r>
-      <w:proofErr w:type="spellEnd"/>
+        <w:t xml:space="preserve"> các trư</w:t>
+      </w:r>
+      <w:r>
+        <w:t>ờ</w:t>
+      </w:r>
+      <w:r>
+        <w:t xml:space="preserve">ng </w:t>
+      </w:r>
+      <w:proofErr w:type="spellStart"/>
+      <w:r>
+        <w:t>h</w:t>
+      </w:r>
+      <w:r>
+        <w:t>ợ</w:t>
+      </w:r>
+      <w:r>
+        <w:t>p</w:t>
+      </w:r>
+      <w:proofErr w:type="spellEnd"/>
+      <w:r>
+        <w:t xml:space="preserve"> ki</w:t>
+      </w:r>
+      <w:r>
+        <w:t>ể</w:t>
+      </w:r>
+      <w:r>
+        <w:t>m th</w:t>
+      </w:r>
+      <w:r>
+        <w:t>ử</w:t>
+      </w:r>
     </w:p>
     <w:p>
       <w:pPr>
@@ -366,57 +397,85 @@
       </w:pPr>
       <w:proofErr w:type="spellStart"/>
       <w:r>
-        <w:t>Sử</w:t>
-      </w:r>
-      <w:proofErr w:type="spellEnd"/>
-      <w:r>
-        <w:t xml:space="preserve"> </w:t>
-      </w:r>
-      <w:proofErr w:type="spellStart"/>
-      <w:r>
-        <w:t>dụng</w:t>
-      </w:r>
-      <w:proofErr w:type="spellEnd"/>
-      <w:r>
-        <w:t xml:space="preserve"> </w:t>
-      </w:r>
-      <w:proofErr w:type="spellStart"/>
-      <w:r>
-        <w:t>kỹ</w:t>
-      </w:r>
-      <w:proofErr w:type="spellEnd"/>
-      <w:r>
-        <w:t xml:space="preserve"> </w:t>
-      </w:r>
-      <w:proofErr w:type="spellStart"/>
-      <w:r>
-        <w:t>thuật</w:t>
-      </w:r>
-      <w:proofErr w:type="spellEnd"/>
-      <w:r>
-        <w:t xml:space="preserve"> </w:t>
-      </w:r>
-      <w:proofErr w:type="spellStart"/>
-      <w:r>
-        <w:t>hộp</w:t>
-      </w:r>
-      <w:proofErr w:type="spellEnd"/>
-      <w:r>
-        <w:t xml:space="preserve"> </w:t>
-      </w:r>
-      <w:proofErr w:type="spellStart"/>
-      <w:r>
-        <w:t>trắng</w:t>
-      </w:r>
-      <w:proofErr w:type="spellEnd"/>
-      <w:r>
-        <w:t xml:space="preserve"> </w:t>
-      </w:r>
-      <w:proofErr w:type="spellStart"/>
-      <w:r>
-        <w:t>để</w:t>
-      </w:r>
-      <w:proofErr w:type="spellEnd"/>
+        <w:t>S</w:t>
+      </w:r>
+      <w:r>
+        <w:t>ử</w:t>
+      </w:r>
+      <w:proofErr w:type="spellEnd"/>
+      <w:r>
+        <w:t xml:space="preserve"> </w:t>
+      </w:r>
+      <w:proofErr w:type="spellStart"/>
+      <w:r>
+        <w:t>d</w:t>
+      </w:r>
+      <w:r>
+        <w:t>ụ</w:t>
+      </w:r>
+      <w:r>
+        <w:t>ng</w:t>
+      </w:r>
+      <w:proofErr w:type="spellEnd"/>
+      <w:r>
+        <w:t xml:space="preserve"> </w:t>
+      </w:r>
+      <w:proofErr w:type="spellStart"/>
+      <w:r>
+        <w:t>k</w:t>
+      </w:r>
+      <w:r>
+        <w:t>ỹ</w:t>
+      </w:r>
+      <w:proofErr w:type="spellEnd"/>
+      <w:r>
+        <w:t xml:space="preserve"> </w:t>
+      </w:r>
+      <w:proofErr w:type="spellStart"/>
+      <w:r>
+        <w:t>thu</w:t>
+      </w:r>
+      <w:r>
+        <w:t>ậ</w:t>
+      </w:r>
+      <w:r>
+        <w:t>t</w:t>
+      </w:r>
+      <w:proofErr w:type="spellEnd"/>
+      <w:r>
+        <w:t xml:space="preserve"> </w:t>
+      </w:r>
+      <w:proofErr w:type="spellStart"/>
+      <w:r>
+        <w:t>h</w:t>
+      </w:r>
+      <w:r>
+        <w:t>ộ</w:t>
+      </w:r>
+      <w:r>
+        <w:t>p</w:t>
+      </w:r>
+      <w:proofErr w:type="spellEnd"/>
+      <w:r>
+        <w:t xml:space="preserve"> </w:t>
+      </w:r>
+      <w:proofErr w:type="spellStart"/>
+      <w:r>
+        <w:t>tr</w:t>
+      </w:r>
+      <w:r>
+        <w:t>ắ</w:t>
+      </w:r>
+      <w:r>
+        <w:t>ng</w:t>
+      </w:r>
+      <w:proofErr w:type="spellEnd"/>
+      <w:r>
+        <w:t xml:space="preserve"> đ</w:t>
+      </w:r>
+      <w:r>
+        <w:t>ể</w:t>
+      </w:r>
       <w:r>
         <w:t xml:space="preserve"> </w:t>
       </w:r>
@@ -434,100 +493,126 @@
       </w:r>
       <w:proofErr w:type="spellEnd"/>
       <w:r>
-        <w:t xml:space="preserve"> </w:t>
-      </w:r>
-      <w:proofErr w:type="spellStart"/>
-      <w:r>
-        <w:t>các</w:t>
-      </w:r>
-      <w:proofErr w:type="spellEnd"/>
-      <w:r>
-        <w:t xml:space="preserve"> </w:t>
-      </w:r>
-      <w:proofErr w:type="spellStart"/>
-      <w:r>
-        <w:t>trường</w:t>
-      </w:r>
-      <w:proofErr w:type="spellEnd"/>
-      <w:r>
-        <w:t xml:space="preserve"> </w:t>
-      </w:r>
-      <w:proofErr w:type="spellStart"/>
-      <w:r>
-        <w:t>hợp</w:t>
-      </w:r>
-      <w:proofErr w:type="spellEnd"/>
-      <w:r>
-        <w:t xml:space="preserve"> </w:t>
-      </w:r>
-      <w:proofErr w:type="spellStart"/>
-      <w:r>
-        <w:t>kiểm</w:t>
-      </w:r>
-      <w:proofErr w:type="spellEnd"/>
-      <w:r>
-        <w:t xml:space="preserve"> </w:t>
-      </w:r>
-      <w:proofErr w:type="spellStart"/>
-      <w:r>
-        <w:t>thử</w:t>
-      </w:r>
-      <w:proofErr w:type="spellEnd"/>
+        <w:t xml:space="preserve"> các trư</w:t>
+      </w:r>
+      <w:r>
+        <w:t>ờ</w:t>
+      </w:r>
+      <w:r>
+        <w:t xml:space="preserve">ng </w:t>
+      </w:r>
+      <w:proofErr w:type="spellStart"/>
+      <w:r>
+        <w:t>h</w:t>
+      </w:r>
+      <w:r>
+        <w:t>ợ</w:t>
+      </w:r>
+      <w:r>
+        <w:t>p</w:t>
+      </w:r>
+      <w:proofErr w:type="spellEnd"/>
+      <w:r>
+        <w:t xml:space="preserve"> ki</w:t>
+      </w:r>
+      <w:r>
+        <w:t>ể</w:t>
+      </w:r>
+      <w:r>
+        <w:t>m th</w:t>
+      </w:r>
+      <w:r>
+        <w:t>ử</w:t>
+      </w:r>
     </w:p>
     <w:p>
       <w:pPr>
         <w:pStyle w:val="Heading1"/>
       </w:pPr>
       <w:r>
-        <w:t>PHẦN I</w:t>
-      </w:r>
-    </w:p>
-    <w:p>
-      <w:pPr>
-        <w:rPr>
-          <w:sz w:val="24"/>
-          <w:szCs w:val="24"/>
-        </w:rPr>
-      </w:pPr>
-      <w:proofErr w:type="spellStart"/>
-      <w:r>
-        <w:rPr>
-          <w:sz w:val="24"/>
-          <w:szCs w:val="24"/>
-        </w:rPr>
-        <w:t>Giả</w:t>
-      </w:r>
-      <w:proofErr w:type="spellEnd"/>
-      <w:r>
-        <w:rPr>
-          <w:sz w:val="24"/>
-          <w:szCs w:val="24"/>
-        </w:rPr>
-        <w:t xml:space="preserve"> </w:t>
-      </w:r>
-      <w:proofErr w:type="spellStart"/>
-      <w:r>
-        <w:rPr>
-          <w:sz w:val="24"/>
-          <w:szCs w:val="24"/>
-        </w:rPr>
-        <w:t>sử</w:t>
-      </w:r>
-      <w:proofErr w:type="spellEnd"/>
-      <w:r>
-        <w:rPr>
-          <w:sz w:val="24"/>
-          <w:szCs w:val="24"/>
-        </w:rPr>
-        <w:t xml:space="preserve"> </w:t>
-      </w:r>
-      <w:proofErr w:type="spellStart"/>
-      <w:r>
-        <w:rPr>
-          <w:sz w:val="24"/>
-          <w:szCs w:val="24"/>
-        </w:rPr>
-        <w:t>một</w:t>
+        <w:t>PH</w:t>
+      </w:r>
+      <w:r>
+        <w:t>Ầ</w:t>
+      </w:r>
+      <w:r>
+        <w:t>N I</w:t>
+      </w:r>
+    </w:p>
+    <w:p>
+      <w:pPr>
+        <w:rPr>
+          <w:sz w:val="24"/>
+          <w:szCs w:val="24"/>
+        </w:rPr>
+      </w:pPr>
+      <w:proofErr w:type="spellStart"/>
+      <w:r>
+        <w:rPr>
+          <w:sz w:val="24"/>
+          <w:szCs w:val="24"/>
+        </w:rPr>
+        <w:t>Gi</w:t>
+      </w:r>
+      <w:r>
+        <w:rPr>
+          <w:sz w:val="24"/>
+          <w:szCs w:val="24"/>
+        </w:rPr>
+        <w:t>ả</w:t>
+      </w:r>
+      <w:proofErr w:type="spellEnd"/>
+      <w:r>
+        <w:rPr>
+          <w:sz w:val="24"/>
+          <w:szCs w:val="24"/>
+        </w:rPr>
+        <w:t xml:space="preserve"> </w:t>
+      </w:r>
+      <w:proofErr w:type="spellStart"/>
+      <w:r>
+        <w:rPr>
+          <w:sz w:val="24"/>
+          <w:szCs w:val="24"/>
+        </w:rPr>
+        <w:t>s</w:t>
+      </w:r>
+      <w:r>
+        <w:rPr>
+          <w:sz w:val="24"/>
+          <w:szCs w:val="24"/>
+        </w:rPr>
+        <w:t>ử</w:t>
+      </w:r>
+      <w:proofErr w:type="spellEnd"/>
+      <w:r>
+        <w:rPr>
+          <w:sz w:val="24"/>
+          <w:szCs w:val="24"/>
+        </w:rPr>
+        <w:t xml:space="preserve"> </w:t>
+      </w:r>
+      <w:proofErr w:type="spellStart"/>
+      <w:r>
+        <w:rPr>
+          <w:sz w:val="24"/>
+          <w:szCs w:val="24"/>
+        </w:rPr>
+        <w:t>m</w:t>
+      </w:r>
+      <w:r>
+        <w:rPr>
+          <w:sz w:val="24"/>
+          <w:szCs w:val="24"/>
+        </w:rPr>
+        <w:t>ộ</w:t>
+      </w:r>
+      <w:r>
+        <w:rPr>
+          <w:sz w:val="24"/>
+          <w:szCs w:val="24"/>
+        </w:rPr>
+        <w:t>t</w:t>
       </w:r>
       <w:proofErr w:type="spellEnd"/>
       <w:r>
@@ -575,79 +660,96 @@
           <w:sz w:val="24"/>
           <w:szCs w:val="24"/>
         </w:rPr>
-        <w:t>nhập</w:t>
-      </w:r>
-      <w:proofErr w:type="spellEnd"/>
-      <w:r>
-        <w:rPr>
-          <w:sz w:val="24"/>
-          <w:szCs w:val="24"/>
-        </w:rPr>
-        <w:t xml:space="preserve"> </w:t>
-      </w:r>
-      <w:proofErr w:type="spellStart"/>
-      <w:r>
-        <w:rPr>
-          <w:sz w:val="24"/>
-          <w:szCs w:val="24"/>
-        </w:rPr>
-        <w:t>số</w:t>
-      </w:r>
-      <w:proofErr w:type="spellEnd"/>
-      <w:r>
-        <w:rPr>
-          <w:sz w:val="24"/>
-          <w:szCs w:val="24"/>
-        </w:rPr>
-        <w:t xml:space="preserve"> </w:t>
-      </w:r>
-      <w:proofErr w:type="spellStart"/>
-      <w:r>
-        <w:rPr>
-          <w:sz w:val="24"/>
-          <w:szCs w:val="24"/>
-        </w:rPr>
-        <w:t>điểm</w:t>
-      </w:r>
-      <w:proofErr w:type="spellEnd"/>
-      <w:r>
-        <w:rPr>
-          <w:sz w:val="24"/>
-          <w:szCs w:val="24"/>
-        </w:rPr>
-        <w:t xml:space="preserve"> </w:t>
-      </w:r>
-      <w:proofErr w:type="spellStart"/>
-      <w:r>
-        <w:rPr>
-          <w:sz w:val="24"/>
-          <w:szCs w:val="24"/>
-        </w:rPr>
-        <w:t>với</w:t>
-      </w:r>
-      <w:proofErr w:type="spellEnd"/>
-      <w:r>
-        <w:rPr>
-          <w:sz w:val="24"/>
-          <w:szCs w:val="24"/>
-        </w:rPr>
-        <w:t xml:space="preserve"> </w:t>
-      </w:r>
-      <w:proofErr w:type="spellStart"/>
-      <w:r>
-        <w:rPr>
-          <w:sz w:val="24"/>
-          <w:szCs w:val="24"/>
-        </w:rPr>
-        <w:t>các</w:t>
-      </w:r>
-      <w:proofErr w:type="spellEnd"/>
-      <w:r>
-        <w:rPr>
-          <w:sz w:val="24"/>
-          <w:szCs w:val="24"/>
-        </w:rPr>
-        <w:t xml:space="preserve"> </w:t>
+        <w:t>nh</w:t>
+      </w:r>
+      <w:r>
+        <w:rPr>
+          <w:sz w:val="24"/>
+          <w:szCs w:val="24"/>
+        </w:rPr>
+        <w:t>ậ</w:t>
+      </w:r>
+      <w:r>
+        <w:rPr>
+          <w:sz w:val="24"/>
+          <w:szCs w:val="24"/>
+        </w:rPr>
+        <w:t>p</w:t>
+      </w:r>
+      <w:proofErr w:type="spellEnd"/>
+      <w:r>
+        <w:rPr>
+          <w:sz w:val="24"/>
+          <w:szCs w:val="24"/>
+        </w:rPr>
+        <w:t xml:space="preserve"> </w:t>
+      </w:r>
+      <w:proofErr w:type="spellStart"/>
+      <w:r>
+        <w:rPr>
+          <w:sz w:val="24"/>
+          <w:szCs w:val="24"/>
+        </w:rPr>
+        <w:t>s</w:t>
+      </w:r>
+      <w:r>
+        <w:rPr>
+          <w:sz w:val="24"/>
+          <w:szCs w:val="24"/>
+        </w:rPr>
+        <w:t>ố</w:t>
+      </w:r>
+      <w:proofErr w:type="spellEnd"/>
+      <w:r>
+        <w:rPr>
+          <w:sz w:val="24"/>
+          <w:szCs w:val="24"/>
+        </w:rPr>
+        <w:t xml:space="preserve"> </w:t>
+      </w:r>
+      <w:proofErr w:type="spellStart"/>
+      <w:r>
+        <w:rPr>
+          <w:sz w:val="24"/>
+          <w:szCs w:val="24"/>
+        </w:rPr>
+        <w:t>đi</w:t>
+      </w:r>
+      <w:r>
+        <w:rPr>
+          <w:sz w:val="24"/>
+          <w:szCs w:val="24"/>
+        </w:rPr>
+        <w:t>ể</w:t>
+      </w:r>
+      <w:r>
+        <w:rPr>
+          <w:sz w:val="24"/>
+          <w:szCs w:val="24"/>
+        </w:rPr>
+        <w:t>m</w:t>
+      </w:r>
+      <w:proofErr w:type="spellEnd"/>
+      <w:r>
+        <w:rPr>
+          <w:sz w:val="24"/>
+          <w:szCs w:val="24"/>
+        </w:rPr>
+        <w:t xml:space="preserve"> v</w:t>
+      </w:r>
+      <w:r>
+        <w:rPr>
+          <w:sz w:val="24"/>
+          <w:szCs w:val="24"/>
+        </w:rPr>
+        <w:t>ớ</w:t>
+      </w:r>
+      <w:r>
+        <w:rPr>
+          <w:sz w:val="24"/>
+          <w:szCs w:val="24"/>
+        </w:rPr>
+        <w:t xml:space="preserve">i các </w:t>
       </w:r>
       <w:proofErr w:type="spellStart"/>
       <w:r>
@@ -671,31 +773,29 @@
           <w:sz w:val="24"/>
           <w:szCs w:val="24"/>
         </w:rPr>
-        <w:t>buộc</w:t>
-      </w:r>
-      <w:proofErr w:type="spellEnd"/>
-      <w:r>
-        <w:rPr>
-          <w:sz w:val="24"/>
-          <w:szCs w:val="24"/>
-        </w:rPr>
-        <w:t xml:space="preserve"> </w:t>
-      </w:r>
-      <w:proofErr w:type="spellStart"/>
-      <w:r>
-        <w:rPr>
-          <w:sz w:val="24"/>
-          <w:szCs w:val="24"/>
-        </w:rPr>
-        <w:t>như</w:t>
-      </w:r>
-      <w:proofErr w:type="spellEnd"/>
-      <w:r>
-        <w:rPr>
-          <w:sz w:val="24"/>
-          <w:szCs w:val="24"/>
-        </w:rPr>
-        <w:t xml:space="preserve"> </w:t>
+        <w:t>bu</w:t>
+      </w:r>
+      <w:r>
+        <w:rPr>
+          <w:sz w:val="24"/>
+          <w:szCs w:val="24"/>
+        </w:rPr>
+        <w:t>ộ</w:t>
+      </w:r>
+      <w:r>
+        <w:rPr>
+          <w:sz w:val="24"/>
+          <w:szCs w:val="24"/>
+        </w:rPr>
+        <w:t>c</w:t>
+      </w:r>
+      <w:proofErr w:type="spellEnd"/>
+      <w:r>
+        <w:rPr>
+          <w:sz w:val="24"/>
+          <w:szCs w:val="24"/>
+        </w:rPr>
+        <w:t xml:space="preserve"> như </w:t>
       </w:r>
       <w:proofErr w:type="spellStart"/>
       <w:r>
@@ -732,41 +832,60 @@
           <w:sz w:val="24"/>
           <w:szCs w:val="24"/>
         </w:rPr>
-        <w:t>Số</w:t>
-      </w:r>
-      <w:proofErr w:type="spellEnd"/>
-      <w:r>
-        <w:rPr>
-          <w:sz w:val="24"/>
-          <w:szCs w:val="24"/>
-        </w:rPr>
-        <w:t xml:space="preserve"> </w:t>
-      </w:r>
-      <w:proofErr w:type="spellStart"/>
-      <w:r>
-        <w:rPr>
-          <w:sz w:val="24"/>
-          <w:szCs w:val="24"/>
-        </w:rPr>
-        <w:t>điểm</w:t>
-      </w:r>
-      <w:proofErr w:type="spellEnd"/>
-      <w:r>
-        <w:rPr>
-          <w:sz w:val="24"/>
-          <w:szCs w:val="24"/>
-        </w:rPr>
-        <w:t xml:space="preserve"> </w:t>
-      </w:r>
-      <w:proofErr w:type="spellStart"/>
-      <w:r>
-        <w:rPr>
-          <w:sz w:val="24"/>
-          <w:szCs w:val="24"/>
-        </w:rPr>
-        <w:t>từ</w:t>
-      </w:r>
-      <w:proofErr w:type="spellEnd"/>
+        <w:t>S</w:t>
+      </w:r>
+      <w:r>
+        <w:rPr>
+          <w:sz w:val="24"/>
+          <w:szCs w:val="24"/>
+        </w:rPr>
+        <w:t>ố</w:t>
+      </w:r>
+      <w:proofErr w:type="spellEnd"/>
+      <w:r>
+        <w:rPr>
+          <w:sz w:val="24"/>
+          <w:szCs w:val="24"/>
+        </w:rPr>
+        <w:t xml:space="preserve"> </w:t>
+      </w:r>
+      <w:proofErr w:type="spellStart"/>
+      <w:r>
+        <w:rPr>
+          <w:sz w:val="24"/>
+          <w:szCs w:val="24"/>
+        </w:rPr>
+        <w:t>đi</w:t>
+      </w:r>
+      <w:r>
+        <w:rPr>
+          <w:sz w:val="24"/>
+          <w:szCs w:val="24"/>
+        </w:rPr>
+        <w:t>ể</w:t>
+      </w:r>
+      <w:r>
+        <w:rPr>
+          <w:sz w:val="24"/>
+          <w:szCs w:val="24"/>
+        </w:rPr>
+        <w:t>m</w:t>
+      </w:r>
+      <w:proofErr w:type="spellEnd"/>
+      <w:r>
+        <w:rPr>
+          <w:sz w:val="24"/>
+          <w:szCs w:val="24"/>
+        </w:rPr>
+        <w:t xml:space="preserve"> t</w:t>
+      </w:r>
+      <w:r>
+        <w:rPr>
+          <w:sz w:val="24"/>
+          <w:szCs w:val="24"/>
+        </w:rPr>
+        <w:t>ừ</w:t>
+      </w:r>
       <w:r>
         <w:rPr>
           <w:sz w:val="24"/>
@@ -780,23 +899,51 @@
           <w:sz w:val="24"/>
           <w:szCs w:val="24"/>
         </w:rPr>
-        <w:t>xếp</w:t>
-      </w:r>
-      <w:proofErr w:type="spellEnd"/>
-      <w:r>
-        <w:rPr>
-          <w:sz w:val="24"/>
-          <w:szCs w:val="24"/>
-        </w:rPr>
-        <w:t xml:space="preserve"> </w:t>
-      </w:r>
-      <w:proofErr w:type="spellStart"/>
-      <w:r>
-        <w:rPr>
-          <w:sz w:val="24"/>
-          <w:szCs w:val="24"/>
-        </w:rPr>
-        <w:t>loại</w:t>
+        <w:t>x</w:t>
+      </w:r>
+      <w:r>
+        <w:rPr>
+          <w:sz w:val="24"/>
+          <w:szCs w:val="24"/>
+        </w:rPr>
+        <w:t>ế</w:t>
+      </w:r>
+      <w:r>
+        <w:rPr>
+          <w:sz w:val="24"/>
+          <w:szCs w:val="24"/>
+        </w:rPr>
+        <w:t>p</w:t>
+      </w:r>
+      <w:proofErr w:type="spellEnd"/>
+      <w:r>
+        <w:rPr>
+          <w:sz w:val="24"/>
+          <w:szCs w:val="24"/>
+        </w:rPr>
+        <w:t xml:space="preserve"> </w:t>
+      </w:r>
+      <w:proofErr w:type="spellStart"/>
+      <w:r>
+        <w:rPr>
+          <w:sz w:val="24"/>
+          <w:szCs w:val="24"/>
+        </w:rPr>
+        <w:t>lo</w:t>
+      </w:r>
+      <w:r>
+        <w:rPr>
+          <w:sz w:val="24"/>
+          <w:szCs w:val="24"/>
+        </w:rPr>
+        <w:t>ạ</w:t>
+      </w:r>
+      <w:r>
+        <w:rPr>
+          <w:sz w:val="24"/>
+          <w:szCs w:val="24"/>
+        </w:rPr>
+        <w:t>i</w:t>
       </w:r>
       <w:proofErr w:type="spellEnd"/>
       <w:r>
@@ -834,41 +981,60 @@
           <w:sz w:val="24"/>
           <w:szCs w:val="24"/>
         </w:rPr>
-        <w:t>Số</w:t>
-      </w:r>
-      <w:proofErr w:type="spellEnd"/>
-      <w:r>
-        <w:rPr>
-          <w:sz w:val="24"/>
-          <w:szCs w:val="24"/>
-        </w:rPr>
-        <w:t xml:space="preserve"> </w:t>
-      </w:r>
-      <w:proofErr w:type="spellStart"/>
-      <w:r>
-        <w:rPr>
-          <w:sz w:val="24"/>
-          <w:szCs w:val="24"/>
-        </w:rPr>
-        <w:t>điểm</w:t>
-      </w:r>
-      <w:proofErr w:type="spellEnd"/>
-      <w:r>
-        <w:rPr>
-          <w:sz w:val="24"/>
-          <w:szCs w:val="24"/>
-        </w:rPr>
-        <w:t xml:space="preserve"> </w:t>
-      </w:r>
-      <w:proofErr w:type="spellStart"/>
-      <w:r>
-        <w:rPr>
-          <w:sz w:val="24"/>
-          <w:szCs w:val="24"/>
-        </w:rPr>
-        <w:t>từ</w:t>
-      </w:r>
-      <w:proofErr w:type="spellEnd"/>
+        <w:t>S</w:t>
+      </w:r>
+      <w:r>
+        <w:rPr>
+          <w:sz w:val="24"/>
+          <w:szCs w:val="24"/>
+        </w:rPr>
+        <w:t>ố</w:t>
+      </w:r>
+      <w:proofErr w:type="spellEnd"/>
+      <w:r>
+        <w:rPr>
+          <w:sz w:val="24"/>
+          <w:szCs w:val="24"/>
+        </w:rPr>
+        <w:t xml:space="preserve"> </w:t>
+      </w:r>
+      <w:proofErr w:type="spellStart"/>
+      <w:r>
+        <w:rPr>
+          <w:sz w:val="24"/>
+          <w:szCs w:val="24"/>
+        </w:rPr>
+        <w:t>đi</w:t>
+      </w:r>
+      <w:r>
+        <w:rPr>
+          <w:sz w:val="24"/>
+          <w:szCs w:val="24"/>
+        </w:rPr>
+        <w:t>ể</w:t>
+      </w:r>
+      <w:r>
+        <w:rPr>
+          <w:sz w:val="24"/>
+          <w:szCs w:val="24"/>
+        </w:rPr>
+        <w:t>m</w:t>
+      </w:r>
+      <w:proofErr w:type="spellEnd"/>
+      <w:r>
+        <w:rPr>
+          <w:sz w:val="24"/>
+          <w:szCs w:val="24"/>
+        </w:rPr>
+        <w:t xml:space="preserve"> t</w:t>
+      </w:r>
+      <w:r>
+        <w:rPr>
+          <w:sz w:val="24"/>
+          <w:szCs w:val="24"/>
+        </w:rPr>
+        <w:t>ừ</w:t>
+      </w:r>
       <w:r>
         <w:rPr>
           <w:sz w:val="24"/>
@@ -882,31 +1048,75 @@
           <w:sz w:val="24"/>
           <w:szCs w:val="24"/>
         </w:rPr>
-        <w:t>xếp</w:t>
-      </w:r>
-      <w:proofErr w:type="spellEnd"/>
-      <w:r>
-        <w:rPr>
-          <w:sz w:val="24"/>
-          <w:szCs w:val="24"/>
-        </w:rPr>
-        <w:t xml:space="preserve"> </w:t>
-      </w:r>
-      <w:proofErr w:type="spellStart"/>
-      <w:r>
-        <w:rPr>
-          <w:sz w:val="24"/>
-          <w:szCs w:val="24"/>
-        </w:rPr>
-        <w:t>loại</w:t>
-      </w:r>
-      <w:proofErr w:type="spellEnd"/>
-      <w:r>
-        <w:rPr>
-          <w:sz w:val="24"/>
-          <w:szCs w:val="24"/>
-        </w:rPr>
-        <w:t xml:space="preserve"> Trung </w:t>
+        <w:t>x</w:t>
+      </w:r>
+      <w:r>
+        <w:rPr>
+          <w:sz w:val="24"/>
+          <w:szCs w:val="24"/>
+        </w:rPr>
+        <w:t>ế</w:t>
+      </w:r>
+      <w:r>
+        <w:rPr>
+          <w:sz w:val="24"/>
+          <w:szCs w:val="24"/>
+        </w:rPr>
+        <w:t>p</w:t>
+      </w:r>
+      <w:proofErr w:type="spellEnd"/>
+      <w:r>
+        <w:rPr>
+          <w:sz w:val="24"/>
+          <w:szCs w:val="24"/>
+        </w:rPr>
+        <w:t xml:space="preserve"> </w:t>
+      </w:r>
+      <w:proofErr w:type="spellStart"/>
+      <w:r>
+        <w:rPr>
+          <w:sz w:val="24"/>
+          <w:szCs w:val="24"/>
+        </w:rPr>
+        <w:t>lo</w:t>
+      </w:r>
+      <w:r>
+        <w:rPr>
+          <w:sz w:val="24"/>
+          <w:szCs w:val="24"/>
+        </w:rPr>
+        <w:t>ạ</w:t>
+      </w:r>
+      <w:r>
+        <w:rPr>
+          <w:sz w:val="24"/>
+          <w:szCs w:val="24"/>
+        </w:rPr>
+        <w:t>i</w:t>
+      </w:r>
+      <w:proofErr w:type="spellEnd"/>
+      <w:r>
+        <w:rPr>
+          <w:sz w:val="24"/>
+          <w:szCs w:val="24"/>
+        </w:rPr>
+        <w:t xml:space="preserve"> </w:t>
+      </w:r>
+      <w:proofErr w:type="spellStart"/>
+      <w:r>
+        <w:rPr>
+          <w:sz w:val="24"/>
+          <w:szCs w:val="24"/>
+        </w:rPr>
+        <w:t>Trung</w:t>
+      </w:r>
+      <w:proofErr w:type="spellEnd"/>
+      <w:r>
+        <w:rPr>
+          <w:sz w:val="24"/>
+          <w:szCs w:val="24"/>
+        </w:rPr>
+        <w:t xml:space="preserve"> </w:t>
       </w:r>
       <w:proofErr w:type="spellStart"/>
       <w:r>
@@ -936,41 +1146,60 @@
           <w:sz w:val="24"/>
           <w:szCs w:val="24"/>
         </w:rPr>
-        <w:t>Số</w:t>
-      </w:r>
-      <w:proofErr w:type="spellEnd"/>
-      <w:r>
-        <w:rPr>
-          <w:sz w:val="24"/>
-          <w:szCs w:val="24"/>
-        </w:rPr>
-        <w:t xml:space="preserve"> </w:t>
-      </w:r>
-      <w:proofErr w:type="spellStart"/>
-      <w:r>
-        <w:rPr>
-          <w:sz w:val="24"/>
-          <w:szCs w:val="24"/>
-        </w:rPr>
-        <w:t>điểm</w:t>
-      </w:r>
-      <w:proofErr w:type="spellEnd"/>
-      <w:r>
-        <w:rPr>
-          <w:sz w:val="24"/>
-          <w:szCs w:val="24"/>
-        </w:rPr>
-        <w:t xml:space="preserve"> </w:t>
-      </w:r>
-      <w:proofErr w:type="spellStart"/>
-      <w:r>
-        <w:rPr>
-          <w:sz w:val="24"/>
-          <w:szCs w:val="24"/>
-        </w:rPr>
-        <w:t>từ</w:t>
-      </w:r>
-      <w:proofErr w:type="spellEnd"/>
+        <w:t>S</w:t>
+      </w:r>
+      <w:r>
+        <w:rPr>
+          <w:sz w:val="24"/>
+          <w:szCs w:val="24"/>
+        </w:rPr>
+        <w:t>ố</w:t>
+      </w:r>
+      <w:proofErr w:type="spellEnd"/>
+      <w:r>
+        <w:rPr>
+          <w:sz w:val="24"/>
+          <w:szCs w:val="24"/>
+        </w:rPr>
+        <w:t xml:space="preserve"> </w:t>
+      </w:r>
+      <w:proofErr w:type="spellStart"/>
+      <w:r>
+        <w:rPr>
+          <w:sz w:val="24"/>
+          <w:szCs w:val="24"/>
+        </w:rPr>
+        <w:t>đi</w:t>
+      </w:r>
+      <w:r>
+        <w:rPr>
+          <w:sz w:val="24"/>
+          <w:szCs w:val="24"/>
+        </w:rPr>
+        <w:t>ể</w:t>
+      </w:r>
+      <w:r>
+        <w:rPr>
+          <w:sz w:val="24"/>
+          <w:szCs w:val="24"/>
+        </w:rPr>
+        <w:t>m</w:t>
+      </w:r>
+      <w:proofErr w:type="spellEnd"/>
+      <w:r>
+        <w:rPr>
+          <w:sz w:val="24"/>
+          <w:szCs w:val="24"/>
+        </w:rPr>
+        <w:t xml:space="preserve"> t</w:t>
+      </w:r>
+      <w:r>
+        <w:rPr>
+          <w:sz w:val="24"/>
+          <w:szCs w:val="24"/>
+        </w:rPr>
+        <w:t>ừ</w:t>
+      </w:r>
       <w:r>
         <w:rPr>
           <w:sz w:val="24"/>
@@ -984,23 +1213,51 @@
           <w:sz w:val="24"/>
           <w:szCs w:val="24"/>
         </w:rPr>
-        <w:t>xếp</w:t>
-      </w:r>
-      <w:proofErr w:type="spellEnd"/>
-      <w:r>
-        <w:rPr>
-          <w:sz w:val="24"/>
-          <w:szCs w:val="24"/>
-        </w:rPr>
-        <w:t xml:space="preserve"> </w:t>
-      </w:r>
-      <w:proofErr w:type="spellStart"/>
-      <w:r>
-        <w:rPr>
-          <w:sz w:val="24"/>
-          <w:szCs w:val="24"/>
-        </w:rPr>
-        <w:t>loại</w:t>
+        <w:t>x</w:t>
+      </w:r>
+      <w:r>
+        <w:rPr>
+          <w:sz w:val="24"/>
+          <w:szCs w:val="24"/>
+        </w:rPr>
+        <w:t>ế</w:t>
+      </w:r>
+      <w:r>
+        <w:rPr>
+          <w:sz w:val="24"/>
+          <w:szCs w:val="24"/>
+        </w:rPr>
+        <w:t>p</w:t>
+      </w:r>
+      <w:proofErr w:type="spellEnd"/>
+      <w:r>
+        <w:rPr>
+          <w:sz w:val="24"/>
+          <w:szCs w:val="24"/>
+        </w:rPr>
+        <w:t xml:space="preserve"> </w:t>
+      </w:r>
+      <w:proofErr w:type="spellStart"/>
+      <w:r>
+        <w:rPr>
+          <w:sz w:val="24"/>
+          <w:szCs w:val="24"/>
+        </w:rPr>
+        <w:t>lo</w:t>
+      </w:r>
+      <w:r>
+        <w:rPr>
+          <w:sz w:val="24"/>
+          <w:szCs w:val="24"/>
+        </w:rPr>
+        <w:t>ạ</w:t>
+      </w:r>
+      <w:r>
+        <w:rPr>
+          <w:sz w:val="24"/>
+          <w:szCs w:val="24"/>
+        </w:rPr>
+        <w:t>i</w:t>
       </w:r>
       <w:proofErr w:type="spellEnd"/>
       <w:r>
@@ -1037,41 +1294,60 @@
           <w:sz w:val="24"/>
           <w:szCs w:val="24"/>
         </w:rPr>
-        <w:t>Số</w:t>
-      </w:r>
-      <w:proofErr w:type="spellEnd"/>
-      <w:r>
-        <w:rPr>
-          <w:sz w:val="24"/>
-          <w:szCs w:val="24"/>
-        </w:rPr>
-        <w:t xml:space="preserve"> </w:t>
-      </w:r>
-      <w:proofErr w:type="spellStart"/>
-      <w:r>
-        <w:rPr>
-          <w:sz w:val="24"/>
-          <w:szCs w:val="24"/>
-        </w:rPr>
-        <w:t>điểm</w:t>
-      </w:r>
-      <w:proofErr w:type="spellEnd"/>
-      <w:r>
-        <w:rPr>
-          <w:sz w:val="24"/>
-          <w:szCs w:val="24"/>
-        </w:rPr>
-        <w:t xml:space="preserve"> </w:t>
-      </w:r>
-      <w:proofErr w:type="spellStart"/>
-      <w:r>
-        <w:rPr>
-          <w:sz w:val="24"/>
-          <w:szCs w:val="24"/>
-        </w:rPr>
-        <w:t>từ</w:t>
-      </w:r>
-      <w:proofErr w:type="spellEnd"/>
+        <w:t>S</w:t>
+      </w:r>
+      <w:r>
+        <w:rPr>
+          <w:sz w:val="24"/>
+          <w:szCs w:val="24"/>
+        </w:rPr>
+        <w:t>ố</w:t>
+      </w:r>
+      <w:proofErr w:type="spellEnd"/>
+      <w:r>
+        <w:rPr>
+          <w:sz w:val="24"/>
+          <w:szCs w:val="24"/>
+        </w:rPr>
+        <w:t xml:space="preserve"> </w:t>
+      </w:r>
+      <w:proofErr w:type="spellStart"/>
+      <w:r>
+        <w:rPr>
+          <w:sz w:val="24"/>
+          <w:szCs w:val="24"/>
+        </w:rPr>
+        <w:t>đi</w:t>
+      </w:r>
+      <w:r>
+        <w:rPr>
+          <w:sz w:val="24"/>
+          <w:szCs w:val="24"/>
+        </w:rPr>
+        <w:t>ể</w:t>
+      </w:r>
+      <w:r>
+        <w:rPr>
+          <w:sz w:val="24"/>
+          <w:szCs w:val="24"/>
+        </w:rPr>
+        <w:t>m</w:t>
+      </w:r>
+      <w:proofErr w:type="spellEnd"/>
+      <w:r>
+        <w:rPr>
+          <w:sz w:val="24"/>
+          <w:szCs w:val="24"/>
+        </w:rPr>
+        <w:t xml:space="preserve"> t</w:t>
+      </w:r>
+      <w:r>
+        <w:rPr>
+          <w:sz w:val="24"/>
+          <w:szCs w:val="24"/>
+        </w:rPr>
+        <w:t>ừ</w:t>
+      </w:r>
       <w:r>
         <w:rPr>
           <w:sz w:val="24"/>
@@ -1085,39 +1361,81 @@
           <w:sz w:val="24"/>
           <w:szCs w:val="24"/>
         </w:rPr>
-        <w:t>xếp</w:t>
-      </w:r>
-      <w:proofErr w:type="spellEnd"/>
-      <w:r>
-        <w:rPr>
-          <w:sz w:val="24"/>
-          <w:szCs w:val="24"/>
-        </w:rPr>
-        <w:t xml:space="preserve"> </w:t>
-      </w:r>
-      <w:proofErr w:type="spellStart"/>
-      <w:r>
-        <w:rPr>
-          <w:sz w:val="24"/>
-          <w:szCs w:val="24"/>
-        </w:rPr>
-        <w:t>loại</w:t>
-      </w:r>
-      <w:proofErr w:type="spellEnd"/>
-      <w:r>
-        <w:rPr>
-          <w:sz w:val="24"/>
-          <w:szCs w:val="24"/>
-        </w:rPr>
-        <w:t xml:space="preserve"> </w:t>
-      </w:r>
-      <w:proofErr w:type="spellStart"/>
-      <w:r>
-        <w:rPr>
-          <w:sz w:val="24"/>
-          <w:szCs w:val="24"/>
-        </w:rPr>
-        <w:t>Giỏi</w:t>
+        <w:t>x</w:t>
+      </w:r>
+      <w:r>
+        <w:rPr>
+          <w:sz w:val="24"/>
+          <w:szCs w:val="24"/>
+        </w:rPr>
+        <w:t>ế</w:t>
+      </w:r>
+      <w:r>
+        <w:rPr>
+          <w:sz w:val="24"/>
+          <w:szCs w:val="24"/>
+        </w:rPr>
+        <w:t>p</w:t>
+      </w:r>
+      <w:proofErr w:type="spellEnd"/>
+      <w:r>
+        <w:rPr>
+          <w:sz w:val="24"/>
+          <w:szCs w:val="24"/>
+        </w:rPr>
+        <w:t xml:space="preserve"> </w:t>
+      </w:r>
+      <w:proofErr w:type="spellStart"/>
+      <w:r>
+        <w:rPr>
+          <w:sz w:val="24"/>
+          <w:szCs w:val="24"/>
+        </w:rPr>
+        <w:t>lo</w:t>
+      </w:r>
+      <w:r>
+        <w:rPr>
+          <w:sz w:val="24"/>
+          <w:szCs w:val="24"/>
+        </w:rPr>
+        <w:t>ạ</w:t>
+      </w:r>
+      <w:r>
+        <w:rPr>
+          <w:sz w:val="24"/>
+          <w:szCs w:val="24"/>
+        </w:rPr>
+        <w:t>i</w:t>
+      </w:r>
+      <w:proofErr w:type="spellEnd"/>
+      <w:r>
+        <w:rPr>
+          <w:sz w:val="24"/>
+          <w:szCs w:val="24"/>
+        </w:rPr>
+        <w:t xml:space="preserve"> </w:t>
+      </w:r>
+      <w:proofErr w:type="spellStart"/>
+      <w:r>
+        <w:rPr>
+          <w:sz w:val="24"/>
+          <w:szCs w:val="24"/>
+        </w:rPr>
+        <w:t>Gi</w:t>
+      </w:r>
+      <w:r>
+        <w:rPr>
+          <w:sz w:val="24"/>
+          <w:szCs w:val="24"/>
+        </w:rPr>
+        <w:t>ỏ</w:t>
+      </w:r>
+      <w:r>
+        <w:rPr>
+          <w:sz w:val="24"/>
+          <w:szCs w:val="24"/>
+        </w:rPr>
+        <w:t>i</w:t>
       </w:r>
       <w:proofErr w:type="spellEnd"/>
     </w:p>
@@ -1135,7 +1453,13 @@
       </w:r>
       <w:proofErr w:type="spellStart"/>
       <w:r>
-        <w:t>điểm</w:t>
+        <w:t>đi</w:t>
+      </w:r>
+      <w:r>
+        <w:t>ể</w:t>
+      </w:r>
+      <w:r>
+        <w:t>m</w:t>
       </w:r>
       <w:proofErr w:type="spellEnd"/>
       <w:r>
@@ -1145,31 +1469,49 @@
     <w:p>
       <w:proofErr w:type="spellStart"/>
       <w:r>
-        <w:t>Sử</w:t>
-      </w:r>
-      <w:proofErr w:type="spellEnd"/>
-      <w:r>
-        <w:t xml:space="preserve"> </w:t>
-      </w:r>
-      <w:proofErr w:type="spellStart"/>
-      <w:r>
-        <w:t>dụng</w:t>
-      </w:r>
-      <w:proofErr w:type="spellEnd"/>
-      <w:r>
-        <w:t xml:space="preserve"> </w:t>
-      </w:r>
-      <w:proofErr w:type="spellStart"/>
-      <w:r>
-        <w:t>kỹ</w:t>
-      </w:r>
-      <w:proofErr w:type="spellEnd"/>
-      <w:r>
-        <w:t xml:space="preserve"> </w:t>
-      </w:r>
-      <w:proofErr w:type="spellStart"/>
-      <w:r>
-        <w:t>thuật</w:t>
+        <w:t>S</w:t>
+      </w:r>
+      <w:r>
+        <w:t>ử</w:t>
+      </w:r>
+      <w:proofErr w:type="spellEnd"/>
+      <w:r>
+        <w:t xml:space="preserve"> </w:t>
+      </w:r>
+      <w:proofErr w:type="spellStart"/>
+      <w:r>
+        <w:t>d</w:t>
+      </w:r>
+      <w:r>
+        <w:t>ụ</w:t>
+      </w:r>
+      <w:r>
+        <w:t>ng</w:t>
+      </w:r>
+      <w:proofErr w:type="spellEnd"/>
+      <w:r>
+        <w:t xml:space="preserve"> </w:t>
+      </w:r>
+      <w:proofErr w:type="spellStart"/>
+      <w:r>
+        <w:t>k</w:t>
+      </w:r>
+      <w:r>
+        <w:t>ỹ</w:t>
+      </w:r>
+      <w:proofErr w:type="spellEnd"/>
+      <w:r>
+        <w:t xml:space="preserve"> </w:t>
+      </w:r>
+      <w:proofErr w:type="spellStart"/>
+      <w:r>
+        <w:t>thu</w:t>
+      </w:r>
+      <w:r>
+        <w:t>ậ</w:t>
+      </w:r>
+      <w:r>
+        <w:t>t</w:t>
       </w:r>
       <w:proofErr w:type="spellEnd"/>
       <w:r>
@@ -1205,19 +1547,23 @@
       </w:r>
       <w:proofErr w:type="spellEnd"/>
       <w:r>
-        <w:t xml:space="preserve"> </w:t>
-      </w:r>
-      <w:proofErr w:type="spellStart"/>
-      <w:r>
-        <w:t>để</w:t>
-      </w:r>
-      <w:proofErr w:type="spellEnd"/>
-      <w:r>
-        <w:t xml:space="preserve"> </w:t>
-      </w:r>
-      <w:proofErr w:type="spellStart"/>
-      <w:r>
-        <w:t>liệt</w:t>
+        <w:t xml:space="preserve"> đ</w:t>
+      </w:r>
+      <w:r>
+        <w:t>ể</w:t>
+      </w:r>
+      <w:r>
+        <w:t xml:space="preserve"> </w:t>
+      </w:r>
+      <w:proofErr w:type="spellStart"/>
+      <w:r>
+        <w:t>li</w:t>
+      </w:r>
+      <w:r>
+        <w:t>ệ</w:t>
+      </w:r>
+      <w:r>
+        <w:t>t</w:t>
       </w:r>
       <w:proofErr w:type="spellEnd"/>
       <w:r>
@@ -1229,46 +1575,719 @@
       </w:r>
       <w:proofErr w:type="spellEnd"/>
       <w:r>
-        <w:t xml:space="preserve"> </w:t>
-      </w:r>
-      <w:proofErr w:type="spellStart"/>
-      <w:r>
-        <w:t>các</w:t>
-      </w:r>
-      <w:proofErr w:type="spellEnd"/>
-      <w:r>
-        <w:t xml:space="preserve"> </w:t>
-      </w:r>
-      <w:proofErr w:type="spellStart"/>
-      <w:r>
-        <w:t>trường</w:t>
-      </w:r>
-      <w:proofErr w:type="spellEnd"/>
-      <w:r>
-        <w:t xml:space="preserve"> </w:t>
-      </w:r>
-      <w:proofErr w:type="spellStart"/>
-      <w:r>
+        <w:t xml:space="preserve"> các trư</w:t>
+      </w:r>
+      <w:r>
+        <w:t>ờ</w:t>
+      </w:r>
+      <w:r>
+        <w:t xml:space="preserve">ng </w:t>
+      </w:r>
+      <w:proofErr w:type="spellStart"/>
+      <w:r>
+        <w:t>h</w:t>
+      </w:r>
+      <w:r>
+        <w:t>ợ</w:t>
+      </w:r>
+      <w:r>
+        <w:t>p</w:t>
+      </w:r>
+      <w:proofErr w:type="spellEnd"/>
+      <w:r>
+        <w:t xml:space="preserve"> ki</w:t>
+      </w:r>
+      <w:r>
+        <w:t>ể</w:t>
+      </w:r>
+      <w:r>
+        <w:t>m th</w:t>
+      </w:r>
+      <w:r>
+        <w:t>ử</w:t>
+      </w:r>
+    </w:p>
+    <w:p>
+      <w:pPr>
+        <w:rPr>
+          <w:sz w:val="24"/>
+          <w:szCs w:val="24"/>
+        </w:rPr>
+      </w:pPr>
+      <w:r>
+        <w:rPr>
+          <w:sz w:val="24"/>
+          <w:szCs w:val="24"/>
+        </w:rPr>
+        <w:t xml:space="preserve">Các </w:t>
+      </w:r>
+      <w:proofErr w:type="spellStart"/>
+      <w:r>
+        <w:rPr>
+          <w:sz w:val="24"/>
+          <w:szCs w:val="24"/>
+        </w:rPr>
+        <w:t>phân</w:t>
+      </w:r>
+      <w:proofErr w:type="spellEnd"/>
+      <w:r>
+        <w:rPr>
+          <w:sz w:val="24"/>
+          <w:szCs w:val="24"/>
+        </w:rPr>
+        <w:t xml:space="preserve"> </w:t>
+      </w:r>
+      <w:proofErr w:type="spellStart"/>
+      <w:r>
+        <w:rPr>
+          <w:sz w:val="24"/>
+          <w:szCs w:val="24"/>
+        </w:rPr>
+        <w:t>vùng</w:t>
+      </w:r>
+      <w:proofErr w:type="spellEnd"/>
+      <w:r>
+        <w:rPr>
+          <w:sz w:val="24"/>
+          <w:szCs w:val="24"/>
+        </w:rPr>
+        <w:t xml:space="preserve"> </w:t>
+      </w:r>
+      <w:proofErr w:type="spellStart"/>
+      <w:r>
+        <w:rPr>
+          <w:sz w:val="24"/>
+          <w:szCs w:val="24"/>
+        </w:rPr>
         <w:t>hợp</w:t>
       </w:r>
       <w:proofErr w:type="spellEnd"/>
       <w:r>
-        <w:t xml:space="preserve"> </w:t>
-      </w:r>
-      <w:proofErr w:type="spellStart"/>
-      <w:r>
-        <w:t>kiểm</w:t>
-      </w:r>
-      <w:proofErr w:type="spellEnd"/>
-      <w:r>
-        <w:t xml:space="preserve"> </w:t>
-      </w:r>
-      <w:proofErr w:type="spellStart"/>
-      <w:r>
-        <w:t>thử</w:t>
-      </w:r>
-      <w:proofErr w:type="spellEnd"/>
-    </w:p>
+        <w:rPr>
+          <w:sz w:val="24"/>
+          <w:szCs w:val="24"/>
+        </w:rPr>
+        <w:t xml:space="preserve"> </w:t>
+      </w:r>
+      <w:proofErr w:type="spellStart"/>
+      <w:r>
+        <w:rPr>
+          <w:sz w:val="24"/>
+          <w:szCs w:val="24"/>
+        </w:rPr>
+        <w:t>lệ</w:t>
+      </w:r>
+      <w:proofErr w:type="spellEnd"/>
+      <w:r>
+        <w:rPr>
+          <w:sz w:val="24"/>
+          <w:szCs w:val="24"/>
+        </w:rPr>
+        <w:t>:</w:t>
+      </w:r>
+    </w:p>
+    <w:p>
+      <w:pPr>
+        <w:rPr>
+          <w:sz w:val="24"/>
+          <w:szCs w:val="24"/>
+        </w:rPr>
+      </w:pPr>
+      <w:r>
+        <w:rPr>
+          <w:sz w:val="24"/>
+          <w:szCs w:val="24"/>
+        </w:rPr>
+        <w:t>- P1: [5 – 14] → "</w:t>
+      </w:r>
+      <w:proofErr w:type="spellStart"/>
+      <w:r>
+        <w:rPr>
+          <w:sz w:val="24"/>
+          <w:szCs w:val="24"/>
+        </w:rPr>
+        <w:t>kém</w:t>
+      </w:r>
+      <w:proofErr w:type="spellEnd"/>
+      <w:r>
+        <w:rPr>
+          <w:sz w:val="24"/>
+          <w:szCs w:val="24"/>
+        </w:rPr>
+        <w:t>"</w:t>
+      </w:r>
+    </w:p>
+    <w:p>
+      <w:pPr>
+        <w:rPr>
+          <w:sz w:val="24"/>
+          <w:szCs w:val="24"/>
+        </w:rPr>
+      </w:pPr>
+      <w:r>
+        <w:rPr>
+          <w:sz w:val="24"/>
+          <w:szCs w:val="24"/>
+        </w:rPr>
+        <w:t>- P2: [15 – 40] → "</w:t>
+      </w:r>
+      <w:proofErr w:type="spellStart"/>
+      <w:r>
+        <w:rPr>
+          <w:sz w:val="24"/>
+          <w:szCs w:val="24"/>
+        </w:rPr>
+        <w:t>trung</w:t>
+      </w:r>
+      <w:proofErr w:type="spellEnd"/>
+      <w:r>
+        <w:rPr>
+          <w:sz w:val="24"/>
+          <w:szCs w:val="24"/>
+        </w:rPr>
+        <w:t xml:space="preserve"> </w:t>
+      </w:r>
+      <w:proofErr w:type="spellStart"/>
+      <w:r>
+        <w:rPr>
+          <w:sz w:val="24"/>
+          <w:szCs w:val="24"/>
+        </w:rPr>
+        <w:t>bình</w:t>
+      </w:r>
+      <w:proofErr w:type="spellEnd"/>
+      <w:r>
+        <w:rPr>
+          <w:sz w:val="24"/>
+          <w:szCs w:val="24"/>
+        </w:rPr>
+        <w:t>"</w:t>
+      </w:r>
+    </w:p>
+    <w:p>
+      <w:pPr>
+        <w:rPr>
+          <w:sz w:val="24"/>
+          <w:szCs w:val="24"/>
+        </w:rPr>
+      </w:pPr>
+      <w:r>
+        <w:rPr>
+          <w:sz w:val="24"/>
+          <w:szCs w:val="24"/>
+        </w:rPr>
+        <w:t>- P3: [41 – 60] → "</w:t>
+      </w:r>
+      <w:proofErr w:type="spellStart"/>
+      <w:r>
+        <w:rPr>
+          <w:sz w:val="24"/>
+          <w:szCs w:val="24"/>
+        </w:rPr>
+        <w:t>khá</w:t>
+      </w:r>
+      <w:proofErr w:type="spellEnd"/>
+      <w:r>
+        <w:rPr>
+          <w:sz w:val="24"/>
+          <w:szCs w:val="24"/>
+        </w:rPr>
+        <w:t>"</w:t>
+      </w:r>
+    </w:p>
+    <w:p>
+      <w:pPr>
+        <w:rPr>
+          <w:sz w:val="24"/>
+          <w:szCs w:val="24"/>
+        </w:rPr>
+      </w:pPr>
+      <w:r>
+        <w:rPr>
+          <w:sz w:val="24"/>
+          <w:szCs w:val="24"/>
+        </w:rPr>
+        <w:t>- P4: [61 – 100] → "</w:t>
+      </w:r>
+      <w:proofErr w:type="spellStart"/>
+      <w:r>
+        <w:rPr>
+          <w:sz w:val="24"/>
+          <w:szCs w:val="24"/>
+        </w:rPr>
+        <w:t>giỏi</w:t>
+      </w:r>
+      <w:proofErr w:type="spellEnd"/>
+      <w:r>
+        <w:rPr>
+          <w:sz w:val="24"/>
+          <w:szCs w:val="24"/>
+        </w:rPr>
+        <w:t>"</w:t>
+      </w:r>
+    </w:p>
+    <w:p>
+      <w:pPr>
+        <w:rPr>
+          <w:sz w:val="24"/>
+          <w:szCs w:val="24"/>
+        </w:rPr>
+      </w:pPr>
+      <w:r>
+        <w:rPr>
+          <w:sz w:val="24"/>
+          <w:szCs w:val="24"/>
+        </w:rPr>
+        <w:t xml:space="preserve">Các </w:t>
+      </w:r>
+      <w:proofErr w:type="spellStart"/>
+      <w:r>
+        <w:rPr>
+          <w:sz w:val="24"/>
+          <w:szCs w:val="24"/>
+        </w:rPr>
+        <w:t>phân</w:t>
+      </w:r>
+      <w:proofErr w:type="spellEnd"/>
+      <w:r>
+        <w:rPr>
+          <w:sz w:val="24"/>
+          <w:szCs w:val="24"/>
+        </w:rPr>
+        <w:t xml:space="preserve"> </w:t>
+      </w:r>
+      <w:proofErr w:type="spellStart"/>
+      <w:r>
+        <w:rPr>
+          <w:sz w:val="24"/>
+          <w:szCs w:val="24"/>
+        </w:rPr>
+        <w:t>vùng</w:t>
+      </w:r>
+      <w:proofErr w:type="spellEnd"/>
+      <w:r>
+        <w:rPr>
+          <w:sz w:val="24"/>
+          <w:szCs w:val="24"/>
+        </w:rPr>
+        <w:t xml:space="preserve"> không </w:t>
+      </w:r>
+      <w:proofErr w:type="spellStart"/>
+      <w:r>
+        <w:rPr>
+          <w:sz w:val="24"/>
+          <w:szCs w:val="24"/>
+        </w:rPr>
+        <w:t>hợp</w:t>
+      </w:r>
+      <w:proofErr w:type="spellEnd"/>
+      <w:r>
+        <w:rPr>
+          <w:sz w:val="24"/>
+          <w:szCs w:val="24"/>
+        </w:rPr>
+        <w:t xml:space="preserve"> </w:t>
+      </w:r>
+      <w:proofErr w:type="spellStart"/>
+      <w:r>
+        <w:rPr>
+          <w:sz w:val="24"/>
+          <w:szCs w:val="24"/>
+        </w:rPr>
+        <w:t>lệ</w:t>
+      </w:r>
+      <w:proofErr w:type="spellEnd"/>
+      <w:r>
+        <w:rPr>
+          <w:sz w:val="24"/>
+          <w:szCs w:val="24"/>
+        </w:rPr>
+        <w:t>:</w:t>
+      </w:r>
+    </w:p>
+    <w:p>
+      <w:pPr>
+        <w:rPr>
+          <w:sz w:val="24"/>
+          <w:szCs w:val="24"/>
+        </w:rPr>
+      </w:pPr>
+      <w:r>
+        <w:rPr>
+          <w:sz w:val="24"/>
+          <w:szCs w:val="24"/>
+        </w:rPr>
+        <w:t>- P5: (−∞ – 4] → "</w:t>
+      </w:r>
+      <w:proofErr w:type="spellStart"/>
+      <w:r>
+        <w:rPr>
+          <w:sz w:val="24"/>
+          <w:szCs w:val="24"/>
+        </w:rPr>
+        <w:t>ngoài</w:t>
+      </w:r>
+      <w:proofErr w:type="spellEnd"/>
+      <w:r>
+        <w:rPr>
+          <w:sz w:val="24"/>
+          <w:szCs w:val="24"/>
+        </w:rPr>
+        <w:t xml:space="preserve"> </w:t>
+      </w:r>
+      <w:proofErr w:type="spellStart"/>
+      <w:r>
+        <w:rPr>
+          <w:sz w:val="24"/>
+          <w:szCs w:val="24"/>
+        </w:rPr>
+        <w:t>phạm</w:t>
+      </w:r>
+      <w:proofErr w:type="spellEnd"/>
+      <w:r>
+        <w:rPr>
+          <w:sz w:val="24"/>
+          <w:szCs w:val="24"/>
+        </w:rPr>
+        <w:t xml:space="preserve"> vi"</w:t>
+      </w:r>
+    </w:p>
+    <w:p>
+      <w:pPr>
+        <w:rPr>
+          <w:sz w:val="24"/>
+          <w:szCs w:val="24"/>
+        </w:rPr>
+      </w:pPr>
+      <w:r>
+        <w:rPr>
+          <w:sz w:val="24"/>
+          <w:szCs w:val="24"/>
+        </w:rPr>
+        <w:t>- P6: [101 – +∞) → "</w:t>
+      </w:r>
+      <w:proofErr w:type="spellStart"/>
+      <w:r>
+        <w:rPr>
+          <w:sz w:val="24"/>
+          <w:szCs w:val="24"/>
+        </w:rPr>
+        <w:t>ngoài</w:t>
+      </w:r>
+      <w:proofErr w:type="spellEnd"/>
+      <w:r>
+        <w:rPr>
+          <w:sz w:val="24"/>
+          <w:szCs w:val="24"/>
+        </w:rPr>
+        <w:t xml:space="preserve"> </w:t>
+      </w:r>
+      <w:proofErr w:type="spellStart"/>
+      <w:r>
+        <w:rPr>
+          <w:sz w:val="24"/>
+          <w:szCs w:val="24"/>
+        </w:rPr>
+        <w:t>phạm</w:t>
+      </w:r>
+      <w:proofErr w:type="spellEnd"/>
+      <w:r>
+        <w:rPr>
+          <w:sz w:val="24"/>
+          <w:szCs w:val="24"/>
+        </w:rPr>
+        <w:t xml:space="preserve"> vi"</w:t>
+      </w:r>
+    </w:p>
+    <w:p>
+      <w:pPr>
+        <w:rPr>
+          <w:sz w:val="24"/>
+          <w:szCs w:val="24"/>
+        </w:rPr>
+      </w:pPr>
+    </w:p>
+    <w:p>
+      <w:pPr>
+        <w:rPr>
+          <w:sz w:val="24"/>
+          <w:szCs w:val="24"/>
+        </w:rPr>
+      </w:pPr>
+    </w:p>
+    <w:p>
+      <w:pPr>
+        <w:rPr>
+          <w:sz w:val="24"/>
+          <w:szCs w:val="24"/>
+        </w:rPr>
+      </w:pPr>
+      <w:r>
+        <w:rPr>
+          <w:sz w:val="24"/>
+          <w:szCs w:val="24"/>
+        </w:rPr>
+        <w:lastRenderedPageBreak/>
+        <w:br/>
+      </w:r>
+      <w:proofErr w:type="spellStart"/>
+      <w:r>
+        <w:rPr>
+          <w:sz w:val="24"/>
+          <w:szCs w:val="24"/>
+        </w:rPr>
+        <w:t>Dầu</w:t>
+      </w:r>
+      <w:proofErr w:type="spellEnd"/>
+      <w:r>
+        <w:rPr>
+          <w:sz w:val="24"/>
+          <w:szCs w:val="24"/>
+        </w:rPr>
+        <w:t xml:space="preserve"> kiểm thử</w:t>
+      </w:r>
+    </w:p>
+    <w:p>
+      <w:pPr>
+        <w:pStyle w:val="ListNumber"/>
+        <w:rPr>
+          <w:sz w:val="28"/>
+          <w:szCs w:val="28"/>
+        </w:rPr>
+      </w:pPr>
+      <w:r>
+        <w:rPr>
+          <w:sz w:val="28"/>
+          <w:szCs w:val="28"/>
+        </w:rPr>
+        <w:t>TC1: Input=10 → Output: '</w:t>
+      </w:r>
+      <w:proofErr w:type="spellStart"/>
+      <w:r>
+        <w:rPr>
+          <w:sz w:val="28"/>
+          <w:szCs w:val="28"/>
+        </w:rPr>
+        <w:t>kém</w:t>
+      </w:r>
+      <w:proofErr w:type="spellEnd"/>
+      <w:r>
+        <w:rPr>
+          <w:sz w:val="28"/>
+          <w:szCs w:val="28"/>
+        </w:rPr>
+        <w:t>'</w:t>
+      </w:r>
+    </w:p>
+    <w:p>
+      <w:pPr>
+        <w:pStyle w:val="ListNumber"/>
+        <w:rPr>
+          <w:sz w:val="28"/>
+          <w:szCs w:val="28"/>
+        </w:rPr>
+      </w:pPr>
+      <w:r>
+        <w:rPr>
+          <w:sz w:val="28"/>
+          <w:szCs w:val="28"/>
+        </w:rPr>
+        <w:t>TC2: Input=20 → Output: '</w:t>
+      </w:r>
+      <w:proofErr w:type="spellStart"/>
+      <w:r>
+        <w:rPr>
+          <w:sz w:val="28"/>
+          <w:szCs w:val="28"/>
+        </w:rPr>
+        <w:t>trung</w:t>
+      </w:r>
+      <w:proofErr w:type="spellEnd"/>
+      <w:r>
+        <w:rPr>
+          <w:sz w:val="28"/>
+          <w:szCs w:val="28"/>
+        </w:rPr>
+        <w:t xml:space="preserve"> </w:t>
+      </w:r>
+      <w:proofErr w:type="spellStart"/>
+      <w:r>
+        <w:rPr>
+          <w:sz w:val="28"/>
+          <w:szCs w:val="28"/>
+        </w:rPr>
+        <w:t>bình</w:t>
+      </w:r>
+      <w:proofErr w:type="spellEnd"/>
+      <w:r>
+        <w:rPr>
+          <w:sz w:val="28"/>
+          <w:szCs w:val="28"/>
+        </w:rPr>
+        <w:t>'</w:t>
+      </w:r>
+    </w:p>
+    <w:p>
+      <w:pPr>
+        <w:pStyle w:val="ListNumber"/>
+        <w:rPr>
+          <w:sz w:val="28"/>
+          <w:szCs w:val="28"/>
+        </w:rPr>
+      </w:pPr>
+      <w:r>
+        <w:rPr>
+          <w:sz w:val="28"/>
+          <w:szCs w:val="28"/>
+        </w:rPr>
+        <w:t>TC3: Input=50 → Output: '</w:t>
+      </w:r>
+      <w:proofErr w:type="spellStart"/>
+      <w:r>
+        <w:rPr>
+          <w:sz w:val="28"/>
+          <w:szCs w:val="28"/>
+        </w:rPr>
+        <w:t>khá</w:t>
+      </w:r>
+      <w:proofErr w:type="spellEnd"/>
+      <w:r>
+        <w:rPr>
+          <w:sz w:val="28"/>
+          <w:szCs w:val="28"/>
+        </w:rPr>
+        <w:t>'</w:t>
+      </w:r>
+    </w:p>
+    <w:p>
+      <w:pPr>
+        <w:pStyle w:val="ListNumber"/>
+        <w:rPr>
+          <w:sz w:val="28"/>
+          <w:szCs w:val="28"/>
+        </w:rPr>
+      </w:pPr>
+      <w:r>
+        <w:rPr>
+          <w:sz w:val="28"/>
+          <w:szCs w:val="28"/>
+        </w:rPr>
+        <w:t>TC4: Input=80 → Output: '</w:t>
+      </w:r>
+      <w:proofErr w:type="spellStart"/>
+      <w:r>
+        <w:rPr>
+          <w:sz w:val="28"/>
+          <w:szCs w:val="28"/>
+        </w:rPr>
+        <w:t>giỏi</w:t>
+      </w:r>
+      <w:proofErr w:type="spellEnd"/>
+      <w:r>
+        <w:rPr>
+          <w:sz w:val="28"/>
+          <w:szCs w:val="28"/>
+        </w:rPr>
+        <w:t>'</w:t>
+      </w:r>
+    </w:p>
+    <w:p>
+      <w:pPr>
+        <w:pStyle w:val="ListNumber"/>
+        <w:rPr>
+          <w:sz w:val="28"/>
+          <w:szCs w:val="28"/>
+        </w:rPr>
+      </w:pPr>
+      <w:r>
+        <w:rPr>
+          <w:sz w:val="28"/>
+          <w:szCs w:val="28"/>
+        </w:rPr>
+        <w:t>TC5: Input=3 → Output: '</w:t>
+      </w:r>
+      <w:proofErr w:type="spellStart"/>
+      <w:r>
+        <w:rPr>
+          <w:sz w:val="28"/>
+          <w:szCs w:val="28"/>
+        </w:rPr>
+        <w:t>ngoài</w:t>
+      </w:r>
+      <w:proofErr w:type="spellEnd"/>
+      <w:r>
+        <w:rPr>
+          <w:sz w:val="28"/>
+          <w:szCs w:val="28"/>
+        </w:rPr>
+        <w:t xml:space="preserve"> </w:t>
+      </w:r>
+      <w:proofErr w:type="spellStart"/>
+      <w:r>
+        <w:rPr>
+          <w:sz w:val="28"/>
+          <w:szCs w:val="28"/>
+        </w:rPr>
+        <w:t>phạm</w:t>
+      </w:r>
+      <w:proofErr w:type="spellEnd"/>
+      <w:r>
+        <w:rPr>
+          <w:sz w:val="28"/>
+          <w:szCs w:val="28"/>
+        </w:rPr>
+        <w:t xml:space="preserve"> vi'</w:t>
+      </w:r>
+    </w:p>
+    <w:p>
+      <w:pPr>
+        <w:pStyle w:val="ListNumber"/>
+        <w:rPr>
+          <w:sz w:val="28"/>
+          <w:szCs w:val="28"/>
+        </w:rPr>
+      </w:pPr>
+      <w:r>
+        <w:rPr>
+          <w:sz w:val="28"/>
+          <w:szCs w:val="28"/>
+        </w:rPr>
+        <w:t>TC6: Input=150 → Output: '</w:t>
+      </w:r>
+      <w:proofErr w:type="spellStart"/>
+      <w:r>
+        <w:rPr>
+          <w:sz w:val="28"/>
+          <w:szCs w:val="28"/>
+        </w:rPr>
+        <w:t>ngoài</w:t>
+      </w:r>
+      <w:proofErr w:type="spellEnd"/>
+      <w:r>
+        <w:rPr>
+          <w:sz w:val="28"/>
+          <w:szCs w:val="28"/>
+        </w:rPr>
+        <w:t xml:space="preserve"> </w:t>
+      </w:r>
+      <w:proofErr w:type="spellStart"/>
+      <w:r>
+        <w:rPr>
+          <w:sz w:val="28"/>
+          <w:szCs w:val="28"/>
+        </w:rPr>
+        <w:t>phạm</w:t>
+      </w:r>
+      <w:proofErr w:type="spellEnd"/>
+      <w:r>
+        <w:rPr>
+          <w:sz w:val="28"/>
+          <w:szCs w:val="28"/>
+        </w:rPr>
+        <w:t xml:space="preserve"> vi'</w:t>
+      </w:r>
+    </w:p>
+    <w:p/>
     <w:p>
       <w:pPr>
         <w:pStyle w:val="Heading2"/>
@@ -1283,7 +2302,13 @@
       </w:r>
       <w:proofErr w:type="spellStart"/>
       <w:r>
-        <w:t>điểm</w:t>
+        <w:t>đi</w:t>
+      </w:r>
+      <w:r>
+        <w:t>ể</w:t>
+      </w:r>
+      <w:r>
+        <w:t>m</w:t>
       </w:r>
       <w:proofErr w:type="spellEnd"/>
       <w:r>
@@ -1293,31 +2318,49 @@
     <w:p>
       <w:proofErr w:type="spellStart"/>
       <w:r>
-        <w:t>Sử</w:t>
-      </w:r>
-      <w:proofErr w:type="spellEnd"/>
-      <w:r>
-        <w:t xml:space="preserve"> </w:t>
-      </w:r>
-      <w:proofErr w:type="spellStart"/>
-      <w:r>
-        <w:t>dụng</w:t>
-      </w:r>
-      <w:proofErr w:type="spellEnd"/>
-      <w:r>
-        <w:t xml:space="preserve"> </w:t>
-      </w:r>
-      <w:proofErr w:type="spellStart"/>
-      <w:r>
-        <w:t>kỹ</w:t>
-      </w:r>
-      <w:proofErr w:type="spellEnd"/>
-      <w:r>
-        <w:t xml:space="preserve"> </w:t>
-      </w:r>
-      <w:proofErr w:type="spellStart"/>
-      <w:r>
-        <w:t>thuật</w:t>
+        <w:t>S</w:t>
+      </w:r>
+      <w:r>
+        <w:t>ử</w:t>
+      </w:r>
+      <w:proofErr w:type="spellEnd"/>
+      <w:r>
+        <w:t xml:space="preserve"> </w:t>
+      </w:r>
+      <w:proofErr w:type="spellStart"/>
+      <w:r>
+        <w:t>d</w:t>
+      </w:r>
+      <w:r>
+        <w:t>ụ</w:t>
+      </w:r>
+      <w:r>
+        <w:t>ng</w:t>
+      </w:r>
+      <w:proofErr w:type="spellEnd"/>
+      <w:r>
+        <w:t xml:space="preserve"> </w:t>
+      </w:r>
+      <w:proofErr w:type="spellStart"/>
+      <w:r>
+        <w:t>k</w:t>
+      </w:r>
+      <w:r>
+        <w:t>ỹ</w:t>
+      </w:r>
+      <w:proofErr w:type="spellEnd"/>
+      <w:r>
+        <w:t xml:space="preserve"> </w:t>
+      </w:r>
+      <w:proofErr w:type="spellStart"/>
+      <w:r>
+        <w:t>thu</w:t>
+      </w:r>
+      <w:r>
+        <w:t>ậ</w:t>
+      </w:r>
+      <w:r>
+        <w:t>t</w:t>
       </w:r>
       <w:proofErr w:type="spellEnd"/>
       <w:r>
@@ -1349,6 +2392,119 @@
       </w:r>
       <w:proofErr w:type="spellStart"/>
       <w:r>
+        <w:t>tr</w:t>
+      </w:r>
+      <w:r>
+        <w:t>ị</w:t>
+      </w:r>
+      <w:proofErr w:type="spellEnd"/>
+      <w:r>
+        <w:t xml:space="preserve"> </w:t>
+      </w:r>
+      <w:proofErr w:type="spellStart"/>
+      <w:r>
+        <w:t>biên</w:t>
+      </w:r>
+      <w:proofErr w:type="spellEnd"/>
+      <w:r>
+        <w:t xml:space="preserve"> đ</w:t>
+      </w:r>
+      <w:r>
+        <w:t>ể</w:t>
+      </w:r>
+      <w:r>
+        <w:t xml:space="preserve"> </w:t>
+      </w:r>
+      <w:proofErr w:type="spellStart"/>
+      <w:r>
+        <w:t>li</w:t>
+      </w:r>
+      <w:r>
+        <w:t>ệ</w:t>
+      </w:r>
+      <w:r>
+        <w:t>t</w:t>
+      </w:r>
+      <w:proofErr w:type="spellEnd"/>
+      <w:r>
+        <w:t xml:space="preserve"> </w:t>
+      </w:r>
+      <w:proofErr w:type="spellStart"/>
+      <w:r>
+        <w:t>kê</w:t>
+      </w:r>
+      <w:proofErr w:type="spellEnd"/>
+      <w:r>
+        <w:t xml:space="preserve"> các trư</w:t>
+      </w:r>
+      <w:r>
+        <w:t>ờ</w:t>
+      </w:r>
+      <w:r>
+        <w:t xml:space="preserve">ng </w:t>
+      </w:r>
+      <w:proofErr w:type="spellStart"/>
+      <w:r>
+        <w:t>h</w:t>
+      </w:r>
+      <w:r>
+        <w:t>ợ</w:t>
+      </w:r>
+      <w:r>
+        <w:t>p</w:t>
+      </w:r>
+      <w:proofErr w:type="spellEnd"/>
+      <w:r>
+        <w:t xml:space="preserve"> ki</w:t>
+      </w:r>
+      <w:r>
+        <w:t>ể</w:t>
+      </w:r>
+      <w:r>
+        <w:t>m th</w:t>
+      </w:r>
+      <w:r>
+        <w:t>ử</w:t>
+      </w:r>
+      <w:r>
+        <w:t xml:space="preserve"> </w:t>
+      </w:r>
+      <w:r>
+        <w:tab/>
+      </w:r>
+    </w:p>
+    <w:p>
+      <w:proofErr w:type="spellStart"/>
+      <w:r>
+        <w:t>Tối</w:t>
+      </w:r>
+      <w:proofErr w:type="spellEnd"/>
+      <w:r>
+        <w:t xml:space="preserve"> </w:t>
+      </w:r>
+      <w:proofErr w:type="spellStart"/>
+      <w:r>
+        <w:t>đa</w:t>
+      </w:r>
+      <w:proofErr w:type="spellEnd"/>
+      <w:r>
+        <w:t xml:space="preserve"> </w:t>
+      </w:r>
+      <w:r>
+        <w:t>5, 14, 15, 40, 41, 60, 61, 100.</w:t>
+      </w:r>
+    </w:p>
+    <w:p>
+      <w:proofErr w:type="spellStart"/>
+      <w:r>
+        <w:t>Giá</w:t>
+      </w:r>
+      <w:proofErr w:type="spellEnd"/>
+      <w:r>
+        <w:t xml:space="preserve"> </w:t>
+      </w:r>
+      <w:proofErr w:type="spellStart"/>
+      <w:r>
         <w:t>trị</w:t>
       </w:r>
       <w:proofErr w:type="spellEnd"/>
@@ -1357,6 +2513,14 @@
       </w:r>
       <w:proofErr w:type="spellStart"/>
       <w:r>
+        <w:t>sát</w:t>
+      </w:r>
+      <w:proofErr w:type="spellEnd"/>
+      <w:r>
+        <w:t xml:space="preserve"> </w:t>
+      </w:r>
+      <w:proofErr w:type="spellStart"/>
+      <w:r>
         <w:t>biên</w:t>
       </w:r>
       <w:proofErr w:type="spellEnd"/>
@@ -1365,78 +2529,453 @@
       </w:r>
       <w:proofErr w:type="spellStart"/>
       <w:r>
-        <w:t>để</w:t>
-      </w:r>
-      <w:proofErr w:type="spellEnd"/>
-      <w:r>
-        <w:t xml:space="preserve"> </w:t>
-      </w:r>
-      <w:proofErr w:type="spellStart"/>
-      <w:r>
-        <w:t>liệt</w:t>
-      </w:r>
-      <w:proofErr w:type="spellEnd"/>
-      <w:r>
-        <w:t xml:space="preserve"> </w:t>
-      </w:r>
-      <w:proofErr w:type="spellStart"/>
-      <w:r>
-        <w:t>kê</w:t>
-      </w:r>
-      <w:proofErr w:type="spellEnd"/>
-      <w:r>
-        <w:t xml:space="preserve"> </w:t>
-      </w:r>
-      <w:proofErr w:type="spellStart"/>
-      <w:r>
-        <w:t>các</w:t>
-      </w:r>
-      <w:proofErr w:type="spellEnd"/>
-      <w:r>
-        <w:t xml:space="preserve"> </w:t>
-      </w:r>
-      <w:proofErr w:type="spellStart"/>
-      <w:r>
-        <w:t>trường</w:t>
-      </w:r>
-      <w:proofErr w:type="spellEnd"/>
-      <w:r>
-        <w:t xml:space="preserve"> </w:t>
-      </w:r>
-      <w:proofErr w:type="spellStart"/>
-      <w:r>
-        <w:t>hợp</w:t>
-      </w:r>
-      <w:proofErr w:type="spellEnd"/>
-      <w:r>
-        <w:t xml:space="preserve"> </w:t>
-      </w:r>
-      <w:proofErr w:type="spellStart"/>
-      <w:r>
-        <w:t>kiểm</w:t>
-      </w:r>
-      <w:proofErr w:type="spellEnd"/>
-      <w:r>
-        <w:t xml:space="preserve"> </w:t>
-      </w:r>
-      <w:proofErr w:type="spellStart"/>
-      <w:r>
-        <w:t>thử</w:t>
-      </w:r>
-      <w:proofErr w:type="spellEnd"/>
-      <w:r>
-        <w:t xml:space="preserve"> </w:t>
-      </w:r>
-      <w:r>
-        <w:tab/>
-      </w:r>
-    </w:p>
+        <w:t>cần</w:t>
+      </w:r>
+      <w:proofErr w:type="spellEnd"/>
+      <w:r>
+        <w:t xml:space="preserve"> kiểm thử:</w:t>
+      </w:r>
+    </w:p>
+    <w:p>
+      <w:pPr>
+        <w:pStyle w:val="ListNumber"/>
+        <w:rPr>
+          <w:sz w:val="28"/>
+          <w:szCs w:val="28"/>
+        </w:rPr>
+      </w:pPr>
+      <w:r>
+        <w:rPr>
+          <w:sz w:val="28"/>
+          <w:szCs w:val="28"/>
+        </w:rPr>
+        <w:t>TC1: Input=4 (</w:t>
+      </w:r>
+      <w:proofErr w:type="spellStart"/>
+      <w:r>
+        <w:rPr>
+          <w:sz w:val="28"/>
+          <w:szCs w:val="28"/>
+        </w:rPr>
+        <w:t>ngoài</w:t>
+      </w:r>
+      <w:proofErr w:type="spellEnd"/>
+      <w:r>
+        <w:rPr>
+          <w:sz w:val="28"/>
+          <w:szCs w:val="28"/>
+        </w:rPr>
+        <w:t xml:space="preserve"> </w:t>
+      </w:r>
+      <w:proofErr w:type="spellStart"/>
+      <w:r>
+        <w:rPr>
+          <w:sz w:val="28"/>
+          <w:szCs w:val="28"/>
+        </w:rPr>
+        <w:t>phạm</w:t>
+      </w:r>
+      <w:proofErr w:type="spellEnd"/>
+      <w:r>
+        <w:rPr>
+          <w:sz w:val="28"/>
+          <w:szCs w:val="28"/>
+        </w:rPr>
+        <w:t xml:space="preserve"> vi)</w:t>
+      </w:r>
+    </w:p>
+    <w:p>
+      <w:pPr>
+        <w:pStyle w:val="ListNumber"/>
+        <w:rPr>
+          <w:sz w:val="28"/>
+          <w:szCs w:val="28"/>
+        </w:rPr>
+      </w:pPr>
+      <w:r>
+        <w:rPr>
+          <w:sz w:val="28"/>
+          <w:szCs w:val="28"/>
+        </w:rPr>
+        <w:t xml:space="preserve">TC2: Input=5 (bắt </w:t>
+      </w:r>
+      <w:proofErr w:type="spellStart"/>
+      <w:r>
+        <w:rPr>
+          <w:sz w:val="28"/>
+          <w:szCs w:val="28"/>
+        </w:rPr>
+        <w:t>đầu</w:t>
+      </w:r>
+      <w:proofErr w:type="spellEnd"/>
+      <w:r>
+        <w:rPr>
+          <w:sz w:val="28"/>
+          <w:szCs w:val="28"/>
+        </w:rPr>
+        <w:t xml:space="preserve"> P1)</w:t>
+      </w:r>
+    </w:p>
+    <w:p>
+      <w:pPr>
+        <w:pStyle w:val="ListNumber"/>
+        <w:rPr>
+          <w:sz w:val="28"/>
+          <w:szCs w:val="28"/>
+        </w:rPr>
+      </w:pPr>
+      <w:r>
+        <w:rPr>
+          <w:sz w:val="28"/>
+          <w:szCs w:val="28"/>
+        </w:rPr>
+        <w:t>TC3: Input=6 (P1)</w:t>
+      </w:r>
+    </w:p>
+    <w:p>
+      <w:pPr>
+        <w:pStyle w:val="ListNumber"/>
+        <w:rPr>
+          <w:sz w:val="28"/>
+          <w:szCs w:val="28"/>
+        </w:rPr>
+      </w:pPr>
+      <w:r>
+        <w:rPr>
+          <w:sz w:val="28"/>
+          <w:szCs w:val="28"/>
+        </w:rPr>
+        <w:t>TC4: Input=13 (P1)</w:t>
+      </w:r>
+    </w:p>
+    <w:p>
+      <w:pPr>
+        <w:pStyle w:val="ListNumber"/>
+        <w:rPr>
+          <w:sz w:val="28"/>
+          <w:szCs w:val="28"/>
+        </w:rPr>
+      </w:pPr>
+      <w:r>
+        <w:rPr>
+          <w:sz w:val="28"/>
+          <w:szCs w:val="28"/>
+        </w:rPr>
+        <w:t>TC5: Input=14 (</w:t>
+      </w:r>
+      <w:proofErr w:type="spellStart"/>
+      <w:r>
+        <w:rPr>
+          <w:sz w:val="28"/>
+          <w:szCs w:val="28"/>
+        </w:rPr>
+        <w:t>cuối</w:t>
+      </w:r>
+      <w:proofErr w:type="spellEnd"/>
+      <w:r>
+        <w:rPr>
+          <w:sz w:val="28"/>
+          <w:szCs w:val="28"/>
+        </w:rPr>
+        <w:t xml:space="preserve"> P1)</w:t>
+      </w:r>
+    </w:p>
+    <w:p>
+      <w:pPr>
+        <w:pStyle w:val="ListNumber"/>
+        <w:rPr>
+          <w:sz w:val="28"/>
+          <w:szCs w:val="28"/>
+        </w:rPr>
+      </w:pPr>
+      <w:r>
+        <w:rPr>
+          <w:sz w:val="28"/>
+          <w:szCs w:val="28"/>
+        </w:rPr>
+        <w:t xml:space="preserve">TC6: Input=15 (bắt </w:t>
+      </w:r>
+      <w:proofErr w:type="spellStart"/>
+      <w:r>
+        <w:rPr>
+          <w:sz w:val="28"/>
+          <w:szCs w:val="28"/>
+        </w:rPr>
+        <w:t>đầu</w:t>
+      </w:r>
+      <w:proofErr w:type="spellEnd"/>
+      <w:r>
+        <w:rPr>
+          <w:sz w:val="28"/>
+          <w:szCs w:val="28"/>
+        </w:rPr>
+        <w:t xml:space="preserve"> P2)</w:t>
+      </w:r>
+    </w:p>
+    <w:p>
+      <w:pPr>
+        <w:pStyle w:val="ListNumber"/>
+        <w:rPr>
+          <w:sz w:val="28"/>
+          <w:szCs w:val="28"/>
+        </w:rPr>
+      </w:pPr>
+      <w:r>
+        <w:rPr>
+          <w:sz w:val="28"/>
+          <w:szCs w:val="28"/>
+        </w:rPr>
+        <w:t>TC7: Input=39 (P2)</w:t>
+      </w:r>
+    </w:p>
+    <w:p>
+      <w:pPr>
+        <w:pStyle w:val="ListNumber"/>
+        <w:rPr>
+          <w:sz w:val="28"/>
+          <w:szCs w:val="28"/>
+        </w:rPr>
+      </w:pPr>
+      <w:r>
+        <w:rPr>
+          <w:sz w:val="28"/>
+          <w:szCs w:val="28"/>
+        </w:rPr>
+        <w:t>TC8: Input=40 (</w:t>
+      </w:r>
+      <w:proofErr w:type="spellStart"/>
+      <w:r>
+        <w:rPr>
+          <w:sz w:val="28"/>
+          <w:szCs w:val="28"/>
+        </w:rPr>
+        <w:t>cuối</w:t>
+      </w:r>
+      <w:proofErr w:type="spellEnd"/>
+      <w:r>
+        <w:rPr>
+          <w:sz w:val="28"/>
+          <w:szCs w:val="28"/>
+        </w:rPr>
+        <w:t xml:space="preserve"> P2)</w:t>
+      </w:r>
+    </w:p>
+    <w:p>
+      <w:pPr>
+        <w:pStyle w:val="ListNumber"/>
+        <w:rPr>
+          <w:sz w:val="28"/>
+          <w:szCs w:val="28"/>
+        </w:rPr>
+      </w:pPr>
+      <w:r>
+        <w:rPr>
+          <w:sz w:val="28"/>
+          <w:szCs w:val="28"/>
+        </w:rPr>
+        <w:t xml:space="preserve">TC9: Input=41 (bắt </w:t>
+      </w:r>
+      <w:proofErr w:type="spellStart"/>
+      <w:r>
+        <w:rPr>
+          <w:sz w:val="28"/>
+          <w:szCs w:val="28"/>
+        </w:rPr>
+        <w:t>đầu</w:t>
+      </w:r>
+      <w:proofErr w:type="spellEnd"/>
+      <w:r>
+        <w:rPr>
+          <w:sz w:val="28"/>
+          <w:szCs w:val="28"/>
+        </w:rPr>
+        <w:t xml:space="preserve"> P3)</w:t>
+      </w:r>
+    </w:p>
+    <w:p>
+      <w:pPr>
+        <w:pStyle w:val="ListNumber"/>
+        <w:rPr>
+          <w:sz w:val="28"/>
+          <w:szCs w:val="28"/>
+        </w:rPr>
+      </w:pPr>
+      <w:r>
+        <w:rPr>
+          <w:sz w:val="28"/>
+          <w:szCs w:val="28"/>
+        </w:rPr>
+        <w:t>TC10: Input=59 (P3)</w:t>
+      </w:r>
+    </w:p>
+    <w:p>
+      <w:pPr>
+        <w:pStyle w:val="ListNumber"/>
+        <w:rPr>
+          <w:sz w:val="28"/>
+          <w:szCs w:val="28"/>
+        </w:rPr>
+      </w:pPr>
+      <w:r>
+        <w:rPr>
+          <w:sz w:val="28"/>
+          <w:szCs w:val="28"/>
+        </w:rPr>
+        <w:t>TC11: Input=60 (</w:t>
+      </w:r>
+      <w:proofErr w:type="spellStart"/>
+      <w:r>
+        <w:rPr>
+          <w:sz w:val="28"/>
+          <w:szCs w:val="28"/>
+        </w:rPr>
+        <w:t>cuối</w:t>
+      </w:r>
+      <w:proofErr w:type="spellEnd"/>
+      <w:r>
+        <w:rPr>
+          <w:sz w:val="28"/>
+          <w:szCs w:val="28"/>
+        </w:rPr>
+        <w:t xml:space="preserve"> P3)</w:t>
+      </w:r>
+    </w:p>
+    <w:p>
+      <w:pPr>
+        <w:pStyle w:val="ListNumber"/>
+        <w:rPr>
+          <w:sz w:val="28"/>
+          <w:szCs w:val="28"/>
+        </w:rPr>
+      </w:pPr>
+      <w:r>
+        <w:rPr>
+          <w:sz w:val="28"/>
+          <w:szCs w:val="28"/>
+        </w:rPr>
+        <w:t xml:space="preserve">TC12: Input=61 (bắt </w:t>
+      </w:r>
+      <w:proofErr w:type="spellStart"/>
+      <w:r>
+        <w:rPr>
+          <w:sz w:val="28"/>
+          <w:szCs w:val="28"/>
+        </w:rPr>
+        <w:t>đầu</w:t>
+      </w:r>
+      <w:proofErr w:type="spellEnd"/>
+      <w:r>
+        <w:rPr>
+          <w:sz w:val="28"/>
+          <w:szCs w:val="28"/>
+        </w:rPr>
+        <w:t xml:space="preserve"> P4)</w:t>
+      </w:r>
+    </w:p>
+    <w:p>
+      <w:pPr>
+        <w:pStyle w:val="ListNumber"/>
+        <w:rPr>
+          <w:sz w:val="28"/>
+          <w:szCs w:val="28"/>
+        </w:rPr>
+      </w:pPr>
+      <w:r>
+        <w:rPr>
+          <w:sz w:val="28"/>
+          <w:szCs w:val="28"/>
+        </w:rPr>
+        <w:t>TC13: Input=99 (P4)</w:t>
+      </w:r>
+    </w:p>
+    <w:p>
+      <w:pPr>
+        <w:pStyle w:val="ListNumber"/>
+        <w:rPr>
+          <w:sz w:val="28"/>
+          <w:szCs w:val="28"/>
+        </w:rPr>
+      </w:pPr>
+      <w:r>
+        <w:rPr>
+          <w:sz w:val="28"/>
+          <w:szCs w:val="28"/>
+        </w:rPr>
+        <w:t>TC14: Input=100 (</w:t>
+      </w:r>
+      <w:proofErr w:type="spellStart"/>
+      <w:r>
+        <w:rPr>
+          <w:sz w:val="28"/>
+          <w:szCs w:val="28"/>
+        </w:rPr>
+        <w:t>cuối</w:t>
+      </w:r>
+      <w:proofErr w:type="spellEnd"/>
+      <w:r>
+        <w:rPr>
+          <w:sz w:val="28"/>
+          <w:szCs w:val="28"/>
+        </w:rPr>
+        <w:t xml:space="preserve"> P4)</w:t>
+      </w:r>
+    </w:p>
+    <w:p>
+      <w:pPr>
+        <w:pStyle w:val="ListNumber"/>
+        <w:rPr>
+          <w:sz w:val="28"/>
+          <w:szCs w:val="28"/>
+        </w:rPr>
+      </w:pPr>
+      <w:r>
+        <w:rPr>
+          <w:sz w:val="28"/>
+          <w:szCs w:val="28"/>
+        </w:rPr>
+        <w:t>TC15: Input=101 (</w:t>
+      </w:r>
+      <w:proofErr w:type="spellStart"/>
+      <w:r>
+        <w:rPr>
+          <w:sz w:val="28"/>
+          <w:szCs w:val="28"/>
+        </w:rPr>
+        <w:t>ngoài</w:t>
+      </w:r>
+      <w:proofErr w:type="spellEnd"/>
+      <w:r>
+        <w:rPr>
+          <w:sz w:val="28"/>
+          <w:szCs w:val="28"/>
+        </w:rPr>
+        <w:t xml:space="preserve"> </w:t>
+      </w:r>
+      <w:proofErr w:type="spellStart"/>
+      <w:r>
+        <w:rPr>
+          <w:sz w:val="28"/>
+          <w:szCs w:val="28"/>
+        </w:rPr>
+        <w:t>phạm</w:t>
+      </w:r>
+      <w:proofErr w:type="spellEnd"/>
+      <w:r>
+        <w:rPr>
+          <w:sz w:val="28"/>
+          <w:szCs w:val="28"/>
+        </w:rPr>
+        <w:t xml:space="preserve"> vi)</w:t>
+      </w:r>
+    </w:p>
+    <w:p/>
     <w:p>
       <w:pPr>
         <w:pStyle w:val="Heading2"/>
       </w:pPr>
       <w:proofErr w:type="spellStart"/>
       <w:r>
+        <w:lastRenderedPageBreak/>
         <w:t>Bài</w:t>
       </w:r>
       <w:proofErr w:type="spellEnd"/>
@@ -1445,7 +2984,13 @@
       </w:r>
       <w:proofErr w:type="spellStart"/>
       <w:r>
-        <w:t>điểm</w:t>
+        <w:t>đi</w:t>
+      </w:r>
+      <w:r>
+        <w:t>ể</w:t>
+      </w:r>
+      <w:r>
+        <w:t>m</w:t>
       </w:r>
       <w:proofErr w:type="spellEnd"/>
       <w:r>
@@ -1457,59 +3002,87 @@
       <w:bookmarkEnd w:id="0"/>
       <w:proofErr w:type="spellStart"/>
       <w:r>
-        <w:t>Sử</w:t>
-      </w:r>
-      <w:proofErr w:type="spellEnd"/>
-      <w:r>
-        <w:t xml:space="preserve"> </w:t>
-      </w:r>
-      <w:proofErr w:type="spellStart"/>
-      <w:r>
-        <w:t>dụng</w:t>
-      </w:r>
-      <w:proofErr w:type="spellEnd"/>
-      <w:r>
-        <w:t xml:space="preserve"> </w:t>
-      </w:r>
-      <w:proofErr w:type="spellStart"/>
-      <w:r>
-        <w:t>kỹ</w:t>
-      </w:r>
-      <w:proofErr w:type="spellEnd"/>
-      <w:r>
-        <w:t xml:space="preserve"> </w:t>
-      </w:r>
-      <w:proofErr w:type="spellStart"/>
-      <w:r>
-        <w:t>thuật</w:t>
-      </w:r>
-      <w:proofErr w:type="spellEnd"/>
-      <w:r>
-        <w:t xml:space="preserve"> </w:t>
-      </w:r>
-      <w:proofErr w:type="spellStart"/>
-      <w:r>
-        <w:t>bảng</w:t>
-      </w:r>
-      <w:proofErr w:type="spellEnd"/>
-      <w:r>
-        <w:t xml:space="preserve"> </w:t>
-      </w:r>
-      <w:proofErr w:type="spellStart"/>
-      <w:r>
-        <w:t>quyết</w:t>
-      </w:r>
-      <w:proofErr w:type="spellEnd"/>
-      <w:r>
-        <w:t xml:space="preserve"> </w:t>
-      </w:r>
-      <w:proofErr w:type="spellStart"/>
-      <w:r>
-        <w:t>định</w:t>
-      </w:r>
-      <w:proofErr w:type="spellEnd"/>
-      <w:r>
-        <w:t xml:space="preserve"> </w:t>
+        <w:t>S</w:t>
+      </w:r>
+      <w:r>
+        <w:t>ử</w:t>
+      </w:r>
+      <w:proofErr w:type="spellEnd"/>
+      <w:r>
+        <w:t xml:space="preserve"> </w:t>
+      </w:r>
+      <w:proofErr w:type="spellStart"/>
+      <w:r>
+        <w:t>d</w:t>
+      </w:r>
+      <w:r>
+        <w:t>ụ</w:t>
+      </w:r>
+      <w:r>
+        <w:t>ng</w:t>
+      </w:r>
+      <w:proofErr w:type="spellEnd"/>
+      <w:r>
+        <w:t xml:space="preserve"> </w:t>
+      </w:r>
+      <w:proofErr w:type="spellStart"/>
+      <w:r>
+        <w:t>k</w:t>
+      </w:r>
+      <w:r>
+        <w:t>ỹ</w:t>
+      </w:r>
+      <w:proofErr w:type="spellEnd"/>
+      <w:r>
+        <w:t xml:space="preserve"> </w:t>
+      </w:r>
+      <w:proofErr w:type="spellStart"/>
+      <w:r>
+        <w:t>thu</w:t>
+      </w:r>
+      <w:r>
+        <w:t>ậ</w:t>
+      </w:r>
+      <w:r>
+        <w:t>t</w:t>
+      </w:r>
+      <w:proofErr w:type="spellEnd"/>
+      <w:r>
+        <w:t xml:space="preserve"> </w:t>
+      </w:r>
+      <w:proofErr w:type="spellStart"/>
+      <w:r>
+        <w:t>b</w:t>
+      </w:r>
+      <w:r>
+        <w:t>ả</w:t>
+      </w:r>
+      <w:r>
+        <w:t>ng</w:t>
+      </w:r>
+      <w:proofErr w:type="spellEnd"/>
+      <w:r>
+        <w:t xml:space="preserve"> </w:t>
+      </w:r>
+      <w:proofErr w:type="spellStart"/>
+      <w:r>
+        <w:t>quy</w:t>
+      </w:r>
+      <w:r>
+        <w:t>ế</w:t>
+      </w:r>
+      <w:r>
+        <w:t>t</w:t>
+      </w:r>
+      <w:proofErr w:type="spellEnd"/>
+      <w:r>
+        <w:t xml:space="preserve"> đ</w:t>
+      </w:r>
+      <w:r>
+        <w:t>ị</w:t>
+      </w:r>
+      <w:r>
+        <w:t xml:space="preserve">nh </w:t>
       </w:r>
       <w:proofErr w:type="spellStart"/>
       <w:r>
@@ -1517,15 +3090,13 @@
       </w:r>
       <w:proofErr w:type="spellEnd"/>
       <w:r>
-        <w:t xml:space="preserve"> </w:t>
-      </w:r>
-      <w:proofErr w:type="spellStart"/>
-      <w:r>
-        <w:t>định</w:t>
-      </w:r>
-      <w:proofErr w:type="spellEnd"/>
-      <w:r>
-        <w:t xml:space="preserve"> test case </w:t>
+        <w:t xml:space="preserve"> đ</w:t>
+      </w:r>
+      <w:r>
+        <w:t>ị</w:t>
+      </w:r>
+      <w:r>
+        <w:t xml:space="preserve">nh test case </w:t>
       </w:r>
       <w:proofErr w:type="spellStart"/>
       <w:r>
@@ -1565,27 +3136,31 @@
       </w:r>
       <w:proofErr w:type="spellEnd"/>
       <w:r>
-        <w:t xml:space="preserve"> </w:t>
-      </w:r>
-      <w:proofErr w:type="spellStart"/>
-      <w:r>
-        <w:t>đến</w:t>
-      </w:r>
-      <w:proofErr w:type="spellEnd"/>
-      <w:r>
-        <w:t xml:space="preserve"> </w:t>
-      </w:r>
-      <w:proofErr w:type="spellStart"/>
-      <w:r>
-        <w:t>mở</w:t>
-      </w:r>
-      <w:proofErr w:type="spellEnd"/>
-      <w:r>
-        <w:t xml:space="preserve"> </w:t>
-      </w:r>
-      <w:proofErr w:type="spellStart"/>
-      <w:r>
-        <w:t>thẻ</w:t>
+        <w:t xml:space="preserve"> đ</w:t>
+      </w:r>
+      <w:r>
+        <w:t>ế</w:t>
+      </w:r>
+      <w:r>
+        <w:t xml:space="preserve">n </w:t>
+      </w:r>
+      <w:proofErr w:type="spellStart"/>
+      <w:r>
+        <w:t>m</w:t>
+      </w:r>
+      <w:r>
+        <w:t>ở</w:t>
+      </w:r>
+      <w:proofErr w:type="spellEnd"/>
+      <w:r>
+        <w:t xml:space="preserve"> </w:t>
+      </w:r>
+      <w:proofErr w:type="spellStart"/>
+      <w:r>
+        <w:t>th</w:t>
+      </w:r>
+      <w:r>
+        <w:t>ẻ</w:t>
       </w:r>
       <w:proofErr w:type="spellEnd"/>
       <w:r>
@@ -1601,39 +3176,47 @@
       </w:r>
       <w:proofErr w:type="spellStart"/>
       <w:r>
-        <w:t>dụng</w:t>
-      </w:r>
-      <w:proofErr w:type="spellEnd"/>
-      <w:r>
-        <w:t xml:space="preserve"> </w:t>
-      </w:r>
-      <w:proofErr w:type="spellStart"/>
-      <w:r>
-        <w:t>với</w:t>
-      </w:r>
-      <w:proofErr w:type="spellEnd"/>
-      <w:r>
-        <w:t xml:space="preserve"> </w:t>
-      </w:r>
-      <w:proofErr w:type="spellStart"/>
-      <w:r>
-        <w:t>các</w:t>
-      </w:r>
-      <w:proofErr w:type="spellEnd"/>
-      <w:r>
-        <w:t xml:space="preserve"> </w:t>
-      </w:r>
-      <w:proofErr w:type="spellStart"/>
-      <w:r>
-        <w:t>điều</w:t>
-      </w:r>
-      <w:proofErr w:type="spellEnd"/>
-      <w:r>
-        <w:t xml:space="preserve"> </w:t>
-      </w:r>
-      <w:proofErr w:type="spellStart"/>
-      <w:r>
-        <w:t>kiện</w:t>
+        <w:t>d</w:t>
+      </w:r>
+      <w:r>
+        <w:t>ụ</w:t>
+      </w:r>
+      <w:r>
+        <w:t>ng</w:t>
+      </w:r>
+      <w:proofErr w:type="spellEnd"/>
+      <w:r>
+        <w:t xml:space="preserve"> v</w:t>
+      </w:r>
+      <w:r>
+        <w:t>ớ</w:t>
+      </w:r>
+      <w:r>
+        <w:t xml:space="preserve">i các </w:t>
+      </w:r>
+      <w:proofErr w:type="spellStart"/>
+      <w:r>
+        <w:t>đi</w:t>
+      </w:r>
+      <w:r>
+        <w:t>ề</w:t>
+      </w:r>
+      <w:r>
+        <w:t>u</w:t>
+      </w:r>
+      <w:proofErr w:type="spellEnd"/>
+      <w:r>
+        <w:t xml:space="preserve"> </w:t>
+      </w:r>
+      <w:proofErr w:type="spellStart"/>
+      <w:r>
+        <w:t>ki</w:t>
+      </w:r>
+      <w:r>
+        <w:t>ệ</w:t>
+      </w:r>
+      <w:r>
+        <w:t>n</w:t>
       </w:r>
       <w:proofErr w:type="spellEnd"/>
       <w:r>
@@ -1660,31 +3243,41 @@
       <w:bookmarkEnd w:id="1"/>
       <w:proofErr w:type="spellStart"/>
       <w:r>
-        <w:t>Nếu</w:t>
-      </w:r>
-      <w:proofErr w:type="spellEnd"/>
-      <w:r>
-        <w:t xml:space="preserve"> </w:t>
-      </w:r>
-      <w:proofErr w:type="spellStart"/>
-      <w:r>
-        <w:t>bạn</w:t>
-      </w:r>
-      <w:proofErr w:type="spellEnd"/>
-      <w:r>
-        <w:t xml:space="preserve"> </w:t>
-      </w:r>
-      <w:proofErr w:type="spellStart"/>
-      <w:r>
-        <w:t>là</w:t>
-      </w:r>
-      <w:proofErr w:type="spellEnd"/>
-      <w:r>
-        <w:t xml:space="preserve"> </w:t>
-      </w:r>
-      <w:proofErr w:type="spellStart"/>
-      <w:r>
-        <w:t>một</w:t>
+        <w:t>N</w:t>
+      </w:r>
+      <w:r>
+        <w:t>ế</w:t>
+      </w:r>
+      <w:r>
+        <w:t>u</w:t>
+      </w:r>
+      <w:proofErr w:type="spellEnd"/>
+      <w:r>
+        <w:t xml:space="preserve"> </w:t>
+      </w:r>
+      <w:proofErr w:type="spellStart"/>
+      <w:r>
+        <w:t>b</w:t>
+      </w:r>
+      <w:r>
+        <w:t>ạ</w:t>
+      </w:r>
+      <w:r>
+        <w:t>n</w:t>
+      </w:r>
+      <w:proofErr w:type="spellEnd"/>
+      <w:r>
+        <w:t xml:space="preserve"> là </w:t>
+      </w:r>
+      <w:proofErr w:type="spellStart"/>
+      <w:r>
+        <w:t>m</w:t>
+      </w:r>
+      <w:r>
+        <w:t>ộ</w:t>
+      </w:r>
+      <w:r>
+        <w:t>t</w:t>
       </w:r>
       <w:proofErr w:type="spellEnd"/>
       <w:r>
@@ -1704,11 +3297,59 @@
       </w:r>
       <w:proofErr w:type="spellEnd"/>
       <w:r>
-        <w:t xml:space="preserve"> </w:t>
-      </w:r>
-      <w:proofErr w:type="spellStart"/>
-      <w:r>
-        <w:t>mới</w:t>
+        <w:t xml:space="preserve"> m</w:t>
+      </w:r>
+      <w:r>
+        <w:t>ớ</w:t>
+      </w:r>
+      <w:r>
+        <w:t>i, đ</w:t>
+      </w:r>
+      <w:r>
+        <w:t>ế</w:t>
+      </w:r>
+      <w:r>
+        <w:t xml:space="preserve">n </w:t>
+      </w:r>
+      <w:proofErr w:type="spellStart"/>
+      <w:r>
+        <w:t>m</w:t>
+      </w:r>
+      <w:r>
+        <w:t>ở</w:t>
+      </w:r>
+      <w:proofErr w:type="spellEnd"/>
+      <w:r>
+        <w:t xml:space="preserve"> </w:t>
+      </w:r>
+      <w:proofErr w:type="spellStart"/>
+      <w:r>
+        <w:t>th</w:t>
+      </w:r>
+      <w:r>
+        <w:t>ẻ</w:t>
+      </w:r>
+      <w:proofErr w:type="spellEnd"/>
+      <w:r>
+        <w:t xml:space="preserve"> </w:t>
+      </w:r>
+      <w:proofErr w:type="spellStart"/>
+      <w:r>
+        <w:t>tín</w:t>
+      </w:r>
+      <w:proofErr w:type="spellEnd"/>
+      <w:r>
+        <w:t xml:space="preserve"> </w:t>
+      </w:r>
+      <w:proofErr w:type="spellStart"/>
+      <w:r>
+        <w:t>d</w:t>
+      </w:r>
+      <w:r>
+        <w:t>ụ</w:t>
+      </w:r>
+      <w:r>
+        <w:t>ng</w:t>
       </w:r>
       <w:proofErr w:type="spellEnd"/>
       <w:r>
@@ -1716,71 +3357,44 @@
       </w:r>
       <w:proofErr w:type="spellStart"/>
       <w:r>
-        <w:t>đến</w:t>
-      </w:r>
-      <w:proofErr w:type="spellEnd"/>
-      <w:r>
-        <w:t xml:space="preserve"> </w:t>
-      </w:r>
-      <w:proofErr w:type="spellStart"/>
-      <w:r>
-        <w:t>mở</w:t>
-      </w:r>
-      <w:proofErr w:type="spellEnd"/>
-      <w:r>
-        <w:t xml:space="preserve"> </w:t>
-      </w:r>
-      <w:proofErr w:type="spellStart"/>
-      <w:r>
-        <w:t>thẻ</w:t>
-      </w:r>
-      <w:proofErr w:type="spellEnd"/>
-      <w:r>
-        <w:t xml:space="preserve"> </w:t>
-      </w:r>
-      <w:proofErr w:type="spellStart"/>
-      <w:r>
-        <w:t>tín</w:t>
-      </w:r>
-      <w:proofErr w:type="spellEnd"/>
-      <w:r>
-        <w:t xml:space="preserve"> </w:t>
-      </w:r>
-      <w:proofErr w:type="spellStart"/>
-      <w:r>
-        <w:t>dụng</w:t>
-      </w:r>
-      <w:proofErr w:type="spellEnd"/>
-      <w:r>
-        <w:t xml:space="preserve">, </w:t>
-      </w:r>
-      <w:proofErr w:type="spellStart"/>
-      <w:r>
-        <w:t>bạn</w:t>
-      </w:r>
-      <w:proofErr w:type="spellEnd"/>
-      <w:r>
-        <w:t xml:space="preserve"> </w:t>
-      </w:r>
-      <w:proofErr w:type="spellStart"/>
-      <w:r>
-        <w:t>sẽ</w:t>
-      </w:r>
-      <w:proofErr w:type="spellEnd"/>
-      <w:r>
-        <w:t xml:space="preserve"> </w:t>
-      </w:r>
-      <w:proofErr w:type="spellStart"/>
-      <w:r>
-        <w:t>được</w:t>
-      </w:r>
-      <w:proofErr w:type="spellEnd"/>
-      <w:r>
-        <w:t xml:space="preserve"> </w:t>
-      </w:r>
-      <w:proofErr w:type="spellStart"/>
-      <w:r>
-        <w:t>giảm</w:t>
+        <w:t>b</w:t>
+      </w:r>
+      <w:r>
+        <w:t>ạ</w:t>
+      </w:r>
+      <w:r>
+        <w:t>n</w:t>
+      </w:r>
+      <w:proofErr w:type="spellEnd"/>
+      <w:r>
+        <w:t xml:space="preserve"> </w:t>
+      </w:r>
+      <w:proofErr w:type="spellStart"/>
+      <w:r>
+        <w:t>s</w:t>
+      </w:r>
+      <w:r>
+        <w:t>ẽ</w:t>
+      </w:r>
+      <w:proofErr w:type="spellEnd"/>
+      <w:r>
+        <w:t xml:space="preserve"> đư</w:t>
+      </w:r>
+      <w:r>
+        <w:t>ợ</w:t>
+      </w:r>
+      <w:r>
+        <w:t xml:space="preserve">c </w:t>
+      </w:r>
+      <w:proofErr w:type="spellStart"/>
+      <w:r>
+        <w:t>gi</w:t>
+      </w:r>
+      <w:r>
+        <w:t>ả</w:t>
+      </w:r>
+      <w:r>
+        <w:t>m</w:t>
       </w:r>
       <w:proofErr w:type="spellEnd"/>
       <w:r>
@@ -1807,27 +3421,31 @@
       <w:bookmarkEnd w:id="2"/>
       <w:proofErr w:type="spellStart"/>
       <w:r>
-        <w:t>Nếu</w:t>
-      </w:r>
-      <w:proofErr w:type="spellEnd"/>
-      <w:r>
-        <w:t xml:space="preserve"> </w:t>
-      </w:r>
-      <w:proofErr w:type="spellStart"/>
-      <w:r>
-        <w:t>bạn</w:t>
-      </w:r>
-      <w:proofErr w:type="spellEnd"/>
-      <w:r>
-        <w:t xml:space="preserve"> </w:t>
-      </w:r>
-      <w:proofErr w:type="spellStart"/>
-      <w:r>
-        <w:t>là</w:t>
-      </w:r>
-      <w:proofErr w:type="spellEnd"/>
-      <w:r>
-        <w:t xml:space="preserve"> </w:t>
+        <w:t>N</w:t>
+      </w:r>
+      <w:r>
+        <w:t>ế</w:t>
+      </w:r>
+      <w:r>
+        <w:t>u</w:t>
+      </w:r>
+      <w:proofErr w:type="spellEnd"/>
+      <w:r>
+        <w:t xml:space="preserve"> </w:t>
+      </w:r>
+      <w:proofErr w:type="spellStart"/>
+      <w:r>
+        <w:t>b</w:t>
+      </w:r>
+      <w:r>
+        <w:t>ạ</w:t>
+      </w:r>
+      <w:r>
+        <w:t>n</w:t>
+      </w:r>
+      <w:proofErr w:type="spellEnd"/>
+      <w:r>
+        <w:t xml:space="preserve"> là </w:t>
       </w:r>
       <w:proofErr w:type="spellStart"/>
       <w:r>
@@ -1859,19 +3477,14 @@
       </w:r>
       <w:proofErr w:type="spellEnd"/>
       <w:r>
-        <w:t xml:space="preserve"> </w:t>
-      </w:r>
-      <w:proofErr w:type="spellStart"/>
-      <w:r>
-        <w:t>có</w:t>
-      </w:r>
-      <w:proofErr w:type="spellEnd"/>
-      <w:r>
-        <w:t xml:space="preserve"> </w:t>
-      </w:r>
-      <w:proofErr w:type="spellStart"/>
-      <w:r>
-        <w:t>thẻ</w:t>
+        <w:t xml:space="preserve"> có </w:t>
+      </w:r>
+      <w:proofErr w:type="spellStart"/>
+      <w:r>
+        <w:t>th</w:t>
+      </w:r>
+      <w:r>
+        <w:t>ẻ</w:t>
       </w:r>
       <w:proofErr w:type="spellEnd"/>
       <w:r>
@@ -1887,31 +3500,44 @@
       </w:r>
       <w:proofErr w:type="spellStart"/>
       <w:r>
-        <w:t>bạn</w:t>
-      </w:r>
-      <w:proofErr w:type="spellEnd"/>
-      <w:r>
-        <w:t xml:space="preserve"> </w:t>
-      </w:r>
-      <w:proofErr w:type="spellStart"/>
-      <w:r>
-        <w:t>sẽ</w:t>
-      </w:r>
-      <w:proofErr w:type="spellEnd"/>
-      <w:r>
-        <w:t xml:space="preserve"> </w:t>
-      </w:r>
-      <w:proofErr w:type="spellStart"/>
-      <w:r>
-        <w:t>được</w:t>
-      </w:r>
-      <w:proofErr w:type="spellEnd"/>
-      <w:r>
-        <w:t xml:space="preserve"> </w:t>
-      </w:r>
-      <w:proofErr w:type="spellStart"/>
-      <w:r>
-        <w:t>giảm</w:t>
+        <w:t>b</w:t>
+      </w:r>
+      <w:r>
+        <w:t>ạ</w:t>
+      </w:r>
+      <w:r>
+        <w:t>n</w:t>
+      </w:r>
+      <w:proofErr w:type="spellEnd"/>
+      <w:r>
+        <w:t xml:space="preserve"> </w:t>
+      </w:r>
+      <w:proofErr w:type="spellStart"/>
+      <w:r>
+        <w:t>s</w:t>
+      </w:r>
+      <w:r>
+        <w:t>ẽ</w:t>
+      </w:r>
+      <w:proofErr w:type="spellEnd"/>
+      <w:r>
+        <w:t xml:space="preserve"> đư</w:t>
+      </w:r>
+      <w:r>
+        <w:t>ợ</w:t>
+      </w:r>
+      <w:r>
+        <w:t xml:space="preserve">c </w:t>
+      </w:r>
+      <w:proofErr w:type="spellStart"/>
+      <w:r>
+        <w:t>gi</w:t>
+      </w:r>
+      <w:r>
+        <w:t>ả</w:t>
+      </w:r>
+      <w:r>
+        <w:t>m</w:t>
       </w:r>
       <w:proofErr w:type="spellEnd"/>
       <w:r>
@@ -1938,55 +3564,72 @@
       <w:bookmarkEnd w:id="3"/>
       <w:proofErr w:type="spellStart"/>
       <w:r>
-        <w:t>Nếu</w:t>
-      </w:r>
-      <w:proofErr w:type="spellEnd"/>
-      <w:r>
-        <w:t xml:space="preserve"> </w:t>
-      </w:r>
-      <w:proofErr w:type="spellStart"/>
-      <w:r>
-        <w:t>bạn</w:t>
-      </w:r>
-      <w:proofErr w:type="spellEnd"/>
-      <w:r>
-        <w:t xml:space="preserve"> </w:t>
-      </w:r>
-      <w:proofErr w:type="spellStart"/>
-      <w:r>
-        <w:t>có</w:t>
-      </w:r>
-      <w:proofErr w:type="spellEnd"/>
-      <w:r>
-        <w:t xml:space="preserve"> Coupon, </w:t>
-      </w:r>
-      <w:proofErr w:type="spellStart"/>
-      <w:r>
-        <w:t>bạn</w:t>
-      </w:r>
-      <w:proofErr w:type="spellEnd"/>
-      <w:r>
-        <w:t xml:space="preserve"> </w:t>
-      </w:r>
-      <w:proofErr w:type="spellStart"/>
-      <w:r>
-        <w:t>sẽ</w:t>
-      </w:r>
-      <w:proofErr w:type="spellEnd"/>
-      <w:r>
-        <w:t xml:space="preserve"> </w:t>
-      </w:r>
-      <w:proofErr w:type="spellStart"/>
-      <w:r>
-        <w:t>được</w:t>
-      </w:r>
-      <w:proofErr w:type="spellEnd"/>
-      <w:r>
-        <w:t xml:space="preserve"> </w:t>
-      </w:r>
-      <w:proofErr w:type="spellStart"/>
-      <w:r>
-        <w:t>giảm</w:t>
+        <w:t>N</w:t>
+      </w:r>
+      <w:r>
+        <w:t>ế</w:t>
+      </w:r>
+      <w:r>
+        <w:t>u</w:t>
+      </w:r>
+      <w:proofErr w:type="spellEnd"/>
+      <w:r>
+        <w:t xml:space="preserve"> </w:t>
+      </w:r>
+      <w:proofErr w:type="spellStart"/>
+      <w:r>
+        <w:t>b</w:t>
+      </w:r>
+      <w:r>
+        <w:t>ạ</w:t>
+      </w:r>
+      <w:r>
+        <w:t>n</w:t>
+      </w:r>
+      <w:proofErr w:type="spellEnd"/>
+      <w:r>
+        <w:t xml:space="preserve"> có Coupon, </w:t>
+      </w:r>
+      <w:proofErr w:type="spellStart"/>
+      <w:r>
+        <w:t>b</w:t>
+      </w:r>
+      <w:r>
+        <w:t>ạ</w:t>
+      </w:r>
+      <w:r>
+        <w:t>n</w:t>
+      </w:r>
+      <w:proofErr w:type="spellEnd"/>
+      <w:r>
+        <w:t xml:space="preserve"> </w:t>
+      </w:r>
+      <w:proofErr w:type="spellStart"/>
+      <w:r>
+        <w:t>s</w:t>
+      </w:r>
+      <w:r>
+        <w:t>ẽ</w:t>
+      </w:r>
+      <w:proofErr w:type="spellEnd"/>
+      <w:r>
+        <w:t xml:space="preserve"> đư</w:t>
+      </w:r>
+      <w:r>
+        <w:t>ợ</w:t>
+      </w:r>
+      <w:r>
+        <w:t xml:space="preserve">c </w:t>
+      </w:r>
+      <w:proofErr w:type="spellStart"/>
+      <w:r>
+        <w:t>gi</w:t>
+      </w:r>
+      <w:r>
+        <w:t>ả</w:t>
+      </w:r>
+      <w:r>
+        <w:t>m</w:t>
       </w:r>
       <w:proofErr w:type="spellEnd"/>
       <w:r>
@@ -1998,59 +3641,48 @@
       </w:r>
       <w:proofErr w:type="spellEnd"/>
       <w:r>
-        <w:t xml:space="preserve"> 20% (</w:t>
-      </w:r>
-      <w:proofErr w:type="spellStart"/>
-      <w:r>
-        <w:t>nhưng</w:t>
-      </w:r>
-      <w:proofErr w:type="spellEnd"/>
-      <w:r>
-        <w:t xml:space="preserve"> </w:t>
-      </w:r>
-      <w:proofErr w:type="spellStart"/>
-      <w:r>
-        <w:t>nó</w:t>
-      </w:r>
-      <w:proofErr w:type="spellEnd"/>
-      <w:r>
-        <w:t xml:space="preserve"> </w:t>
-      </w:r>
-      <w:proofErr w:type="spellStart"/>
-      <w:r>
-        <w:t>không</w:t>
-      </w:r>
-      <w:proofErr w:type="spellEnd"/>
-      <w:r>
-        <w:t xml:space="preserve"> </w:t>
-      </w:r>
-      <w:proofErr w:type="spellStart"/>
-      <w:r>
-        <w:t>được</w:t>
-      </w:r>
-      <w:proofErr w:type="spellEnd"/>
-      <w:r>
-        <w:t xml:space="preserve"> </w:t>
-      </w:r>
-      <w:proofErr w:type="spellStart"/>
-      <w:r>
-        <w:t>sử</w:t>
-      </w:r>
-      <w:proofErr w:type="spellEnd"/>
-      <w:r>
-        <w:t xml:space="preserve"> </w:t>
-      </w:r>
-      <w:proofErr w:type="spellStart"/>
-      <w:r>
-        <w:t>dụng</w:t>
-      </w:r>
-      <w:proofErr w:type="spellEnd"/>
-      <w:r>
-        <w:t xml:space="preserve"> </w:t>
-      </w:r>
-      <w:proofErr w:type="spellStart"/>
-      <w:r>
-        <w:t>giảm</w:t>
+        <w:t xml:space="preserve"> 20% (nhưng nó không đư</w:t>
+      </w:r>
+      <w:r>
+        <w:t>ợ</w:t>
+      </w:r>
+      <w:r>
+        <w:t xml:space="preserve">c </w:t>
+      </w:r>
+      <w:proofErr w:type="spellStart"/>
+      <w:r>
+        <w:t>s</w:t>
+      </w:r>
+      <w:r>
+        <w:t>ử</w:t>
+      </w:r>
+      <w:proofErr w:type="spellEnd"/>
+      <w:r>
+        <w:t xml:space="preserve"> </w:t>
+      </w:r>
+      <w:proofErr w:type="spellStart"/>
+      <w:r>
+        <w:t>d</w:t>
+      </w:r>
+      <w:r>
+        <w:t>ụ</w:t>
+      </w:r>
+      <w:r>
+        <w:t>ng</w:t>
+      </w:r>
+      <w:proofErr w:type="spellEnd"/>
+      <w:r>
+        <w:t xml:space="preserve"> </w:t>
+      </w:r>
+      <w:proofErr w:type="spellStart"/>
+      <w:r>
+        <w:t>gi</w:t>
+      </w:r>
+      <w:r>
+        <w:t>ả</w:t>
+      </w:r>
+      <w:r>
+        <w:t>m</w:t>
       </w:r>
       <w:proofErr w:type="spellEnd"/>
       <w:r>
@@ -2070,15 +3702,13 @@
       </w:r>
       <w:proofErr w:type="spellEnd"/>
       <w:r>
-        <w:t xml:space="preserve"> </w:t>
-      </w:r>
-      <w:proofErr w:type="spellStart"/>
-      <w:r>
-        <w:t>với</w:t>
-      </w:r>
-      <w:proofErr w:type="spellEnd"/>
-      <w:r>
-        <w:t xml:space="preserve"> </w:t>
+        <w:t xml:space="preserve"> v</w:t>
+      </w:r>
+      <w:r>
+        <w:t>ớ</w:t>
+      </w:r>
+      <w:r>
+        <w:t xml:space="preserve">i </w:t>
       </w:r>
       <w:proofErr w:type="spellStart"/>
       <w:r>
@@ -2094,13 +3724,14 @@
       </w:r>
       <w:proofErr w:type="spellEnd"/>
       <w:r>
-        <w:t xml:space="preserve"> </w:t>
-      </w:r>
-      <w:proofErr w:type="spellStart"/>
-      <w:r>
-        <w:t>mới</w:t>
-      </w:r>
-      <w:proofErr w:type="spellEnd"/>
+        <w:t xml:space="preserve"> m</w:t>
+      </w:r>
+      <w:r>
+        <w:t>ớ</w:t>
+      </w:r>
+      <w:r>
+        <w:t>i</w:t>
+      </w:r>
       <w:r>
         <w:t>.</w:t>
       </w:r>
@@ -2116,15 +3747,27 @@
       <w:bookmarkEnd w:id="4"/>
       <w:proofErr w:type="spellStart"/>
       <w:r>
-        <w:t>Việc</w:t>
-      </w:r>
-      <w:proofErr w:type="spellEnd"/>
-      <w:r>
-        <w:t xml:space="preserve"> </w:t>
-      </w:r>
-      <w:proofErr w:type="spellStart"/>
-      <w:r>
-        <w:t>giảm</w:t>
+        <w:t>Vi</w:t>
+      </w:r>
+      <w:r>
+        <w:t>ệ</w:t>
+      </w:r>
+      <w:r>
+        <w:t>c</w:t>
+      </w:r>
+      <w:proofErr w:type="spellEnd"/>
+      <w:r>
+        <w:t xml:space="preserve"> </w:t>
+      </w:r>
+      <w:proofErr w:type="spellStart"/>
+      <w:r>
+        <w:t>gi</w:t>
+      </w:r>
+      <w:r>
+        <w:t>ả</w:t>
+      </w:r>
+      <w:r>
+        <w:t>m</w:t>
       </w:r>
       <w:proofErr w:type="spellEnd"/>
       <w:r>
@@ -2136,55 +3779,47 @@
       </w:r>
       <w:proofErr w:type="spellEnd"/>
       <w:r>
-        <w:t xml:space="preserve"> </w:t>
-      </w:r>
-      <w:proofErr w:type="spellStart"/>
-      <w:r>
-        <w:t>có</w:t>
-      </w:r>
-      <w:proofErr w:type="spellEnd"/>
-      <w:r>
-        <w:t xml:space="preserve"> </w:t>
-      </w:r>
-      <w:proofErr w:type="spellStart"/>
-      <w:r>
-        <w:t>thể</w:t>
-      </w:r>
-      <w:proofErr w:type="spellEnd"/>
-      <w:r>
-        <w:t xml:space="preserve"> </w:t>
-      </w:r>
-      <w:proofErr w:type="spellStart"/>
-      <w:r>
-        <w:t>được</w:t>
-      </w:r>
-      <w:proofErr w:type="spellEnd"/>
-      <w:r>
-        <w:t xml:space="preserve"> </w:t>
-      </w:r>
-      <w:proofErr w:type="spellStart"/>
-      <w:r>
-        <w:t>cộng</w:t>
-      </w:r>
-      <w:proofErr w:type="spellEnd"/>
-      <w:r>
-        <w:t xml:space="preserve"> </w:t>
-      </w:r>
-      <w:proofErr w:type="spellStart"/>
-      <w:r>
-        <w:t>nếu</w:t>
-      </w:r>
-      <w:proofErr w:type="spellEnd"/>
-      <w:r>
-        <w:t xml:space="preserve"> </w:t>
-      </w:r>
-      <w:proofErr w:type="spellStart"/>
-      <w:r>
-        <w:t>như</w:t>
-      </w:r>
-      <w:proofErr w:type="spellEnd"/>
-      <w:r>
-        <w:t xml:space="preserve"> </w:t>
+        <w:t xml:space="preserve"> có th</w:t>
+      </w:r>
+      <w:r>
+        <w:t>ể</w:t>
+      </w:r>
+      <w:r>
+        <w:t xml:space="preserve"> đư</w:t>
+      </w:r>
+      <w:r>
+        <w:t>ợ</w:t>
+      </w:r>
+      <w:r>
+        <w:t xml:space="preserve">c </w:t>
+      </w:r>
+      <w:proofErr w:type="spellStart"/>
+      <w:r>
+        <w:t>c</w:t>
+      </w:r>
+      <w:r>
+        <w:t>ộ</w:t>
+      </w:r>
+      <w:r>
+        <w:t>ng</w:t>
+      </w:r>
+      <w:proofErr w:type="spellEnd"/>
+      <w:r>
+        <w:t xml:space="preserve"> </w:t>
+      </w:r>
+      <w:proofErr w:type="spellStart"/>
+      <w:r>
+        <w:t>n</w:t>
+      </w:r>
+      <w:r>
+        <w:t>ế</w:t>
+      </w:r>
+      <w:r>
+        <w:t>u</w:t>
+      </w:r>
+      <w:proofErr w:type="spellEnd"/>
+      <w:r>
+        <w:t xml:space="preserve"> như </w:t>
       </w:r>
       <w:proofErr w:type="spellStart"/>
       <w:r>
@@ -2196,7 +3831,13 @@
       </w:r>
       <w:proofErr w:type="spellStart"/>
       <w:r>
-        <w:t>hợp</w:t>
+        <w:t>h</w:t>
+      </w:r>
+      <w:r>
+        <w:t>ợ</w:t>
+      </w:r>
+      <w:r>
+        <w:t>p</w:t>
       </w:r>
       <w:proofErr w:type="spellEnd"/>
       <w:r>
@@ -2205,11 +3846,288 @@
     </w:p>
     <w:p>
       <w:pPr>
+        <w:ind w:left="360"/>
+      </w:pPr>
+      <w:r>
+        <w:t xml:space="preserve">Quy định C0 = </w:t>
+      </w:r>
+      <w:proofErr w:type="spellStart"/>
+      <w:r>
+        <w:t>Kahcs</w:t>
+      </w:r>
+      <w:proofErr w:type="spellEnd"/>
+      <w:r>
+        <w:t xml:space="preserve"> mới đúng không? / C1 = </w:t>
+      </w:r>
+      <w:proofErr w:type="spellStart"/>
+      <w:r>
+        <w:t>Khách</w:t>
+      </w:r>
+      <w:proofErr w:type="spellEnd"/>
+      <w:r>
+        <w:t xml:space="preserve"> </w:t>
+      </w:r>
+      <w:proofErr w:type="spellStart"/>
+      <w:r>
+        <w:t>cũ</w:t>
+      </w:r>
+      <w:proofErr w:type="spellEnd"/>
+      <w:r>
+        <w:t xml:space="preserve"> có </w:t>
+      </w:r>
+      <w:proofErr w:type="spellStart"/>
+      <w:r>
+        <w:t>thẻ</w:t>
+      </w:r>
+      <w:proofErr w:type="spellEnd"/>
+      <w:r>
+        <w:t xml:space="preserve"> VIP không? / C3 = </w:t>
+      </w:r>
+      <w:proofErr w:type="spellStart"/>
+      <w:r>
+        <w:t>Khách</w:t>
+      </w:r>
+      <w:proofErr w:type="spellEnd"/>
+      <w:r>
+        <w:t xml:space="preserve"> có Coupon</w:t>
+      </w:r>
+      <w:r>
+        <w:t xml:space="preserve"> đúng không?</w:t>
+      </w:r>
+    </w:p>
+    <w:p>
+      <w:pPr>
+        <w:pStyle w:val="ListNumber"/>
+        <w:numPr>
+          <w:ilvl w:val="0"/>
+          <w:numId w:val="4"/>
+        </w:numPr>
+        <w:rPr>
+          <w:sz w:val="28"/>
+          <w:szCs w:val="28"/>
+        </w:rPr>
+      </w:pPr>
+      <w:r>
+        <w:rPr>
+          <w:sz w:val="28"/>
+          <w:szCs w:val="28"/>
+        </w:rPr>
+        <w:t xml:space="preserve">TC1: C0=Yes, C2=No → </w:t>
+      </w:r>
+      <w:proofErr w:type="spellStart"/>
+      <w:r>
+        <w:rPr>
+          <w:sz w:val="28"/>
+          <w:szCs w:val="28"/>
+        </w:rPr>
+        <w:t>Giảm</w:t>
+      </w:r>
+      <w:proofErr w:type="spellEnd"/>
+      <w:r>
+        <w:rPr>
+          <w:sz w:val="28"/>
+          <w:szCs w:val="28"/>
+        </w:rPr>
+        <w:t xml:space="preserve"> 15%</w:t>
+      </w:r>
+    </w:p>
+    <w:p>
+      <w:pPr>
+        <w:pStyle w:val="ListNumber"/>
+        <w:numPr>
+          <w:ilvl w:val="0"/>
+          <w:numId w:val="4"/>
+        </w:numPr>
+        <w:rPr>
+          <w:sz w:val="28"/>
+          <w:szCs w:val="28"/>
+        </w:rPr>
+      </w:pPr>
+      <w:r>
+        <w:rPr>
+          <w:sz w:val="28"/>
+          <w:szCs w:val="28"/>
+        </w:rPr>
+        <w:t xml:space="preserve">TC2: C0=Yes, C2=Yes → </w:t>
+      </w:r>
+      <w:proofErr w:type="spellStart"/>
+      <w:r>
+        <w:rPr>
+          <w:sz w:val="28"/>
+          <w:szCs w:val="28"/>
+        </w:rPr>
+        <w:t>Giảm</w:t>
+      </w:r>
+      <w:proofErr w:type="spellEnd"/>
+      <w:r>
+        <w:rPr>
+          <w:sz w:val="28"/>
+          <w:szCs w:val="28"/>
+        </w:rPr>
+        <w:t xml:space="preserve"> 15%</w:t>
+      </w:r>
+    </w:p>
+    <w:p>
+      <w:pPr>
+        <w:pStyle w:val="ListNumber"/>
+        <w:numPr>
+          <w:ilvl w:val="0"/>
+          <w:numId w:val="4"/>
+        </w:numPr>
+        <w:rPr>
+          <w:sz w:val="28"/>
+          <w:szCs w:val="28"/>
+        </w:rPr>
+      </w:pPr>
+      <w:r>
+        <w:rPr>
+          <w:sz w:val="28"/>
+          <w:szCs w:val="28"/>
+        </w:rPr>
+        <w:t xml:space="preserve">TC3: C0=No, C1=Yes, C2=No → </w:t>
+      </w:r>
+      <w:proofErr w:type="spellStart"/>
+      <w:r>
+        <w:rPr>
+          <w:sz w:val="28"/>
+          <w:szCs w:val="28"/>
+        </w:rPr>
+        <w:t>Giảm</w:t>
+      </w:r>
+      <w:proofErr w:type="spellEnd"/>
+      <w:r>
+        <w:rPr>
+          <w:sz w:val="28"/>
+          <w:szCs w:val="28"/>
+        </w:rPr>
+        <w:t xml:space="preserve"> 10%</w:t>
+      </w:r>
+    </w:p>
+    <w:p>
+      <w:pPr>
+        <w:pStyle w:val="ListNumber"/>
+        <w:numPr>
+          <w:ilvl w:val="0"/>
+          <w:numId w:val="4"/>
+        </w:numPr>
+        <w:rPr>
+          <w:sz w:val="28"/>
+          <w:szCs w:val="28"/>
+        </w:rPr>
+      </w:pPr>
+      <w:r>
+        <w:rPr>
+          <w:sz w:val="28"/>
+          <w:szCs w:val="28"/>
+        </w:rPr>
+        <w:t xml:space="preserve">TC4: C0=No, C1=Yes, C2=Yes → </w:t>
+      </w:r>
+      <w:proofErr w:type="spellStart"/>
+      <w:r>
+        <w:rPr>
+          <w:sz w:val="28"/>
+          <w:szCs w:val="28"/>
+        </w:rPr>
+        <w:t>Giảm</w:t>
+      </w:r>
+      <w:proofErr w:type="spellEnd"/>
+      <w:r>
+        <w:rPr>
+          <w:sz w:val="28"/>
+          <w:szCs w:val="28"/>
+        </w:rPr>
+        <w:t xml:space="preserve"> 30%</w:t>
+      </w:r>
+    </w:p>
+    <w:p>
+      <w:pPr>
+        <w:pStyle w:val="ListNumber"/>
+        <w:numPr>
+          <w:ilvl w:val="0"/>
+          <w:numId w:val="4"/>
+        </w:numPr>
+        <w:rPr>
+          <w:sz w:val="28"/>
+          <w:szCs w:val="28"/>
+        </w:rPr>
+      </w:pPr>
+      <w:r>
+        <w:rPr>
+          <w:sz w:val="28"/>
+          <w:szCs w:val="28"/>
+        </w:rPr>
+        <w:t xml:space="preserve">TC5: C0=No, C1=No, C2=No → </w:t>
+      </w:r>
+      <w:proofErr w:type="spellStart"/>
+      <w:r>
+        <w:rPr>
+          <w:sz w:val="28"/>
+          <w:szCs w:val="28"/>
+        </w:rPr>
+        <w:t>Giảm</w:t>
+      </w:r>
+      <w:proofErr w:type="spellEnd"/>
+      <w:r>
+        <w:rPr>
+          <w:sz w:val="28"/>
+          <w:szCs w:val="28"/>
+        </w:rPr>
+        <w:t xml:space="preserve"> 0%</w:t>
+      </w:r>
+    </w:p>
+    <w:p>
+      <w:pPr>
+        <w:pStyle w:val="ListNumber"/>
+        <w:numPr>
+          <w:ilvl w:val="0"/>
+          <w:numId w:val="4"/>
+        </w:numPr>
+        <w:rPr>
+          <w:sz w:val="28"/>
+          <w:szCs w:val="28"/>
+        </w:rPr>
+      </w:pPr>
+      <w:r>
+        <w:rPr>
+          <w:sz w:val="28"/>
+          <w:szCs w:val="28"/>
+        </w:rPr>
+        <w:t xml:space="preserve">TC6: C0=No, C1=No, C2=Yes → </w:t>
+      </w:r>
+      <w:proofErr w:type="spellStart"/>
+      <w:r>
+        <w:rPr>
+          <w:sz w:val="28"/>
+          <w:szCs w:val="28"/>
+        </w:rPr>
+        <w:t>Giảm</w:t>
+      </w:r>
+      <w:proofErr w:type="spellEnd"/>
+      <w:r>
+        <w:rPr>
+          <w:sz w:val="28"/>
+          <w:szCs w:val="28"/>
+        </w:rPr>
+        <w:t xml:space="preserve"> 20%</w:t>
+      </w:r>
+    </w:p>
+    <w:p>
+      <w:pPr>
+        <w:ind w:left="360"/>
+      </w:pPr>
+    </w:p>
+    <w:p>
+      <w:pPr>
         <w:pStyle w:val="Heading1"/>
       </w:pPr>
       <w:r>
-        <w:lastRenderedPageBreak/>
-        <w:t>PHẦN II</w:t>
+        <w:t>PH</w:t>
+      </w:r>
+      <w:r>
+        <w:t>Ầ</w:t>
+      </w:r>
+      <w:r>
+        <w:t>N II</w:t>
       </w:r>
     </w:p>
     <w:p>
@@ -2226,7 +4144,13 @@
       </w:r>
       <w:proofErr w:type="spellStart"/>
       <w:r>
-        <w:t>điểm</w:t>
+        <w:t>đi</w:t>
+      </w:r>
+      <w:r>
+        <w:t>ể</w:t>
+      </w:r>
+      <w:r>
+        <w:t>m</w:t>
       </w:r>
       <w:proofErr w:type="spellEnd"/>
       <w:r>
@@ -2234,13 +4158,14 @@
       </w:r>
     </w:p>
     <w:p>
-      <w:proofErr w:type="spellStart"/>
-      <w:r>
-        <w:t>Với</w:t>
-      </w:r>
-      <w:proofErr w:type="spellEnd"/>
-      <w:r>
-        <w:t xml:space="preserve"> </w:t>
+      <w:r>
+        <w:t>V</w:t>
+      </w:r>
+      <w:r>
+        <w:t>ớ</w:t>
+      </w:r>
+      <w:r>
+        <w:t xml:space="preserve">i </w:t>
       </w:r>
       <w:proofErr w:type="spellStart"/>
       <w:r>
@@ -2248,19 +4173,17 @@
       </w:r>
       <w:proofErr w:type="spellEnd"/>
       <w:r>
-        <w:t xml:space="preserve"> code </w:t>
-      </w:r>
-      <w:proofErr w:type="spellStart"/>
-      <w:r>
-        <w:t>bên</w:t>
-      </w:r>
-      <w:proofErr w:type="spellEnd"/>
-      <w:r>
-        <w:t xml:space="preserve"> </w:t>
-      </w:r>
-      <w:proofErr w:type="spellStart"/>
-      <w:r>
-        <w:t>dưới</w:t>
+        <w:t xml:space="preserve"> code bên </w:t>
+      </w:r>
+      <w:proofErr w:type="spellStart"/>
+      <w:r>
+        <w:t>dư</w:t>
+      </w:r>
+      <w:r>
+        <w:t>ớ</w:t>
+      </w:r>
+      <w:r>
+        <w:t>i</w:t>
       </w:r>
       <w:proofErr w:type="spellEnd"/>
       <w:r>
@@ -2272,23 +4195,19 @@
       </w:r>
       <w:proofErr w:type="spellEnd"/>
       <w:r>
-        <w:t xml:space="preserve"> </w:t>
-      </w:r>
-      <w:proofErr w:type="spellStart"/>
-      <w:r>
-        <w:t>thực</w:t>
-      </w:r>
-      <w:proofErr w:type="spellEnd"/>
-      <w:r>
-        <w:t xml:space="preserve"> </w:t>
-      </w:r>
-      <w:proofErr w:type="spellStart"/>
-      <w:r>
-        <w:t>hiện</w:t>
-      </w:r>
-      <w:proofErr w:type="spellEnd"/>
-      <w:r>
-        <w:t xml:space="preserve"> </w:t>
+        <w:t xml:space="preserve"> th</w:t>
+      </w:r>
+      <w:r>
+        <w:t>ự</w:t>
+      </w:r>
+      <w:r>
+        <w:t>c hi</w:t>
+      </w:r>
+      <w:r>
+        <w:t>ệ</w:t>
+      </w:r>
+      <w:r>
+        <w:t xml:space="preserve">n </w:t>
       </w:r>
       <w:proofErr w:type="spellStart"/>
       <w:r>
@@ -2296,23 +4215,13 @@
       </w:r>
       <w:proofErr w:type="spellEnd"/>
       <w:r>
-        <w:t xml:space="preserve"> </w:t>
-      </w:r>
-      <w:proofErr w:type="spellStart"/>
-      <w:r>
-        <w:t>định</w:t>
-      </w:r>
-      <w:proofErr w:type="spellEnd"/>
-      <w:r>
-        <w:t xml:space="preserve"> </w:t>
-      </w:r>
-      <w:proofErr w:type="spellStart"/>
-      <w:r>
-        <w:t>các</w:t>
-      </w:r>
-      <w:proofErr w:type="spellEnd"/>
-      <w:r>
-        <w:t xml:space="preserve"> </w:t>
+        <w:t xml:space="preserve"> đ</w:t>
+      </w:r>
+      <w:r>
+        <w:t>ị</w:t>
+      </w:r>
+      <w:r>
+        <w:t xml:space="preserve">nh các </w:t>
       </w:r>
       <w:proofErr w:type="spellStart"/>
       <w:r>
@@ -2323,9 +4232,11 @@
         <w:t xml:space="preserve">, </w:t>
       </w:r>
       <w:proofErr w:type="spellStart"/>
-      <w:proofErr w:type="gramStart"/>
-      <w:r>
-        <w:t>vẽ</w:t>
+      <w:r>
+        <w:t>v</w:t>
+      </w:r>
+      <w:r>
+        <w:t>ẽ</w:t>
       </w:r>
       <w:proofErr w:type="spellEnd"/>
       <w:r>
@@ -2333,10 +4244,15 @@
       </w:r>
       <w:proofErr w:type="spellStart"/>
       <w:r>
-        <w:t>đường</w:t>
-      </w:r>
-      <w:proofErr w:type="spellEnd"/>
-      <w:proofErr w:type="gramEnd"/>
+        <w:t>đư</w:t>
+      </w:r>
+      <w:r>
+        <w:t>ờ</w:t>
+      </w:r>
+      <w:r>
+        <w:t>ng</w:t>
+      </w:r>
+      <w:proofErr w:type="spellEnd"/>
       <w:r>
         <w:t xml:space="preserve"> </w:t>
       </w:r>
@@ -2346,15 +4262,13 @@
       </w:r>
       <w:proofErr w:type="spellEnd"/>
       <w:r>
-        <w:t xml:space="preserve"> </w:t>
-      </w:r>
-      <w:proofErr w:type="spellStart"/>
-      <w:r>
-        <w:t>bản</w:t>
-      </w:r>
-      <w:proofErr w:type="spellEnd"/>
-      <w:r>
-        <w:t xml:space="preserve"> </w:t>
+        <w:t xml:space="preserve"> b</w:t>
+      </w:r>
+      <w:r>
+        <w:t>ả</w:t>
+      </w:r>
+      <w:r>
+        <w:t xml:space="preserve">n </w:t>
       </w:r>
       <w:proofErr w:type="spellStart"/>
       <w:r>
@@ -2366,7 +4280,13 @@
       </w:r>
       <w:proofErr w:type="spellStart"/>
       <w:r>
-        <w:t>liệt</w:t>
+        <w:t>li</w:t>
+      </w:r>
+      <w:r>
+        <w:t>ệ</w:t>
+      </w:r>
+      <w:r>
+        <w:t>t</w:t>
       </w:r>
       <w:proofErr w:type="spellEnd"/>
       <w:r>
@@ -2378,71 +4298,67 @@
       </w:r>
       <w:proofErr w:type="spellEnd"/>
       <w:r>
-        <w:t xml:space="preserve"> </w:t>
-      </w:r>
-      <w:proofErr w:type="spellStart"/>
-      <w:r>
-        <w:t>các</w:t>
-      </w:r>
-      <w:proofErr w:type="spellEnd"/>
-      <w:r>
-        <w:t xml:space="preserve"> </w:t>
-      </w:r>
-      <w:proofErr w:type="spellStart"/>
-      <w:r>
-        <w:t>trường</w:t>
-      </w:r>
-      <w:proofErr w:type="spellEnd"/>
-      <w:r>
-        <w:t xml:space="preserve"> </w:t>
-      </w:r>
-      <w:proofErr w:type="spellStart"/>
-      <w:r>
-        <w:t>hợp</w:t>
-      </w:r>
-      <w:proofErr w:type="spellEnd"/>
-      <w:r>
-        <w:t xml:space="preserve"> </w:t>
-      </w:r>
-      <w:proofErr w:type="spellStart"/>
-      <w:r>
-        <w:t>kiểm</w:t>
-      </w:r>
-      <w:proofErr w:type="spellEnd"/>
-      <w:r>
-        <w:t xml:space="preserve"> </w:t>
-      </w:r>
-      <w:proofErr w:type="spellStart"/>
-      <w:r>
-        <w:t>thử</w:t>
-      </w:r>
-      <w:proofErr w:type="spellEnd"/>
-      <w:r>
-        <w:t xml:space="preserve"> </w:t>
-      </w:r>
-      <w:proofErr w:type="spellStart"/>
-      <w:r>
-        <w:t>bằng</w:t>
-      </w:r>
-      <w:proofErr w:type="spellEnd"/>
-      <w:r>
-        <w:t xml:space="preserve"> </w:t>
-      </w:r>
-      <w:proofErr w:type="spellStart"/>
-      <w:r>
-        <w:t>đường</w:t>
-      </w:r>
-      <w:proofErr w:type="spellEnd"/>
-      <w:r>
-        <w:t xml:space="preserve"> </w:t>
-      </w:r>
-      <w:proofErr w:type="spellStart"/>
-      <w:r>
-        <w:t>đi</w:t>
-      </w:r>
-      <w:proofErr w:type="spellEnd"/>
-      <w:r>
-        <w:t xml:space="preserve">:  </w:t>
+        <w:t xml:space="preserve"> các trư</w:t>
+      </w:r>
+      <w:r>
+        <w:t>ờ</w:t>
+      </w:r>
+      <w:r>
+        <w:t xml:space="preserve">ng </w:t>
+      </w:r>
+      <w:proofErr w:type="spellStart"/>
+      <w:r>
+        <w:t>h</w:t>
+      </w:r>
+      <w:r>
+        <w:t>ợ</w:t>
+      </w:r>
+      <w:r>
+        <w:t>p</w:t>
+      </w:r>
+      <w:proofErr w:type="spellEnd"/>
+      <w:r>
+        <w:t xml:space="preserve"> ki</w:t>
+      </w:r>
+      <w:r>
+        <w:t>ể</w:t>
+      </w:r>
+      <w:r>
+        <w:t>m th</w:t>
+      </w:r>
+      <w:r>
+        <w:t>ử</w:t>
+      </w:r>
+      <w:r>
+        <w:t xml:space="preserve"> </w:t>
+      </w:r>
+      <w:proofErr w:type="spellStart"/>
+      <w:r>
+        <w:t>b</w:t>
+      </w:r>
+      <w:r>
+        <w:t>ằ</w:t>
+      </w:r>
+      <w:r>
+        <w:t>ng</w:t>
+      </w:r>
+      <w:proofErr w:type="spellEnd"/>
+      <w:r>
+        <w:t xml:space="preserve"> </w:t>
+      </w:r>
+      <w:proofErr w:type="spellStart"/>
+      <w:r>
+        <w:t>đư</w:t>
+      </w:r>
+      <w:r>
+        <w:t>ờ</w:t>
+      </w:r>
+      <w:r>
+        <w:t>ng</w:t>
+      </w:r>
+      <w:proofErr w:type="spellEnd"/>
+      <w:r>
+        <w:t xml:space="preserve"> đi:  </w:t>
       </w:r>
     </w:p>
     <w:p>
@@ -2450,17 +4366,12 @@
         <w:t xml:space="preserve">void </w:t>
       </w:r>
       <w:proofErr w:type="spellStart"/>
-      <w:proofErr w:type="gramStart"/>
       <w:r>
         <w:t>soNT</w:t>
       </w:r>
       <w:proofErr w:type="spellEnd"/>
       <w:r>
-        <w:t>(</w:t>
-      </w:r>
-      <w:proofErr w:type="gramEnd"/>
-      <w:r>
-        <w:t>int n) {</w:t>
+        <w:t>(int n) {</w:t>
       </w:r>
     </w:p>
     <w:p>
@@ -2549,6 +4460,7 @@
     </w:p>
     <w:p>
       <w:r>
+        <w:lastRenderedPageBreak/>
         <w:tab/>
       </w:r>
       <w:r>
@@ -2589,15 +4501,7 @@
       </w:r>
       <w:r>
         <w:tab/>
-        <w:t>if (</w:t>
-      </w:r>
-      <w:proofErr w:type="gramStart"/>
-      <w:r>
-        <w:t>n !</w:t>
-      </w:r>
-      <w:proofErr w:type="gramEnd"/>
-      <w:r>
-        <w:t>= 1 &amp;&amp; co == true) {</w:t>
+        <w:t>if (n != 1 &amp;&amp; co == true) {</w:t>
       </w:r>
     </w:p>
     <w:p>
@@ -2616,19 +4520,14 @@
       </w:r>
       <w:proofErr w:type="spellEnd"/>
       <w:r>
-        <w:t>("</w:t>
-      </w:r>
-      <w:proofErr w:type="spellStart"/>
-      <w:r>
-        <w:t>là</w:t>
-      </w:r>
-      <w:proofErr w:type="spellEnd"/>
-      <w:r>
-        <w:t xml:space="preserve"> </w:t>
-      </w:r>
-      <w:proofErr w:type="spellStart"/>
-      <w:r>
-        <w:t>số</w:t>
+        <w:t xml:space="preserve">("là </w:t>
+      </w:r>
+      <w:proofErr w:type="spellStart"/>
+      <w:r>
+        <w:t>s</w:t>
+      </w:r>
+      <w:r>
+        <w:t>ố</w:t>
       </w:r>
       <w:proofErr w:type="spellEnd"/>
       <w:r>
@@ -2644,7 +4543,10 @@
       </w:r>
       <w:proofErr w:type="spellStart"/>
       <w:r>
-        <w:t>tố</w:t>
+        <w:t>t</w:t>
+      </w:r>
+      <w:r>
+        <w:t>ố</w:t>
       </w:r>
       <w:proofErr w:type="spellEnd"/>
       <w:r>
@@ -2676,31 +4578,13 @@
       </w:r>
       <w:proofErr w:type="spellEnd"/>
       <w:r>
-        <w:t>("</w:t>
-      </w:r>
-      <w:proofErr w:type="spellStart"/>
-      <w:r>
-        <w:t>không</w:t>
-      </w:r>
-      <w:proofErr w:type="spellEnd"/>
-      <w:r>
-        <w:t xml:space="preserve"> </w:t>
-      </w:r>
-      <w:proofErr w:type="spellStart"/>
-      <w:r>
-        <w:t>phải</w:t>
-      </w:r>
-      <w:proofErr w:type="spellEnd"/>
-      <w:r>
-        <w:t xml:space="preserve"> </w:t>
-      </w:r>
-      <w:proofErr w:type="spellStart"/>
-      <w:r>
-        <w:t>là</w:t>
-      </w:r>
-      <w:proofErr w:type="spellEnd"/>
-      <w:r>
-        <w:t xml:space="preserve"> </w:t>
+        <w:t>("không ph</w:t>
+      </w:r>
+      <w:r>
+        <w:t>ả</w:t>
+      </w:r>
+      <w:r>
+        <w:t xml:space="preserve">i là </w:t>
       </w:r>
       <w:proofErr w:type="spellStart"/>
       <w:r>
@@ -2712,7 +4596,10 @@
       </w:r>
       <w:proofErr w:type="spellStart"/>
       <w:r>
-        <w:t>tố</w:t>
+        <w:t>t</w:t>
+      </w:r>
+      <w:r>
+        <w:t>ố</w:t>
       </w:r>
       <w:proofErr w:type="spellEnd"/>
       <w:r>
@@ -2726,243 +4613,875 @@
       </w:r>
     </w:p>
     <w:p/>
+    <w:p>
+      <w:proofErr w:type="spellStart"/>
+      <w:r>
+        <w:t>Nút</w:t>
+      </w:r>
+      <w:proofErr w:type="spellEnd"/>
+      <w:r>
+        <w:t>: A, B, C, D, E, F, G, H, I</w:t>
+      </w:r>
+    </w:p>
+    <w:p>
+      <w:pPr>
+        <w:rPr>
+          <w:b/>
+          <w:bCs/>
+        </w:rPr>
+      </w:pPr>
+      <w:r>
+        <w:rPr>
+          <w:b/>
+          <w:bCs/>
+        </w:rPr>
+        <w:t xml:space="preserve">Edges </w:t>
+      </w:r>
+      <w:proofErr w:type="spellStart"/>
+      <w:r>
+        <w:rPr>
+          <w:b/>
+          <w:bCs/>
+        </w:rPr>
+        <w:t>mô</w:t>
+      </w:r>
+      <w:proofErr w:type="spellEnd"/>
+      <w:r>
+        <w:rPr>
+          <w:b/>
+          <w:bCs/>
+        </w:rPr>
+        <w:t xml:space="preserve"> </w:t>
+      </w:r>
+      <w:proofErr w:type="spellStart"/>
+      <w:r>
+        <w:rPr>
+          <w:b/>
+          <w:bCs/>
+        </w:rPr>
+        <w:t>tả</w:t>
+      </w:r>
+      <w:proofErr w:type="spellEnd"/>
+      <w:r>
+        <w:rPr>
+          <w:b/>
+          <w:bCs/>
+        </w:rPr>
+        <w:t xml:space="preserve"> </w:t>
+      </w:r>
+      <w:proofErr w:type="spellStart"/>
+      <w:r>
+        <w:rPr>
+          <w:b/>
+          <w:bCs/>
+        </w:rPr>
+        <w:t>luồng</w:t>
+      </w:r>
+      <w:proofErr w:type="spellEnd"/>
+      <w:r>
+        <w:rPr>
+          <w:b/>
+          <w:bCs/>
+        </w:rPr>
+        <w:t xml:space="preserve"> </w:t>
+      </w:r>
+      <w:proofErr w:type="spellStart"/>
+      <w:r>
+        <w:rPr>
+          <w:b/>
+          <w:bCs/>
+        </w:rPr>
+        <w:t>điều</w:t>
+      </w:r>
+      <w:proofErr w:type="spellEnd"/>
+      <w:r>
+        <w:rPr>
+          <w:b/>
+          <w:bCs/>
+        </w:rPr>
+        <w:t xml:space="preserve"> </w:t>
+      </w:r>
+      <w:proofErr w:type="spellStart"/>
+      <w:r>
+        <w:rPr>
+          <w:b/>
+          <w:bCs/>
+        </w:rPr>
+        <w:t>khiển</w:t>
+      </w:r>
+      <w:proofErr w:type="spellEnd"/>
+      <w:r>
+        <w:rPr>
+          <w:b/>
+          <w:bCs/>
+        </w:rPr>
+        <w:t>:</w:t>
+      </w:r>
+    </w:p>
+    <w:p>
+      <w:r>
+        <w:t>- A → B (</w:t>
+      </w:r>
+      <w:proofErr w:type="spellStart"/>
+      <w:r>
+        <w:t>khởi</w:t>
+      </w:r>
+      <w:proofErr w:type="spellEnd"/>
+      <w:r>
+        <w:t xml:space="preserve"> </w:t>
+      </w:r>
+      <w:proofErr w:type="spellStart"/>
+      <w:r>
+        <w:t>tạo</w:t>
+      </w:r>
+      <w:proofErr w:type="spellEnd"/>
+      <w:r>
+        <w:t xml:space="preserve"> co=true)</w:t>
+      </w:r>
+    </w:p>
+    <w:p>
+      <w:r>
+        <w:t>- B(true) → C, B(false) → F</w:t>
+      </w:r>
+    </w:p>
+    <w:p>
+      <w:r>
+        <w:t>- C(true) → D, C(false) → E</w:t>
+      </w:r>
+    </w:p>
+    <w:p>
+      <w:r>
+        <w:t>- D → F (break)</w:t>
+      </w:r>
+    </w:p>
+    <w:p>
+      <w:r>
+        <w:t>- E → B (</w:t>
+      </w:r>
+      <w:proofErr w:type="spellStart"/>
+      <w:r>
+        <w:t>tiếp</w:t>
+      </w:r>
+      <w:proofErr w:type="spellEnd"/>
+      <w:r>
+        <w:t xml:space="preserve"> </w:t>
+      </w:r>
+      <w:proofErr w:type="spellStart"/>
+      <w:r>
+        <w:t>tục</w:t>
+      </w:r>
+      <w:proofErr w:type="spellEnd"/>
+      <w:r>
+        <w:t xml:space="preserve"> </w:t>
+      </w:r>
+      <w:proofErr w:type="spellStart"/>
+      <w:r>
+        <w:t>vòng</w:t>
+      </w:r>
+      <w:proofErr w:type="spellEnd"/>
+      <w:r>
+        <w:t xml:space="preserve"> </w:t>
+      </w:r>
+      <w:proofErr w:type="spellStart"/>
+      <w:r>
+        <w:t>lặp</w:t>
+      </w:r>
+      <w:proofErr w:type="spellEnd"/>
+      <w:r>
+        <w:t>)</w:t>
+      </w:r>
+    </w:p>
+    <w:p>
+      <w:r>
+        <w:t>- F(true) → G, F(false) → H</w:t>
+      </w:r>
+    </w:p>
+    <w:p>
+      <w:r>
+        <w:t>- G → I, H → I</w:t>
+      </w:r>
+    </w:p>
+    <w:p>
+      <w:pPr>
+        <w:pStyle w:val="Heading3"/>
+      </w:pPr>
+      <w:proofErr w:type="spellStart"/>
+      <w:r>
+        <w:t>Đường</w:t>
+      </w:r>
+      <w:proofErr w:type="spellEnd"/>
+      <w:r>
+        <w:t xml:space="preserve"> đi </w:t>
+      </w:r>
+      <w:proofErr w:type="spellStart"/>
+      <w:r>
+        <w:t>độc</w:t>
+      </w:r>
+      <w:proofErr w:type="spellEnd"/>
+      <w:r>
+        <w:t xml:space="preserve"> </w:t>
+      </w:r>
+      <w:proofErr w:type="spellStart"/>
+      <w:r>
+        <w:t>lập</w:t>
+      </w:r>
+      <w:proofErr w:type="spellEnd"/>
+      <w:r>
+        <w:t xml:space="preserve"> </w:t>
+      </w:r>
+      <w:proofErr w:type="spellStart"/>
+      <w:r>
+        <w:t>và</w:t>
+      </w:r>
+      <w:proofErr w:type="spellEnd"/>
+      <w:r>
+        <w:t xml:space="preserve"> Test Cases</w:t>
+      </w:r>
+    </w:p>
+    <w:p>
+      <w:proofErr w:type="spellStart"/>
+      <w:r>
+        <w:t>Đường</w:t>
+      </w:r>
+      <w:proofErr w:type="spellEnd"/>
+      <w:r>
+        <w:t xml:space="preserve"> đi 1: n = 1 → In "không phải là </w:t>
+      </w:r>
+      <w:proofErr w:type="spellStart"/>
+      <w:r>
+        <w:t>nguyên</w:t>
+      </w:r>
+      <w:proofErr w:type="spellEnd"/>
+      <w:r>
+        <w:t xml:space="preserve"> </w:t>
+      </w:r>
+      <w:proofErr w:type="spellStart"/>
+      <w:r>
+        <w:t>tố</w:t>
+      </w:r>
+      <w:proofErr w:type="spellEnd"/>
+      <w:r>
+        <w:t>"</w:t>
+      </w:r>
+    </w:p>
+    <w:p>
+      <w:proofErr w:type="spellStart"/>
+      <w:r>
+        <w:t>Đường</w:t>
+      </w:r>
+      <w:proofErr w:type="spellEnd"/>
+      <w:r>
+        <w:t xml:space="preserve"> đi 2: n = 5 → In "là </w:t>
+      </w:r>
+      <w:proofErr w:type="spellStart"/>
+      <w:r>
+        <w:t>số</w:t>
+      </w:r>
+      <w:proofErr w:type="spellEnd"/>
+      <w:r>
+        <w:t xml:space="preserve"> </w:t>
+      </w:r>
+      <w:proofErr w:type="spellStart"/>
+      <w:r>
+        <w:t>nguyên</w:t>
+      </w:r>
+      <w:proofErr w:type="spellEnd"/>
+      <w:r>
+        <w:t xml:space="preserve"> </w:t>
+      </w:r>
+      <w:proofErr w:type="spellStart"/>
+      <w:r>
+        <w:t>tố</w:t>
+      </w:r>
+      <w:proofErr w:type="spellEnd"/>
+      <w:r>
+        <w:t>"</w:t>
+      </w:r>
+    </w:p>
+    <w:p>
+      <w:proofErr w:type="spellStart"/>
+      <w:r>
+        <w:t>Đường</w:t>
+      </w:r>
+      <w:proofErr w:type="spellEnd"/>
+      <w:r>
+        <w:t xml:space="preserve"> đi 3: n = 4 → In "không phải là </w:t>
+      </w:r>
+      <w:proofErr w:type="spellStart"/>
+      <w:r>
+        <w:t>nguyên</w:t>
+      </w:r>
+      <w:proofErr w:type="spellEnd"/>
+      <w:r>
+        <w:t xml:space="preserve"> </w:t>
+      </w:r>
+      <w:proofErr w:type="spellStart"/>
+      <w:r>
+        <w:t>tố</w:t>
+      </w:r>
+      <w:proofErr w:type="spellEnd"/>
+      <w:r>
+        <w:t>" (</w:t>
+      </w:r>
+      <w:proofErr w:type="spellStart"/>
+      <w:r>
+        <w:t>ước</w:t>
+      </w:r>
+      <w:proofErr w:type="spellEnd"/>
+      <w:r>
+        <w:t xml:space="preserve"> </w:t>
+      </w:r>
+      <w:proofErr w:type="spellStart"/>
+      <w:r>
+        <w:t>đầu</w:t>
+      </w:r>
+      <w:proofErr w:type="spellEnd"/>
+      <w:r>
+        <w:t xml:space="preserve"> </w:t>
+      </w:r>
+      <w:proofErr w:type="spellStart"/>
+      <w:r>
+        <w:t>i</w:t>
+      </w:r>
+      <w:proofErr w:type="spellEnd"/>
+      <w:r>
+        <w:t>=2)</w:t>
+      </w:r>
+    </w:p>
+    <w:p>
+      <w:proofErr w:type="spellStart"/>
+      <w:r>
+        <w:lastRenderedPageBreak/>
+        <w:t>Đường</w:t>
+      </w:r>
+      <w:proofErr w:type="spellEnd"/>
+      <w:r>
+        <w:t xml:space="preserve"> đi 4: n = 9 → In "không phải là </w:t>
+      </w:r>
+      <w:proofErr w:type="spellStart"/>
+      <w:r>
+        <w:t>nguyên</w:t>
+      </w:r>
+      <w:proofErr w:type="spellEnd"/>
+      <w:r>
+        <w:t xml:space="preserve"> </w:t>
+      </w:r>
+      <w:proofErr w:type="spellStart"/>
+      <w:r>
+        <w:t>tố</w:t>
+      </w:r>
+      <w:proofErr w:type="spellEnd"/>
+      <w:r>
+        <w:t>" (</w:t>
+      </w:r>
+      <w:proofErr w:type="spellStart"/>
+      <w:r>
+        <w:t>ước</w:t>
+      </w:r>
+      <w:proofErr w:type="spellEnd"/>
+      <w:r>
+        <w:t xml:space="preserve"> </w:t>
+      </w:r>
+      <w:proofErr w:type="spellStart"/>
+      <w:r>
+        <w:t>muộn</w:t>
+      </w:r>
+      <w:proofErr w:type="spellEnd"/>
+      <w:r>
+        <w:t xml:space="preserve"> </w:t>
+      </w:r>
+      <w:proofErr w:type="spellStart"/>
+      <w:r>
+        <w:t>i</w:t>
+      </w:r>
+      <w:proofErr w:type="spellEnd"/>
+      <w:r>
+        <w:t>=3)</w:t>
+      </w:r>
+    </w:p>
     <w:p/>
+    <w:p>
+      <w:pPr>
+        <w:pStyle w:val="Heading2"/>
+      </w:pPr>
+      <w:proofErr w:type="spellStart"/>
+      <w:r>
+        <w:t>Bài</w:t>
+      </w:r>
+      <w:proofErr w:type="spellEnd"/>
+      <w:r>
+        <w:t xml:space="preserve"> 5 (2 </w:t>
+      </w:r>
+      <w:proofErr w:type="spellStart"/>
+      <w:r>
+        <w:t>đi</w:t>
+      </w:r>
+      <w:r>
+        <w:t>ể</w:t>
+      </w:r>
+      <w:r>
+        <w:t>m</w:t>
+      </w:r>
+      <w:proofErr w:type="spellEnd"/>
+      <w:r>
+        <w:t>)</w:t>
+      </w:r>
+    </w:p>
+    <w:p>
+      <w:proofErr w:type="spellStart"/>
+      <w:r>
+        <w:t>Xác</w:t>
+      </w:r>
+      <w:proofErr w:type="spellEnd"/>
+      <w:r>
+        <w:t xml:space="preserve"> đ</w:t>
+      </w:r>
+      <w:r>
+        <w:t>ị</w:t>
+      </w:r>
+      <w:r>
+        <w:t xml:space="preserve">nh </w:t>
+      </w:r>
+      <w:proofErr w:type="spellStart"/>
+      <w:r>
+        <w:t>s</w:t>
+      </w:r>
+      <w:r>
+        <w:t>ố</w:t>
+      </w:r>
+      <w:proofErr w:type="spellEnd"/>
+      <w:r>
+        <w:t xml:space="preserve"> test case </w:t>
+      </w:r>
+      <w:proofErr w:type="spellStart"/>
+      <w:r>
+        <w:t>t</w:t>
+      </w:r>
+      <w:r>
+        <w:t>ố</w:t>
+      </w:r>
+      <w:r>
+        <w:t>i</w:t>
+      </w:r>
+      <w:proofErr w:type="spellEnd"/>
+      <w:r>
+        <w:t xml:space="preserve"> </w:t>
+      </w:r>
+      <w:proofErr w:type="spellStart"/>
+      <w:r>
+        <w:t>thi</w:t>
+      </w:r>
+      <w:r>
+        <w:t>ể</w:t>
+      </w:r>
+      <w:r>
+        <w:t>u</w:t>
+      </w:r>
+      <w:proofErr w:type="spellEnd"/>
+      <w:r>
+        <w:t xml:space="preserve"> bao </w:t>
+      </w:r>
+      <w:proofErr w:type="spellStart"/>
+      <w:r>
+        <w:t>ph</w:t>
+      </w:r>
+      <w:r>
+        <w:t>ủ</w:t>
+      </w:r>
+      <w:proofErr w:type="spellEnd"/>
+      <w:r>
+        <w:t xml:space="preserve"> 100% </w:t>
+      </w:r>
+      <w:proofErr w:type="spellStart"/>
+      <w:r>
+        <w:t>Câu</w:t>
+      </w:r>
+      <w:proofErr w:type="spellEnd"/>
+      <w:r>
+        <w:t xml:space="preserve"> </w:t>
+      </w:r>
+      <w:proofErr w:type="spellStart"/>
+      <w:r>
+        <w:t>l</w:t>
+      </w:r>
+      <w:r>
+        <w:t>ệ</w:t>
+      </w:r>
+      <w:r>
+        <w:t>nh</w:t>
+      </w:r>
+      <w:proofErr w:type="spellEnd"/>
+      <w:r>
+        <w:t xml:space="preserve"> - Statement coverage</w:t>
+      </w:r>
+    </w:p>
+    <w:p>
+      <w:r>
+        <w:t>if ((temperature &lt; 0) or (temperature &gt; 100)) {</w:t>
+      </w:r>
+    </w:p>
+    <w:p>
+      <w:r>
+        <w:t xml:space="preserve">   alert ("DANGER");</w:t>
+      </w:r>
+    </w:p>
+    <w:p>
+      <w:r>
+        <w:t>if ((speed &gt; 100) and (load &lt;= 50)) {</w:t>
+      </w:r>
+    </w:p>
+    <w:p>
+      <w:r>
+        <w:t xml:space="preserve">   speed = 50;</w:t>
+      </w:r>
+    </w:p>
+    <w:p>
+      <w:r>
+        <w:t>} else {</w:t>
+      </w:r>
+    </w:p>
+    <w:p>
+      <w:r>
+        <w:t xml:space="preserve">  check = false;</w:t>
+      </w:r>
+    </w:p>
+    <w:p>
+      <w:r>
+        <w:t>}</w:t>
+      </w:r>
+    </w:p>
+    <w:p>
+      <w:r>
+        <w:t xml:space="preserve">Test Case A: temperature = -10, speed = 50, load = 100 → </w:t>
+      </w:r>
+      <w:proofErr w:type="spellStart"/>
+      <w:r>
+        <w:t>Gọi</w:t>
+      </w:r>
+      <w:proofErr w:type="spellEnd"/>
+      <w:r>
+        <w:t xml:space="preserve"> alert("DANGER"), check=false</w:t>
+      </w:r>
+    </w:p>
+    <w:p>
+      <w:r>
+        <w:t xml:space="preserve">Test Case B: temperature = 20, speed = 150, load = 40 → speed=50, không </w:t>
+      </w:r>
+      <w:proofErr w:type="spellStart"/>
+      <w:r>
+        <w:t>gọi</w:t>
+      </w:r>
+      <w:proofErr w:type="spellEnd"/>
+      <w:r>
+        <w:t xml:space="preserve"> alert</w:t>
+      </w:r>
+    </w:p>
     <w:p/>
+    <w:p>
+      <w:pPr>
+        <w:pStyle w:val="Heading2"/>
+      </w:pPr>
+      <w:proofErr w:type="spellStart"/>
+      <w:r>
+        <w:t>Bài</w:t>
+      </w:r>
+      <w:proofErr w:type="spellEnd"/>
+      <w:r>
+        <w:t xml:space="preserve"> 6 (1 </w:t>
+      </w:r>
+      <w:proofErr w:type="spellStart"/>
+      <w:r>
+        <w:t>đi</w:t>
+      </w:r>
+      <w:r>
+        <w:t>ể</w:t>
+      </w:r>
+      <w:r>
+        <w:t>m</w:t>
+      </w:r>
+      <w:proofErr w:type="spellEnd"/>
+      <w:r>
+        <w:t>)</w:t>
+      </w:r>
+    </w:p>
+    <w:p>
+      <w:proofErr w:type="spellStart"/>
+      <w:r>
+        <w:t>Hàm</w:t>
+      </w:r>
+      <w:proofErr w:type="spellEnd"/>
+      <w:r>
+        <w:t xml:space="preserve"> trong </w:t>
+      </w:r>
+      <w:proofErr w:type="spellStart"/>
+      <w:r>
+        <w:t>bài</w:t>
+      </w:r>
+      <w:proofErr w:type="spellEnd"/>
+      <w:r>
+        <w:t xml:space="preserve"> 4 trên có </w:t>
+      </w:r>
+      <w:proofErr w:type="spellStart"/>
+      <w:r>
+        <w:t>đảm</w:t>
+      </w:r>
+      <w:proofErr w:type="spellEnd"/>
+      <w:r>
+        <w:t xml:space="preserve"> </w:t>
+      </w:r>
+      <w:proofErr w:type="spellStart"/>
+      <w:r>
+        <w:t>bảo</w:t>
+      </w:r>
+      <w:proofErr w:type="spellEnd"/>
+      <w:r>
+        <w:t xml:space="preserve"> </w:t>
+      </w:r>
+      <w:proofErr w:type="spellStart"/>
+      <w:r>
+        <w:t>tốt</w:t>
+      </w:r>
+      <w:proofErr w:type="spellEnd"/>
+      <w:r>
+        <w:t xml:space="preserve"> trong </w:t>
+      </w:r>
+      <w:proofErr w:type="spellStart"/>
+      <w:r>
+        <w:t>mọi</w:t>
+      </w:r>
+      <w:proofErr w:type="spellEnd"/>
+      <w:r>
+        <w:t xml:space="preserve"> trường </w:t>
+      </w:r>
+      <w:proofErr w:type="spellStart"/>
+      <w:r>
+        <w:t>hợp</w:t>
+      </w:r>
+      <w:proofErr w:type="spellEnd"/>
+      <w:r>
+        <w:t>?</w:t>
+      </w:r>
+    </w:p>
+    <w:p>
+      <w:proofErr w:type="spellStart"/>
+      <w:r>
+        <w:t>Hàm</w:t>
+      </w:r>
+      <w:proofErr w:type="spellEnd"/>
+      <w:r>
+        <w:t xml:space="preserve"> không </w:t>
+      </w:r>
+      <w:proofErr w:type="spellStart"/>
+      <w:r>
+        <w:t>xử</w:t>
+      </w:r>
+      <w:proofErr w:type="spellEnd"/>
+      <w:r>
+        <w:t xml:space="preserve"> </w:t>
+      </w:r>
+      <w:proofErr w:type="spellStart"/>
+      <w:r>
+        <w:t>lý</w:t>
+      </w:r>
+      <w:proofErr w:type="spellEnd"/>
+      <w:r>
+        <w:t xml:space="preserve"> đúng với n &lt;= 0 (in "là </w:t>
+      </w:r>
+      <w:proofErr w:type="spellStart"/>
+      <w:r>
+        <w:t>số</w:t>
+      </w:r>
+      <w:proofErr w:type="spellEnd"/>
+      <w:r>
+        <w:t xml:space="preserve"> </w:t>
+      </w:r>
+      <w:proofErr w:type="spellStart"/>
+      <w:r>
+        <w:t>nguyên</w:t>
+      </w:r>
+      <w:proofErr w:type="spellEnd"/>
+      <w:r>
+        <w:t xml:space="preserve"> </w:t>
+      </w:r>
+      <w:proofErr w:type="spellStart"/>
+      <w:r>
+        <w:t>tố</w:t>
+      </w:r>
+      <w:proofErr w:type="spellEnd"/>
+      <w:r>
+        <w:t xml:space="preserve">" </w:t>
+      </w:r>
+      <w:proofErr w:type="spellStart"/>
+      <w:r>
+        <w:t>cho</w:t>
+      </w:r>
+      <w:proofErr w:type="spellEnd"/>
+      <w:r>
+        <w:t xml:space="preserve"> n=0 </w:t>
+      </w:r>
+      <w:proofErr w:type="spellStart"/>
+      <w:r>
+        <w:t>hoặc</w:t>
+      </w:r>
+      <w:proofErr w:type="spellEnd"/>
+      <w:r>
+        <w:t xml:space="preserve"> </w:t>
+      </w:r>
+      <w:proofErr w:type="spellStart"/>
+      <w:r>
+        <w:t>số</w:t>
+      </w:r>
+      <w:proofErr w:type="spellEnd"/>
+      <w:r>
+        <w:t xml:space="preserve"> </w:t>
+      </w:r>
+      <w:proofErr w:type="spellStart"/>
+      <w:r>
+        <w:t>âm</w:t>
+      </w:r>
+      <w:proofErr w:type="spellEnd"/>
+      <w:r>
+        <w:t>).</w:t>
+      </w:r>
+    </w:p>
+    <w:p>
+      <w:proofErr w:type="spellStart"/>
+      <w:r>
+        <w:t>Cần</w:t>
+      </w:r>
+      <w:proofErr w:type="spellEnd"/>
+      <w:r>
+        <w:t xml:space="preserve"> </w:t>
+      </w:r>
+      <w:proofErr w:type="spellStart"/>
+      <w:r>
+        <w:t>thêm</w:t>
+      </w:r>
+      <w:proofErr w:type="spellEnd"/>
+      <w:r>
+        <w:t xml:space="preserve"> kiểm </w:t>
+      </w:r>
+      <w:proofErr w:type="spellStart"/>
+      <w:r>
+        <w:t>tra</w:t>
+      </w:r>
+      <w:proofErr w:type="spellEnd"/>
+      <w:r>
+        <w:t>:</w:t>
+      </w:r>
+    </w:p>
+    <w:p>
+      <w:pPr>
+        <w:jc w:val="left"/>
+        <w:rPr>
+          <w:sz w:val="26"/>
+          <w:szCs w:val="26"/>
+        </w:rPr>
+      </w:pPr>
+      <w:r>
+        <w:rPr>
+          <w:sz w:val="26"/>
+          <w:szCs w:val="26"/>
+        </w:rPr>
+        <w:t>if(n&lt;2){</w:t>
+      </w:r>
+      <w:r>
+        <w:rPr>
+          <w:sz w:val="26"/>
+          <w:szCs w:val="26"/>
+        </w:rPr>
+        <w:br/>
+        <w:t xml:space="preserve">    </w:t>
+      </w:r>
+      <w:proofErr w:type="spellStart"/>
+      <w:r>
+        <w:rPr>
+          <w:sz w:val="26"/>
+          <w:szCs w:val="26"/>
+        </w:rPr>
+        <w:t>System.out.print</w:t>
+      </w:r>
+      <w:proofErr w:type="spellEnd"/>
+      <w:r>
+        <w:rPr>
+          <w:sz w:val="26"/>
+          <w:szCs w:val="26"/>
+        </w:rPr>
+        <w:t>("</w:t>
+      </w:r>
+      <w:r>
+        <w:rPr>
+          <w:sz w:val="26"/>
+          <w:szCs w:val="26"/>
+        </w:rPr>
+        <w:t xml:space="preserve">Không phải </w:t>
+      </w:r>
+      <w:proofErr w:type="spellStart"/>
+      <w:r>
+        <w:rPr>
+          <w:sz w:val="26"/>
+          <w:szCs w:val="26"/>
+        </w:rPr>
+        <w:t>số</w:t>
+      </w:r>
+      <w:proofErr w:type="spellEnd"/>
+      <w:r>
+        <w:rPr>
+          <w:sz w:val="26"/>
+          <w:szCs w:val="26"/>
+        </w:rPr>
+        <w:t xml:space="preserve"> </w:t>
+      </w:r>
+      <w:proofErr w:type="spellStart"/>
+      <w:r>
+        <w:rPr>
+          <w:sz w:val="26"/>
+          <w:szCs w:val="26"/>
+        </w:rPr>
+        <w:t>nguyên</w:t>
+      </w:r>
+      <w:proofErr w:type="spellEnd"/>
+      <w:r>
+        <w:rPr>
+          <w:sz w:val="26"/>
+          <w:szCs w:val="26"/>
+        </w:rPr>
+        <w:t xml:space="preserve"> </w:t>
+      </w:r>
+      <w:proofErr w:type="spellStart"/>
+      <w:r>
+        <w:rPr>
+          <w:sz w:val="26"/>
+          <w:szCs w:val="26"/>
+        </w:rPr>
+        <w:t>tố</w:t>
+      </w:r>
+      <w:proofErr w:type="spellEnd"/>
+      <w:r>
+        <w:rPr>
+          <w:sz w:val="26"/>
+          <w:szCs w:val="26"/>
+        </w:rPr>
+        <w:t>");</w:t>
+      </w:r>
+      <w:r>
+        <w:rPr>
+          <w:sz w:val="26"/>
+          <w:szCs w:val="26"/>
+        </w:rPr>
+        <w:br/>
+        <w:t xml:space="preserve">    return;</w:t>
+      </w:r>
+      <w:r>
+        <w:rPr>
+          <w:sz w:val="26"/>
+          <w:szCs w:val="26"/>
+        </w:rPr>
+        <w:br/>
+        <w:t>}</w:t>
+      </w:r>
+    </w:p>
     <w:p/>
-    <w:p>
-      <w:pPr>
-        <w:pStyle w:val="Heading2"/>
-      </w:pPr>
-      <w:proofErr w:type="spellStart"/>
-      <w:r>
-        <w:t>Bài</w:t>
-      </w:r>
-      <w:proofErr w:type="spellEnd"/>
-      <w:r>
-        <w:t xml:space="preserve"> 5 (2 </w:t>
-      </w:r>
-      <w:proofErr w:type="spellStart"/>
-      <w:r>
-        <w:t>điểm</w:t>
-      </w:r>
-      <w:proofErr w:type="spellEnd"/>
-      <w:r>
-        <w:t>)</w:t>
-      </w:r>
-    </w:p>
-    <w:p>
-      <w:proofErr w:type="spellStart"/>
-      <w:r>
-        <w:t>Xác</w:t>
-      </w:r>
-      <w:proofErr w:type="spellEnd"/>
-      <w:r>
-        <w:t xml:space="preserve"> </w:t>
-      </w:r>
-      <w:proofErr w:type="spellStart"/>
-      <w:r>
-        <w:t>định</w:t>
-      </w:r>
-      <w:proofErr w:type="spellEnd"/>
-      <w:r>
-        <w:t xml:space="preserve"> </w:t>
-      </w:r>
-      <w:proofErr w:type="spellStart"/>
-      <w:r>
-        <w:t>số</w:t>
-      </w:r>
-      <w:proofErr w:type="spellEnd"/>
-      <w:r>
-        <w:t xml:space="preserve"> test case </w:t>
-      </w:r>
-      <w:proofErr w:type="spellStart"/>
-      <w:r>
-        <w:t>tối</w:t>
-      </w:r>
-      <w:proofErr w:type="spellEnd"/>
-      <w:r>
-        <w:t xml:space="preserve"> </w:t>
-      </w:r>
-      <w:proofErr w:type="spellStart"/>
-      <w:r>
-        <w:t>thiểu</w:t>
-      </w:r>
-      <w:proofErr w:type="spellEnd"/>
-      <w:r>
-        <w:t xml:space="preserve"> bao </w:t>
-      </w:r>
-      <w:proofErr w:type="spellStart"/>
-      <w:r>
-        <w:t>phủ</w:t>
-      </w:r>
-      <w:proofErr w:type="spellEnd"/>
-      <w:r>
-        <w:t xml:space="preserve"> 100% </w:t>
-      </w:r>
-      <w:proofErr w:type="spellStart"/>
-      <w:r>
-        <w:t>Câu</w:t>
-      </w:r>
-      <w:proofErr w:type="spellEnd"/>
-      <w:r>
-        <w:t xml:space="preserve"> </w:t>
-      </w:r>
-      <w:proofErr w:type="spellStart"/>
-      <w:r>
-        <w:t>lệnh</w:t>
-      </w:r>
-      <w:proofErr w:type="spellEnd"/>
-      <w:r>
-        <w:t xml:space="preserve"> - Statement coverage</w:t>
-      </w:r>
-    </w:p>
-    <w:p>
-      <w:r>
-        <w:lastRenderedPageBreak/>
-        <w:t>if ((temperature &lt; 0) or (temperature &gt; 100)) {</w:t>
-      </w:r>
-    </w:p>
-    <w:p>
-      <w:r>
-        <w:t xml:space="preserve">   alert ("DANGER");</w:t>
-      </w:r>
-    </w:p>
-    <w:p>
-      <w:r>
-        <w:t>if ((speed &gt; 100) and (load &lt;= 50)) {</w:t>
-      </w:r>
-    </w:p>
-    <w:p>
-      <w:r>
-        <w:t xml:space="preserve">   speed = 50;</w:t>
-      </w:r>
-    </w:p>
-    <w:p>
-      <w:r>
-        <w:t>} else {</w:t>
-      </w:r>
-    </w:p>
-    <w:p>
-      <w:r>
-        <w:t xml:space="preserve">  check = false;</w:t>
-      </w:r>
-    </w:p>
-    <w:p>
-      <w:r>
-        <w:t>}</w:t>
-      </w:r>
-    </w:p>
-    <w:p>
-      <w:pPr>
-        <w:pStyle w:val="Heading2"/>
-      </w:pPr>
-      <w:proofErr w:type="spellStart"/>
-      <w:r>
-        <w:t>Bài</w:t>
-      </w:r>
-      <w:proofErr w:type="spellEnd"/>
-      <w:r>
-        <w:t xml:space="preserve"> 6 (1 </w:t>
-      </w:r>
-      <w:proofErr w:type="spellStart"/>
-      <w:r>
-        <w:t>điểm</w:t>
-      </w:r>
-      <w:proofErr w:type="spellEnd"/>
-      <w:r>
-        <w:t>)</w:t>
-      </w:r>
-    </w:p>
-    <w:p>
-      <w:proofErr w:type="spellStart"/>
-      <w:r>
-        <w:t>Hàm</w:t>
-      </w:r>
-      <w:proofErr w:type="spellEnd"/>
-      <w:r>
-        <w:t xml:space="preserve"> </w:t>
-      </w:r>
-      <w:proofErr w:type="spellStart"/>
-      <w:r>
-        <w:t>trong</w:t>
-      </w:r>
-      <w:proofErr w:type="spellEnd"/>
-      <w:r>
-        <w:t xml:space="preserve"> </w:t>
-      </w:r>
-      <w:proofErr w:type="spellStart"/>
-      <w:r>
-        <w:t>bài</w:t>
-      </w:r>
-      <w:proofErr w:type="spellEnd"/>
-      <w:r>
-        <w:t xml:space="preserve"> 4 </w:t>
-      </w:r>
-      <w:proofErr w:type="spellStart"/>
-      <w:r>
-        <w:t>trên</w:t>
-      </w:r>
-      <w:proofErr w:type="spellEnd"/>
-      <w:r>
-        <w:t xml:space="preserve"> </w:t>
-      </w:r>
-      <w:proofErr w:type="spellStart"/>
-      <w:r>
-        <w:t>có</w:t>
-      </w:r>
-      <w:proofErr w:type="spellEnd"/>
-      <w:r>
-        <w:t xml:space="preserve"> </w:t>
-      </w:r>
-      <w:proofErr w:type="spellStart"/>
-      <w:r>
-        <w:t>đảm</w:t>
-      </w:r>
-      <w:proofErr w:type="spellEnd"/>
-      <w:r>
-        <w:t xml:space="preserve"> </w:t>
-      </w:r>
-      <w:proofErr w:type="spellStart"/>
-      <w:r>
-        <w:t>bảo</w:t>
-      </w:r>
-      <w:proofErr w:type="spellEnd"/>
-      <w:r>
-        <w:t xml:space="preserve"> </w:t>
-      </w:r>
-      <w:proofErr w:type="spellStart"/>
-      <w:r>
-        <w:t>tốt</w:t>
-      </w:r>
-      <w:proofErr w:type="spellEnd"/>
-      <w:r>
-        <w:t xml:space="preserve"> </w:t>
-      </w:r>
-      <w:proofErr w:type="spellStart"/>
-      <w:r>
-        <w:t>trong</w:t>
-      </w:r>
-      <w:proofErr w:type="spellEnd"/>
-      <w:r>
-        <w:t xml:space="preserve"> </w:t>
-      </w:r>
-      <w:proofErr w:type="spellStart"/>
-      <w:r>
-        <w:t>mọi</w:t>
-      </w:r>
-      <w:proofErr w:type="spellEnd"/>
-      <w:r>
-        <w:t xml:space="preserve"> </w:t>
-      </w:r>
-      <w:proofErr w:type="spellStart"/>
-      <w:r>
-        <w:t>trường</w:t>
-      </w:r>
-      <w:proofErr w:type="spellEnd"/>
-      <w:r>
-        <w:t xml:space="preserve"> hợp?</w:t>
-      </w:r>
-    </w:p>
     <w:sectPr>
       <w:headerReference w:type="default" r:id="rId8"/>
       <w:footerReference w:type="default" r:id="rId9"/>
@@ -2976,7 +5495,7 @@
 </file>
 
 <file path=word/endnotes.xml><?xml version="1.0" encoding="utf-8"?>
-<w:endnotes xmlns:wpc="http://schemas.microsoft.com/office/word/2010/wordprocessingCanvas" xmlns:cx="http://schemas.microsoft.com/office/drawing/2014/chartex" xmlns:cx1="http://schemas.microsoft.com/office/drawing/2015/9/8/chartex" xmlns:cx2="http://schemas.microsoft.com/office/drawing/2015/10/21/chartex" xmlns:cx3="http://schemas.microsoft.com/office/drawing/2016/5/9/chartex" xmlns:cx4="http://schemas.microsoft.com/office/drawing/2016/5/10/chartex" xmlns:cx5="http://schemas.microsoft.com/office/drawing/2016/5/11/chartex" xmlns:cx6="http://schemas.microsoft.com/office/drawing/2016/5/12/chartex" xmlns:cx7="http://schemas.microsoft.com/office/drawing/2016/5/13/chartex" xmlns:cx8="http://schemas.microsoft.com/office/drawing/2016/5/14/chartex" xmlns:mc="http://schemas.openxmlformats.org/markup-compatibility/2006" xmlns:aink="http://schemas.microsoft.com/office/drawing/2016/ink" xmlns:am3d="http://schemas.microsoft.com/office/drawing/2017/model3d" xmlns:o="urn:schemas-microsoft-com:office:office" xmlns:oel="http://schemas.microsoft.com/office/2019/extlst" xmlns:r="http://schemas.openxmlformats.org/officeDocument/2006/relationships" xmlns:m="http://schemas.openxmlformats.org/officeDocument/2006/math" xmlns:v="urn:schemas-microsoft-com:vml" xmlns:wp14="http://schemas.microsoft.com/office/word/2010/wordprocessingDrawing" xmlns:wp="http://schemas.openxmlformats.org/drawingml/2006/wordprocessingDrawing" xmlns:w10="urn:schemas-microsoft-com:office:word" xmlns:w="http://schemas.openxmlformats.org/wordprocessingml/2006/main" xmlns:w14="http://schemas.microsoft.com/office/word/2010/wordml" xmlns:w15="http://schemas.microsoft.com/office/word/2012/wordml" xmlns:w16cex="http://schemas.microsoft.com/office/word/2018/wordml/cex" xmlns:w16cid="http://schemas.microsoft.com/office/word/2016/wordml/cid" xmlns:w16="http://schemas.microsoft.com/office/word/2018/wordml" xmlns:w16du="http://schemas.microsoft.com/office/word/2023/wordml/word16du" xmlns:w16sdtdh="http://schemas.microsoft.com/office/word/2020/wordml/sdtdatahash" xmlns:w16se="http://schemas.microsoft.com/office/word/2015/wordml/symex" xmlns:wpg="http://schemas.microsoft.com/office/word/2010/wordprocessingGroup" xmlns:wpi="http://schemas.microsoft.com/office/word/2010/wordprocessingInk" xmlns:wne="http://schemas.microsoft.com/office/word/2006/wordml" xmlns:wps="http://schemas.microsoft.com/office/word/2010/wordprocessingShape" mc:Ignorable="w14 w15 w16se w16cid w16 w16cex w16sdtdh w16du wp14">
+<w:endnotes xmlns:wpc="http://schemas.microsoft.com/office/word/2010/wordprocessingCanvas" xmlns:cx="http://schemas.microsoft.com/office/drawing/2014/chartex" xmlns:cx1="http://schemas.microsoft.com/office/drawing/2015/9/8/chartex" xmlns:cx2="http://schemas.microsoft.com/office/drawing/2015/10/21/chartex" xmlns:cx3="http://schemas.microsoft.com/office/drawing/2016/5/9/chartex" xmlns:cx4="http://schemas.microsoft.com/office/drawing/2016/5/10/chartex" xmlns:cx5="http://schemas.microsoft.com/office/drawing/2016/5/11/chartex" xmlns:cx6="http://schemas.microsoft.com/office/drawing/2016/5/12/chartex" xmlns:cx7="http://schemas.microsoft.com/office/drawing/2016/5/13/chartex" xmlns:cx8="http://schemas.microsoft.com/office/drawing/2016/5/14/chartex" xmlns:mc="http://schemas.openxmlformats.org/markup-compatibility/2006" xmlns:aink="http://schemas.microsoft.com/office/drawing/2016/ink" xmlns:am3d="http://schemas.microsoft.com/office/drawing/2017/model3d" xmlns:o="urn:schemas-microsoft-com:office:office" xmlns:r="http://schemas.openxmlformats.org/officeDocument/2006/relationships" xmlns:m="http://schemas.openxmlformats.org/officeDocument/2006/math" xmlns:v="urn:schemas-microsoft-com:vml" xmlns:wp14="http://schemas.microsoft.com/office/word/2010/wordprocessingDrawing" xmlns:wp="http://schemas.openxmlformats.org/drawingml/2006/wordprocessingDrawing" xmlns:w10="urn:schemas-microsoft-com:office:word" xmlns:w="http://schemas.openxmlformats.org/wordprocessingml/2006/main" xmlns:w14="http://schemas.microsoft.com/office/word/2010/wordml" xmlns:w15="http://schemas.microsoft.com/office/word/2012/wordml" xmlns:w16cex="http://schemas.microsoft.com/office/word/2018/wordml/cex" xmlns:w16cid="http://schemas.microsoft.com/office/word/2016/wordml/cid" xmlns:w16="http://schemas.microsoft.com/office/word/2018/wordml" xmlns:w16sdtdh="http://schemas.microsoft.com/office/word/2020/wordml/sdtdatahash" xmlns:w16se="http://schemas.microsoft.com/office/word/2015/wordml/symex" xmlns:wpg="http://schemas.microsoft.com/office/word/2010/wordprocessingGroup" xmlns:wpi="http://schemas.microsoft.com/office/word/2010/wordprocessingInk" xmlns:wne="http://schemas.microsoft.com/office/word/2006/wordml" xmlns:wps="http://schemas.microsoft.com/office/word/2010/wordprocessingShape" mc:Ignorable="w14 w15 w16se w16cid w16 w16cex w16sdtdh wp14">
   <w:endnote w:type="separator" w:id="-1">
     <w:p>
       <w:pPr>
@@ -3001,7 +5520,7 @@
 </file>
 
 <file path=word/footer1.xml><?xml version="1.0" encoding="utf-8"?>
-<w:ftr xmlns:wpc="http://schemas.microsoft.com/office/word/2010/wordprocessingCanvas" xmlns:cx="http://schemas.microsoft.com/office/drawing/2014/chartex" xmlns:cx1="http://schemas.microsoft.com/office/drawing/2015/9/8/chartex" xmlns:cx2="http://schemas.microsoft.com/office/drawing/2015/10/21/chartex" xmlns:cx3="http://schemas.microsoft.com/office/drawing/2016/5/9/chartex" xmlns:cx4="http://schemas.microsoft.com/office/drawing/2016/5/10/chartex" xmlns:cx5="http://schemas.microsoft.com/office/drawing/2016/5/11/chartex" xmlns:cx6="http://schemas.microsoft.com/office/drawing/2016/5/12/chartex" xmlns:cx7="http://schemas.microsoft.com/office/drawing/2016/5/13/chartex" xmlns:cx8="http://schemas.microsoft.com/office/drawing/2016/5/14/chartex" xmlns:mc="http://schemas.openxmlformats.org/markup-compatibility/2006" xmlns:aink="http://schemas.microsoft.com/office/drawing/2016/ink" xmlns:am3d="http://schemas.microsoft.com/office/drawing/2017/model3d" xmlns:o="urn:schemas-microsoft-com:office:office" xmlns:oel="http://schemas.microsoft.com/office/2019/extlst" xmlns:r="http://schemas.openxmlformats.org/officeDocument/2006/relationships" xmlns:m="http://schemas.openxmlformats.org/officeDocument/2006/math" xmlns:v="urn:schemas-microsoft-com:vml" xmlns:wp14="http://schemas.microsoft.com/office/word/2010/wordprocessingDrawing" xmlns:wp="http://schemas.openxmlformats.org/drawingml/2006/wordprocessingDrawing" xmlns:w10="urn:schemas-microsoft-com:office:word" xmlns:w="http://schemas.openxmlformats.org/wordprocessingml/2006/main" xmlns:w14="http://schemas.microsoft.com/office/word/2010/wordml" xmlns:w15="http://schemas.microsoft.com/office/word/2012/wordml" xmlns:w16cex="http://schemas.microsoft.com/office/word/2018/wordml/cex" xmlns:w16cid="http://schemas.microsoft.com/office/word/2016/wordml/cid" xmlns:w16="http://schemas.microsoft.com/office/word/2018/wordml" xmlns:w16du="http://schemas.microsoft.com/office/word/2023/wordml/word16du" xmlns:w16sdtdh="http://schemas.microsoft.com/office/word/2020/wordml/sdtdatahash" xmlns:w16se="http://schemas.microsoft.com/office/word/2015/wordml/symex" xmlns:wpg="http://schemas.microsoft.com/office/word/2010/wordprocessingGroup" xmlns:wpi="http://schemas.microsoft.com/office/word/2010/wordprocessingInk" xmlns:wne="http://schemas.microsoft.com/office/word/2006/wordml" xmlns:wps="http://schemas.microsoft.com/office/word/2010/wordprocessingShape" mc:Ignorable="w14 w15 w16se w16cid w16 w16cex w16sdtdh w16du wp14">
+<w:ftr xmlns:wpc="http://schemas.microsoft.com/office/word/2010/wordprocessingCanvas" xmlns:cx="http://schemas.microsoft.com/office/drawing/2014/chartex" xmlns:cx1="http://schemas.microsoft.com/office/drawing/2015/9/8/chartex" xmlns:cx2="http://schemas.microsoft.com/office/drawing/2015/10/21/chartex" xmlns:cx3="http://schemas.microsoft.com/office/drawing/2016/5/9/chartex" xmlns:cx4="http://schemas.microsoft.com/office/drawing/2016/5/10/chartex" xmlns:cx5="http://schemas.microsoft.com/office/drawing/2016/5/11/chartex" xmlns:cx6="http://schemas.microsoft.com/office/drawing/2016/5/12/chartex" xmlns:cx7="http://schemas.microsoft.com/office/drawing/2016/5/13/chartex" xmlns:cx8="http://schemas.microsoft.com/office/drawing/2016/5/14/chartex" xmlns:mc="http://schemas.openxmlformats.org/markup-compatibility/2006" xmlns:aink="http://schemas.microsoft.com/office/drawing/2016/ink" xmlns:am3d="http://schemas.microsoft.com/office/drawing/2017/model3d" xmlns:o="urn:schemas-microsoft-com:office:office" xmlns:r="http://schemas.openxmlformats.org/officeDocument/2006/relationships" xmlns:m="http://schemas.openxmlformats.org/officeDocument/2006/math" xmlns:v="urn:schemas-microsoft-com:vml" xmlns:wp14="http://schemas.microsoft.com/office/word/2010/wordprocessingDrawing" xmlns:wp="http://schemas.openxmlformats.org/drawingml/2006/wordprocessingDrawing" xmlns:w10="urn:schemas-microsoft-com:office:word" xmlns:w="http://schemas.openxmlformats.org/wordprocessingml/2006/main" xmlns:w14="http://schemas.microsoft.com/office/word/2010/wordml" xmlns:w15="http://schemas.microsoft.com/office/word/2012/wordml" xmlns:w16cex="http://schemas.microsoft.com/office/word/2018/wordml/cex" xmlns:w16cid="http://schemas.microsoft.com/office/word/2016/wordml/cid" xmlns:w16="http://schemas.microsoft.com/office/word/2018/wordml" xmlns:w16sdtdh="http://schemas.microsoft.com/office/word/2020/wordml/sdtdatahash" xmlns:w16se="http://schemas.microsoft.com/office/word/2015/wordml/symex" xmlns:wpg="http://schemas.microsoft.com/office/word/2010/wordprocessingGroup" xmlns:wpi="http://schemas.microsoft.com/office/word/2010/wordprocessingInk" xmlns:wne="http://schemas.microsoft.com/office/word/2006/wordml" xmlns:wps="http://schemas.microsoft.com/office/word/2010/wordprocessingShape" mc:Ignorable="w14 w15 w16se w16cid w16 w16cex w16sdtdh wp14">
   <w:p>
     <w:pPr>
       <w:pBdr>
@@ -3021,31 +5540,34 @@
         <w:color w:val="000000"/>
       </w:rPr>
     </w:pPr>
-    <w:proofErr w:type="spellStart"/>
     <w:r>
       <w:rPr>
         <w:smallCaps/>
         <w:color w:val="000000"/>
       </w:rPr>
-      <w:t>Kiểm</w:t>
+      <w:t>Ki</w:t>
     </w:r>
-    <w:proofErr w:type="spellEnd"/>
     <w:r>
       <w:rPr>
         <w:smallCaps/>
         <w:color w:val="000000"/>
       </w:rPr>
-      <w:t xml:space="preserve"> </w:t>
+      <w:t>ể</w:t>
     </w:r>
-    <w:proofErr w:type="spellStart"/>
     <w:r>
       <w:rPr>
         <w:smallCaps/>
         <w:color w:val="000000"/>
       </w:rPr>
-      <w:t>thử</w:t>
+      <w:t>m th</w:t>
     </w:r>
-    <w:proofErr w:type="spellEnd"/>
+    <w:r>
+      <w:rPr>
+        <w:smallCaps/>
+        <w:color w:val="000000"/>
+      </w:rPr>
+      <w:t>ử</w:t>
+    </w:r>
     <w:r>
       <w:rPr>
         <w:smallCaps/>
@@ -3067,17 +5589,22 @@
         <w:smallCaps/>
         <w:color w:val="000000"/>
       </w:rPr>
-      <w:t xml:space="preserve"> </w:t>
+      <w:t xml:space="preserve"> b</w:t>
     </w:r>
-    <w:proofErr w:type="spellStart"/>
     <w:r>
       <w:rPr>
         <w:smallCaps/>
         <w:color w:val="000000"/>
       </w:rPr>
-      <w:t>bản</w:t>
+      <w:t>ả</w:t>
     </w:r>
-    <w:proofErr w:type="spellEnd"/>
+    <w:r>
+      <w:rPr>
+        <w:smallCaps/>
+        <w:color w:val="000000"/>
+      </w:rPr>
+      <w:t>n</w:t>
+    </w:r>
     <w:r>
       <w:rPr>
         <w:smallCaps/>
@@ -3146,7 +5673,7 @@
 </file>
 
 <file path=word/footnotes.xml><?xml version="1.0" encoding="utf-8"?>
-<w:footnotes xmlns:wpc="http://schemas.microsoft.com/office/word/2010/wordprocessingCanvas" xmlns:cx="http://schemas.microsoft.com/office/drawing/2014/chartex" xmlns:cx1="http://schemas.microsoft.com/office/drawing/2015/9/8/chartex" xmlns:cx2="http://schemas.microsoft.com/office/drawing/2015/10/21/chartex" xmlns:cx3="http://schemas.microsoft.com/office/drawing/2016/5/9/chartex" xmlns:cx4="http://schemas.microsoft.com/office/drawing/2016/5/10/chartex" xmlns:cx5="http://schemas.microsoft.com/office/drawing/2016/5/11/chartex" xmlns:cx6="http://schemas.microsoft.com/office/drawing/2016/5/12/chartex" xmlns:cx7="http://schemas.microsoft.com/office/drawing/2016/5/13/chartex" xmlns:cx8="http://schemas.microsoft.com/office/drawing/2016/5/14/chartex" xmlns:mc="http://schemas.openxmlformats.org/markup-compatibility/2006" xmlns:aink="http://schemas.microsoft.com/office/drawing/2016/ink" xmlns:am3d="http://schemas.microsoft.com/office/drawing/2017/model3d" xmlns:o="urn:schemas-microsoft-com:office:office" xmlns:oel="http://schemas.microsoft.com/office/2019/extlst" xmlns:r="http://schemas.openxmlformats.org/officeDocument/2006/relationships" xmlns:m="http://schemas.openxmlformats.org/officeDocument/2006/math" xmlns:v="urn:schemas-microsoft-com:vml" xmlns:wp14="http://schemas.microsoft.com/office/word/2010/wordprocessingDrawing" xmlns:wp="http://schemas.openxmlformats.org/drawingml/2006/wordprocessingDrawing" xmlns:w10="urn:schemas-microsoft-com:office:word" xmlns:w="http://schemas.openxmlformats.org/wordprocessingml/2006/main" xmlns:w14="http://schemas.microsoft.com/office/word/2010/wordml" xmlns:w15="http://schemas.microsoft.com/office/word/2012/wordml" xmlns:w16cex="http://schemas.microsoft.com/office/word/2018/wordml/cex" xmlns:w16cid="http://schemas.microsoft.com/office/word/2016/wordml/cid" xmlns:w16="http://schemas.microsoft.com/office/word/2018/wordml" xmlns:w16du="http://schemas.microsoft.com/office/word/2023/wordml/word16du" xmlns:w16sdtdh="http://schemas.microsoft.com/office/word/2020/wordml/sdtdatahash" xmlns:w16se="http://schemas.microsoft.com/office/word/2015/wordml/symex" xmlns:wpg="http://schemas.microsoft.com/office/word/2010/wordprocessingGroup" xmlns:wpi="http://schemas.microsoft.com/office/word/2010/wordprocessingInk" xmlns:wne="http://schemas.microsoft.com/office/word/2006/wordml" xmlns:wps="http://schemas.microsoft.com/office/word/2010/wordprocessingShape" mc:Ignorable="w14 w15 w16se w16cid w16 w16cex w16sdtdh w16du wp14">
+<w:footnotes xmlns:wpc="http://schemas.microsoft.com/office/word/2010/wordprocessingCanvas" xmlns:cx="http://schemas.microsoft.com/office/drawing/2014/chartex" xmlns:cx1="http://schemas.microsoft.com/office/drawing/2015/9/8/chartex" xmlns:cx2="http://schemas.microsoft.com/office/drawing/2015/10/21/chartex" xmlns:cx3="http://schemas.microsoft.com/office/drawing/2016/5/9/chartex" xmlns:cx4="http://schemas.microsoft.com/office/drawing/2016/5/10/chartex" xmlns:cx5="http://schemas.microsoft.com/office/drawing/2016/5/11/chartex" xmlns:cx6="http://schemas.microsoft.com/office/drawing/2016/5/12/chartex" xmlns:cx7="http://schemas.microsoft.com/office/drawing/2016/5/13/chartex" xmlns:cx8="http://schemas.microsoft.com/office/drawing/2016/5/14/chartex" xmlns:mc="http://schemas.openxmlformats.org/markup-compatibility/2006" xmlns:aink="http://schemas.microsoft.com/office/drawing/2016/ink" xmlns:am3d="http://schemas.microsoft.com/office/drawing/2017/model3d" xmlns:o="urn:schemas-microsoft-com:office:office" xmlns:r="http://schemas.openxmlformats.org/officeDocument/2006/relationships" xmlns:m="http://schemas.openxmlformats.org/officeDocument/2006/math" xmlns:v="urn:schemas-microsoft-com:vml" xmlns:wp14="http://schemas.microsoft.com/office/word/2010/wordprocessingDrawing" xmlns:wp="http://schemas.openxmlformats.org/drawingml/2006/wordprocessingDrawing" xmlns:w10="urn:schemas-microsoft-com:office:word" xmlns:w="http://schemas.openxmlformats.org/wordprocessingml/2006/main" xmlns:w14="http://schemas.microsoft.com/office/word/2010/wordml" xmlns:w15="http://schemas.microsoft.com/office/word/2012/wordml" xmlns:w16cex="http://schemas.microsoft.com/office/word/2018/wordml/cex" xmlns:w16cid="http://schemas.microsoft.com/office/word/2016/wordml/cid" xmlns:w16="http://schemas.microsoft.com/office/word/2018/wordml" xmlns:w16sdtdh="http://schemas.microsoft.com/office/word/2020/wordml/sdtdatahash" xmlns:w16se="http://schemas.microsoft.com/office/word/2015/wordml/symex" xmlns:wpg="http://schemas.microsoft.com/office/word/2010/wordprocessingGroup" xmlns:wpi="http://schemas.microsoft.com/office/word/2010/wordprocessingInk" xmlns:wne="http://schemas.microsoft.com/office/word/2006/wordml" xmlns:wps="http://schemas.microsoft.com/office/word/2010/wordprocessingShape" mc:Ignorable="w14 w15 w16se w16cid w16 w16cex w16sdtdh wp14">
   <w:footnote w:type="separator" w:id="-1">
     <w:p>
       <w:pPr>
@@ -3171,7 +5698,7 @@
 </file>
 
 <file path=word/header1.xml><?xml version="1.0" encoding="utf-8"?>
-<w:hdr xmlns:wpc="http://schemas.microsoft.com/office/word/2010/wordprocessingCanvas" xmlns:cx="http://schemas.microsoft.com/office/drawing/2014/chartex" xmlns:cx1="http://schemas.microsoft.com/office/drawing/2015/9/8/chartex" xmlns:cx2="http://schemas.microsoft.com/office/drawing/2015/10/21/chartex" xmlns:cx3="http://schemas.microsoft.com/office/drawing/2016/5/9/chartex" xmlns:cx4="http://schemas.microsoft.com/office/drawing/2016/5/10/chartex" xmlns:cx5="http://schemas.microsoft.com/office/drawing/2016/5/11/chartex" xmlns:cx6="http://schemas.microsoft.com/office/drawing/2016/5/12/chartex" xmlns:cx7="http://schemas.microsoft.com/office/drawing/2016/5/13/chartex" xmlns:cx8="http://schemas.microsoft.com/office/drawing/2016/5/14/chartex" xmlns:mc="http://schemas.openxmlformats.org/markup-compatibility/2006" xmlns:aink="http://schemas.microsoft.com/office/drawing/2016/ink" xmlns:am3d="http://schemas.microsoft.com/office/drawing/2017/model3d" xmlns:o="urn:schemas-microsoft-com:office:office" xmlns:oel="http://schemas.microsoft.com/office/2019/extlst" xmlns:r="http://schemas.openxmlformats.org/officeDocument/2006/relationships" xmlns:m="http://schemas.openxmlformats.org/officeDocument/2006/math" xmlns:v="urn:schemas-microsoft-com:vml" xmlns:wp14="http://schemas.microsoft.com/office/word/2010/wordprocessingDrawing" xmlns:wp="http://schemas.openxmlformats.org/drawingml/2006/wordprocessingDrawing" xmlns:w10="urn:schemas-microsoft-com:office:word" xmlns:w="http://schemas.openxmlformats.org/wordprocessingml/2006/main" xmlns:w14="http://schemas.microsoft.com/office/word/2010/wordml" xmlns:w15="http://schemas.microsoft.com/office/word/2012/wordml" xmlns:w16cex="http://schemas.microsoft.com/office/word/2018/wordml/cex" xmlns:w16cid="http://schemas.microsoft.com/office/word/2016/wordml/cid" xmlns:w16="http://schemas.microsoft.com/office/word/2018/wordml" xmlns:w16du="http://schemas.microsoft.com/office/word/2023/wordml/word16du" xmlns:w16sdtdh="http://schemas.microsoft.com/office/word/2020/wordml/sdtdatahash" xmlns:w16se="http://schemas.microsoft.com/office/word/2015/wordml/symex" xmlns:wpg="http://schemas.microsoft.com/office/word/2010/wordprocessingGroup" xmlns:wpi="http://schemas.microsoft.com/office/word/2010/wordprocessingInk" xmlns:wne="http://schemas.microsoft.com/office/word/2006/wordml" xmlns:wps="http://schemas.microsoft.com/office/word/2010/wordprocessingShape" mc:Ignorable="w14 w15 w16se w16cid w16 w16cex w16sdtdh w16du wp14">
+<w:hdr xmlns:wpc="http://schemas.microsoft.com/office/word/2010/wordprocessingCanvas" xmlns:cx="http://schemas.microsoft.com/office/drawing/2014/chartex" xmlns:cx1="http://schemas.microsoft.com/office/drawing/2015/9/8/chartex" xmlns:cx2="http://schemas.microsoft.com/office/drawing/2015/10/21/chartex" xmlns:cx3="http://schemas.microsoft.com/office/drawing/2016/5/9/chartex" xmlns:cx4="http://schemas.microsoft.com/office/drawing/2016/5/10/chartex" xmlns:cx5="http://schemas.microsoft.com/office/drawing/2016/5/11/chartex" xmlns:cx6="http://schemas.microsoft.com/office/drawing/2016/5/12/chartex" xmlns:cx7="http://schemas.microsoft.com/office/drawing/2016/5/13/chartex" xmlns:cx8="http://schemas.microsoft.com/office/drawing/2016/5/14/chartex" xmlns:mc="http://schemas.openxmlformats.org/markup-compatibility/2006" xmlns:aink="http://schemas.microsoft.com/office/drawing/2016/ink" xmlns:am3d="http://schemas.microsoft.com/office/drawing/2017/model3d" xmlns:o="urn:schemas-microsoft-com:office:office" xmlns:r="http://schemas.openxmlformats.org/officeDocument/2006/relationships" xmlns:m="http://schemas.openxmlformats.org/officeDocument/2006/math" xmlns:v="urn:schemas-microsoft-com:vml" xmlns:wp14="http://schemas.microsoft.com/office/word/2010/wordprocessingDrawing" xmlns:wp="http://schemas.openxmlformats.org/drawingml/2006/wordprocessingDrawing" xmlns:w10="urn:schemas-microsoft-com:office:word" xmlns:w="http://schemas.openxmlformats.org/wordprocessingml/2006/main" xmlns:w14="http://schemas.microsoft.com/office/word/2010/wordml" xmlns:w15="http://schemas.microsoft.com/office/word/2012/wordml" xmlns:w16cex="http://schemas.microsoft.com/office/word/2018/wordml/cex" xmlns:w16cid="http://schemas.microsoft.com/office/word/2016/wordml/cid" xmlns:w16="http://schemas.microsoft.com/office/word/2018/wordml" xmlns:w16sdtdh="http://schemas.microsoft.com/office/word/2020/wordml/sdtdatahash" xmlns:w16se="http://schemas.microsoft.com/office/word/2015/wordml/symex" xmlns:wpg="http://schemas.microsoft.com/office/word/2010/wordprocessingGroup" xmlns:wpi="http://schemas.microsoft.com/office/word/2010/wordprocessingInk" xmlns:wne="http://schemas.microsoft.com/office/word/2006/wordml" xmlns:wps="http://schemas.microsoft.com/office/word/2010/wordprocessingShape" mc:Ignorable="w14 w15 w16se w16cid w16 w16cex w16sdtdh wp14">
   <w:p>
     <w:pPr>
       <w:pBdr>
@@ -3283,7 +5810,16 @@
         <w:sz w:val="32"/>
         <w:szCs w:val="32"/>
       </w:rPr>
-      <w:t>kỹ</w:t>
+      <w:t>k</w:t>
+    </w:r>
+    <w:r>
+      <w:rPr>
+        <w:rFonts w:ascii="Cambria" w:eastAsia="Cambria" w:hAnsi="Cambria" w:cs="Cambria"/>
+        <w:smallCaps/>
+        <w:sz w:val="32"/>
+        <w:szCs w:val="32"/>
+      </w:rPr>
+      <w:t>ỹ</w:t>
     </w:r>
     <w:proofErr w:type="spellEnd"/>
     <w:r>
@@ -3303,7 +5839,25 @@
         <w:sz w:val="32"/>
         <w:szCs w:val="32"/>
       </w:rPr>
-      <w:t>thuật</w:t>
+      <w:t>thu</w:t>
+    </w:r>
+    <w:r>
+      <w:rPr>
+        <w:rFonts w:ascii="Cambria" w:eastAsia="Cambria" w:hAnsi="Cambria" w:cs="Cambria"/>
+        <w:smallCaps/>
+        <w:sz w:val="32"/>
+        <w:szCs w:val="32"/>
+      </w:rPr>
+      <w:t>ậ</w:t>
+    </w:r>
+    <w:r>
+      <w:rPr>
+        <w:rFonts w:ascii="Cambria" w:eastAsia="Cambria" w:hAnsi="Cambria" w:cs="Cambria"/>
+        <w:smallCaps/>
+        <w:sz w:val="32"/>
+        <w:szCs w:val="32"/>
+      </w:rPr>
+      <w:t>t</w:t>
     </w:r>
     <w:proofErr w:type="spellEnd"/>
     <w:r>
@@ -3313,9 +5867,8 @@
         <w:sz w:val="32"/>
         <w:szCs w:val="32"/>
       </w:rPr>
-      <w:t xml:space="preserve"> </w:t>
+      <w:t xml:space="preserve"> ki</w:t>
     </w:r>
-    <w:proofErr w:type="spellStart"/>
     <w:r>
       <w:rPr>
         <w:rFonts w:ascii="Cambria" w:eastAsia="Cambria" w:hAnsi="Cambria" w:cs="Cambria"/>
@@ -3323,9 +5876,8 @@
         <w:sz w:val="32"/>
         <w:szCs w:val="32"/>
       </w:rPr>
-      <w:t>kiểm</w:t>
+      <w:t>ể</w:t>
     </w:r>
-    <w:proofErr w:type="spellEnd"/>
     <w:r>
       <w:rPr>
         <w:rFonts w:ascii="Cambria" w:eastAsia="Cambria" w:hAnsi="Cambria" w:cs="Cambria"/>
@@ -3333,9 +5885,8 @@
         <w:sz w:val="32"/>
         <w:szCs w:val="32"/>
       </w:rPr>
-      <w:t xml:space="preserve"> </w:t>
+      <w:t>m th</w:t>
     </w:r>
-    <w:proofErr w:type="spellStart"/>
     <w:r>
       <w:rPr>
         <w:rFonts w:ascii="Cambria" w:eastAsia="Cambria" w:hAnsi="Cambria" w:cs="Cambria"/>
@@ -3343,16 +5894,33 @@
         <w:sz w:val="32"/>
         <w:szCs w:val="32"/>
       </w:rPr>
-      <w:t>thử</w:t>
+      <w:t>ử</w:t>
     </w:r>
-    <w:proofErr w:type="spellEnd"/>
   </w:p>
 </w:hdr>
 </file>
 
 <file path=word/numbering.xml><?xml version="1.0" encoding="utf-8"?>
-<w:numbering xmlns:wpc="http://schemas.microsoft.com/office/word/2010/wordprocessingCanvas" xmlns:cx="http://schemas.microsoft.com/office/drawing/2014/chartex" xmlns:cx1="http://schemas.microsoft.com/office/drawing/2015/9/8/chartex" xmlns:cx2="http://schemas.microsoft.com/office/drawing/2015/10/21/chartex" xmlns:cx3="http://schemas.microsoft.com/office/drawing/2016/5/9/chartex" xmlns:cx4="http://schemas.microsoft.com/office/drawing/2016/5/10/chartex" xmlns:cx5="http://schemas.microsoft.com/office/drawing/2016/5/11/chartex" xmlns:cx6="http://schemas.microsoft.com/office/drawing/2016/5/12/chartex" xmlns:cx7="http://schemas.microsoft.com/office/drawing/2016/5/13/chartex" xmlns:cx8="http://schemas.microsoft.com/office/drawing/2016/5/14/chartex" xmlns:mc="http://schemas.openxmlformats.org/markup-compatibility/2006" xmlns:aink="http://schemas.microsoft.com/office/drawing/2016/ink" xmlns:am3d="http://schemas.microsoft.com/office/drawing/2017/model3d" xmlns:o="urn:schemas-microsoft-com:office:office" xmlns:oel="http://schemas.microsoft.com/office/2019/extlst" xmlns:r="http://schemas.openxmlformats.org/officeDocument/2006/relationships" xmlns:m="http://schemas.openxmlformats.org/officeDocument/2006/math" xmlns:v="urn:schemas-microsoft-com:vml" xmlns:wp14="http://schemas.microsoft.com/office/word/2010/wordprocessingDrawing" xmlns:wp="http://schemas.openxmlformats.org/drawingml/2006/wordprocessingDrawing" xmlns:w10="urn:schemas-microsoft-com:office:word" xmlns:w="http://schemas.openxmlformats.org/wordprocessingml/2006/main" xmlns:w14="http://schemas.microsoft.com/office/word/2010/wordml" xmlns:w15="http://schemas.microsoft.com/office/word/2012/wordml" xmlns:w16cex="http://schemas.microsoft.com/office/word/2018/wordml/cex" xmlns:w16cid="http://schemas.microsoft.com/office/word/2016/wordml/cid" xmlns:w16="http://schemas.microsoft.com/office/word/2018/wordml" xmlns:w16du="http://schemas.microsoft.com/office/word/2023/wordml/word16du" xmlns:w16sdtdh="http://schemas.microsoft.com/office/word/2020/wordml/sdtdatahash" xmlns:w16se="http://schemas.microsoft.com/office/word/2015/wordml/symex" xmlns:wpg="http://schemas.microsoft.com/office/word/2010/wordprocessingGroup" xmlns:wpi="http://schemas.microsoft.com/office/word/2010/wordprocessingInk" xmlns:wne="http://schemas.microsoft.com/office/word/2006/wordml" xmlns:wps="http://schemas.microsoft.com/office/word/2010/wordprocessingShape" mc:Ignorable="w14 w15 w16se w16cid w16 w16cex w16sdtdh w16du wp14">
+<w:numbering xmlns:wpc="http://schemas.microsoft.com/office/word/2010/wordprocessingCanvas" xmlns:cx="http://schemas.microsoft.com/office/drawing/2014/chartex" xmlns:cx1="http://schemas.microsoft.com/office/drawing/2015/9/8/chartex" xmlns:cx2="http://schemas.microsoft.com/office/drawing/2015/10/21/chartex" xmlns:cx3="http://schemas.microsoft.com/office/drawing/2016/5/9/chartex" xmlns:cx4="http://schemas.microsoft.com/office/drawing/2016/5/10/chartex" xmlns:cx5="http://schemas.microsoft.com/office/drawing/2016/5/11/chartex" xmlns:cx6="http://schemas.microsoft.com/office/drawing/2016/5/12/chartex" xmlns:cx7="http://schemas.microsoft.com/office/drawing/2016/5/13/chartex" xmlns:cx8="http://schemas.microsoft.com/office/drawing/2016/5/14/chartex" xmlns:mc="http://schemas.openxmlformats.org/markup-compatibility/2006" xmlns:aink="http://schemas.microsoft.com/office/drawing/2016/ink" xmlns:am3d="http://schemas.microsoft.com/office/drawing/2017/model3d" xmlns:o="urn:schemas-microsoft-com:office:office" xmlns:r="http://schemas.openxmlformats.org/officeDocument/2006/relationships" xmlns:m="http://schemas.openxmlformats.org/officeDocument/2006/math" xmlns:v="urn:schemas-microsoft-com:vml" xmlns:wp14="http://schemas.microsoft.com/office/word/2010/wordprocessingDrawing" xmlns:wp="http://schemas.openxmlformats.org/drawingml/2006/wordprocessingDrawing" xmlns:w10="urn:schemas-microsoft-com:office:word" xmlns:w="http://schemas.openxmlformats.org/wordprocessingml/2006/main" xmlns:w14="http://schemas.microsoft.com/office/word/2010/wordml" xmlns:w15="http://schemas.microsoft.com/office/word/2012/wordml" xmlns:w16cex="http://schemas.microsoft.com/office/word/2018/wordml/cex" xmlns:w16cid="http://schemas.microsoft.com/office/word/2016/wordml/cid" xmlns:w16="http://schemas.microsoft.com/office/word/2018/wordml" xmlns:w16sdtdh="http://schemas.microsoft.com/office/word/2020/wordml/sdtdatahash" xmlns:w16se="http://schemas.microsoft.com/office/word/2015/wordml/symex" xmlns:wpg="http://schemas.microsoft.com/office/word/2010/wordprocessingGroup" xmlns:wpi="http://schemas.microsoft.com/office/word/2010/wordprocessingInk" xmlns:wne="http://schemas.microsoft.com/office/word/2006/wordml" xmlns:wps="http://schemas.microsoft.com/office/word/2010/wordprocessingShape" mc:Ignorable="w14 w15 w16se w16cid w16 w16cex w16sdtdh wp14">
   <w:abstractNum w:abstractNumId="0" w15:restartNumberingAfterBreak="0">
+    <w:nsid w:val="FFFFFF88"/>
+    <w:multiLevelType w:val="singleLevel"/>
+    <w:tmpl w:val="8BA26822"/>
+    <w:lvl w:ilvl="0">
+      <w:start w:val="1"/>
+      <w:numFmt w:val="decimal"/>
+      <w:pStyle w:val="ListNumber"/>
+      <w:lvlText w:val="%1."/>
+      <w:lvlJc w:val="left"/>
+      <w:pPr>
+        <w:tabs>
+          <w:tab w:val="num" w:pos="360"/>
+        </w:tabs>
+        <w:ind w:left="360" w:hanging="360"/>
+      </w:pPr>
+    </w:lvl>
+  </w:abstractNum>
+  <w:abstractNum w:abstractNumId="1" w15:restartNumberingAfterBreak="0">
     <w:nsid w:val="01997F38"/>
     <w:multiLevelType w:val="multilevel"/>
     <w:tmpl w:val="AD36995C"/>
@@ -3465,7 +6033,7 @@
       </w:rPr>
     </w:lvl>
   </w:abstractNum>
-  <w:abstractNum w:abstractNumId="1" w15:restartNumberingAfterBreak="0">
+  <w:abstractNum w:abstractNumId="2" w15:restartNumberingAfterBreak="0">
     <w:nsid w:val="0D261734"/>
     <w:multiLevelType w:val="multilevel"/>
     <w:tmpl w:val="C164C57C"/>
@@ -3578,7 +6146,7 @@
       </w:rPr>
     </w:lvl>
   </w:abstractNum>
-  <w:abstractNum w:abstractNumId="2" w15:restartNumberingAfterBreak="0">
+  <w:abstractNum w:abstractNumId="3" w15:restartNumberingAfterBreak="0">
     <w:nsid w:val="24AC22E1"/>
     <w:multiLevelType w:val="multilevel"/>
     <w:tmpl w:val="8DC2C1A8"/>
@@ -3691,7 +6259,7 @@
       </w:rPr>
     </w:lvl>
   </w:abstractNum>
-  <w:abstractNum w:abstractNumId="3" w15:restartNumberingAfterBreak="0">
+  <w:abstractNum w:abstractNumId="4" w15:restartNumberingAfterBreak="0">
     <w:nsid w:val="75964308"/>
     <w:multiLevelType w:val="multilevel"/>
     <w:tmpl w:val="AF700274"/>
@@ -3804,23 +6372,26 @@
       </w:rPr>
     </w:lvl>
   </w:abstractNum>
-  <w:num w:numId="1" w16cid:durableId="1061488014">
+  <w:num w:numId="1">
+    <w:abstractNumId w:val="4"/>
+  </w:num>
+  <w:num w:numId="2">
+    <w:abstractNumId w:val="1"/>
+  </w:num>
+  <w:num w:numId="3">
+    <w:abstractNumId w:val="2"/>
+  </w:num>
+  <w:num w:numId="4">
     <w:abstractNumId w:val="3"/>
   </w:num>
-  <w:num w:numId="2" w16cid:durableId="738865683">
+  <w:num w:numId="5">
     <w:abstractNumId w:val="0"/>
-  </w:num>
-  <w:num w:numId="3" w16cid:durableId="589580772">
-    <w:abstractNumId w:val="1"/>
-  </w:num>
-  <w:num w:numId="4" w16cid:durableId="10452645">
-    <w:abstractNumId w:val="2"/>
   </w:num>
 </w:numbering>
 </file>
 
 <file path=word/styles.xml><?xml version="1.0" encoding="utf-8"?>
-<w:styles xmlns:mc="http://schemas.openxmlformats.org/markup-compatibility/2006" xmlns:r="http://schemas.openxmlformats.org/officeDocument/2006/relationships" xmlns:w="http://schemas.openxmlformats.org/wordprocessingml/2006/main" xmlns:w14="http://schemas.microsoft.com/office/word/2010/wordml" xmlns:w15="http://schemas.microsoft.com/office/word/2012/wordml" xmlns:w16cex="http://schemas.microsoft.com/office/word/2018/wordml/cex" xmlns:w16cid="http://schemas.microsoft.com/office/word/2016/wordml/cid" xmlns:w16="http://schemas.microsoft.com/office/word/2018/wordml" xmlns:w16du="http://schemas.microsoft.com/office/word/2023/wordml/word16du" xmlns:w16sdtdh="http://schemas.microsoft.com/office/word/2020/wordml/sdtdatahash" xmlns:w16se="http://schemas.microsoft.com/office/word/2015/wordml/symex" mc:Ignorable="w14 w15 w16se w16cid w16 w16cex w16sdtdh w16du">
+<w:styles xmlns:mc="http://schemas.openxmlformats.org/markup-compatibility/2006" xmlns:r="http://schemas.openxmlformats.org/officeDocument/2006/relationships" xmlns:w="http://schemas.openxmlformats.org/wordprocessingml/2006/main" xmlns:w14="http://schemas.microsoft.com/office/word/2010/wordml" xmlns:w15="http://schemas.microsoft.com/office/word/2012/wordml" xmlns:w16cex="http://schemas.microsoft.com/office/word/2018/wordml/cex" xmlns:w16cid="http://schemas.microsoft.com/office/word/2016/wordml/cid" xmlns:w16="http://schemas.microsoft.com/office/word/2018/wordml" xmlns:w16sdtdh="http://schemas.microsoft.com/office/word/2020/wordml/sdtdatahash" xmlns:w16se="http://schemas.microsoft.com/office/word/2015/wordml/symex" mc:Ignorable="w14 w15 w16se w16cid w16 w16cex w16sdtdh">
   <w:docDefaults>
     <w:rPrDefault>
       <w:rPr>
@@ -4570,6 +7141,25 @@
       <w:szCs w:val="48"/>
     </w:rPr>
   </w:style>
+  <w:style w:type="paragraph" w:styleId="ListNumber">
+    <w:name w:val="List Number"/>
+    <w:basedOn w:val="Normal"/>
+    <w:uiPriority w:val="99"/>
+    <w:unhideWhenUsed/>
+    <w:rsid w:val="00F20304"/>
+    <w:pPr>
+      <w:numPr>
+        <w:numId w:val="5"/>
+      </w:numPr>
+      <w:contextualSpacing/>
+      <w:jc w:val="left"/>
+    </w:pPr>
+    <w:rPr>
+      <w:rFonts w:asciiTheme="minorHAnsi" w:eastAsiaTheme="minorEastAsia" w:hAnsiTheme="minorHAnsi" w:cstheme="minorBidi"/>
+      <w:sz w:val="22"/>
+      <w:szCs w:val="22"/>
+    </w:rPr>
+  </w:style>
 </w:styles>
 </file>
 
